--- a/backend-templates/MultiCombinations.docx
+++ b/backend-templates/MultiCombinations.docx
@@ -1626,7 +1626,21 @@
                 <w:sz w:val="19"/>
                 <w:highlight w:val="lightGray"/>
               </w:rPr>
-              <w:t>ser $399</w:t>
+              <w:t xml:space="preserve">ser </w:t>
+            </w:r>
+            <w:r>
+              <w:rPr>
+                <w:sz w:val="19"/>
+                <w:highlight w:val="lightGray"/>
+              </w:rPr>
+              <w:t>$</w:t>
+            </w:r>
+            <w:r>
+              <w:rPr>
+                <w:sz w:val="19"/>
+                <w:highlight w:val="lightGray"/>
+              </w:rPr>
+              <w:t>3.99 </w:t>
             </w:r>
           </w:p>
         </w:tc>
@@ -3211,15 +3225,7 @@
         <w:ind w:left="-5"/>
       </w:pPr>
       <w:r>
-        <w:t xml:space="preserve">Subject to earlier termination as provided below, this Agreement is for the Initial Service Term as specified in the Order Form, and shall be automatically renewed for additional periods of the same duration as the Initial Service Term (collectively, the “Term”), unless </w:t>
-      </w:r>
-      <w:proofErr w:type="gramStart"/>
-      <w:r>
-        <w:t>either party</w:t>
-      </w:r>
-      <w:proofErr w:type="gramEnd"/>
-      <w:r>
-        <w:t xml:space="preserve"> requests termination at least thirty (30) days prior to the end of the then-current term.</w:t>
+        <w:t>Subject to earlier termination as provided below, this Agreement is for the Initial Service Term as specified in the Order Form, and shall be automatically renewed for additional periods of the same duration as the Initial Service Term (collectively, the “Term”), unless either party requests termination at least thirty (30) days prior to the end of the then-current term.</w:t>
       </w:r>
     </w:p>
     <w:p>

--- a/backend-templates/MultiCombinations.docx
+++ b/backend-templates/MultiCombinations.docx
@@ -223,7 +223,7 @@
     <w:tbl>
       <w:tblPr>
         <w:tblStyle w:val="TableGrid"/>
-        <w:tblW w:w="10732" w:type="dxa"/>
+        <w:tblW w:w="10774" w:type="dxa"/>
         <w:jc w:val="center"/>
         <w:tblInd w:w="0" w:type="dxa"/>
         <w:tblCellMar>
@@ -234,10 +234,9 @@
         <w:tblLook w:val="04A0" w:firstRow="1" w:lastRow="0" w:firstColumn="1" w:lastColumn="0" w:noHBand="0" w:noVBand="1"/>
       </w:tblPr>
       <w:tblGrid>
-        <w:gridCol w:w="2260"/>
-        <w:gridCol w:w="3686"/>
-        <w:gridCol w:w="2557"/>
-        <w:gridCol w:w="2229"/>
+        <w:gridCol w:w="3261"/>
+        <w:gridCol w:w="4102"/>
+        <w:gridCol w:w="3411"/>
       </w:tblGrid>
       <w:tr>
         <w:trPr>
@@ -246,7 +245,7 @@
         </w:trPr>
         <w:tc>
           <w:tcPr>
-            <w:tcW w:w="2260" w:type="dxa"/>
+            <w:tcW w:w="3261" w:type="dxa"/>
             <w:tcBorders>
               <w:top w:val="single" w:sz="6" w:space="0" w:color="666666"/>
               <w:left w:val="single" w:sz="6" w:space="0" w:color="666666"/>
@@ -272,7 +271,7 @@
         </w:tc>
         <w:tc>
           <w:tcPr>
-            <w:tcW w:w="3686" w:type="dxa"/>
+            <w:tcW w:w="4102" w:type="dxa"/>
             <w:tcBorders>
               <w:top w:val="single" w:sz="6" w:space="0" w:color="666666"/>
               <w:left w:val="single" w:sz="6" w:space="0" w:color="666666"/>
@@ -298,7 +297,7 @@
         </w:tc>
         <w:tc>
           <w:tcPr>
-            <w:tcW w:w="2557" w:type="dxa"/>
+            <w:tcW w:w="3411" w:type="dxa"/>
             <w:tcBorders>
               <w:top w:val="single" w:sz="6" w:space="0" w:color="666666"/>
               <w:left w:val="single" w:sz="6" w:space="0" w:color="666666"/>
@@ -331,66 +330,6 @@
             </w:r>
           </w:p>
         </w:tc>
-        <w:tc>
-          <w:tcPr>
-            <w:tcW w:w="2229" w:type="dxa"/>
-            <w:tcBorders>
-              <w:top w:val="single" w:sz="6" w:space="0" w:color="666666"/>
-              <w:left w:val="single" w:sz="6" w:space="0" w:color="666666"/>
-              <w:bottom w:val="single" w:sz="6" w:space="0" w:color="666666"/>
-              <w:right w:val="single" w:sz="6" w:space="0" w:color="666666"/>
-            </w:tcBorders>
-            <w:shd w:val="clear" w:color="auto" w:fill="A6A6A6"/>
-          </w:tcPr>
-          <w:p>
-            <w:pPr>
-              <w:spacing w:after="0" w:line="259" w:lineRule="auto"/>
-              <w:ind w:left="66" w:firstLine="0"/>
-              <w:jc w:val="center"/>
-              <w:rPr>
-                <w:b/>
-                <w:sz w:val="21"/>
-              </w:rPr>
-            </w:pPr>
-            <w:r>
-              <w:rPr>
-                <w:b/>
-                <w:sz w:val="21"/>
-              </w:rPr>
-              <w:t>Bundled</w:t>
-            </w:r>
-            <w:r>
-              <w:rPr>
-                <w:b/>
-                <w:sz w:val="21"/>
-              </w:rPr>
-              <w:t xml:space="preserve"> </w:t>
-            </w:r>
-            <w:r>
-              <w:rPr>
-                <w:b/>
-                <w:sz w:val="21"/>
-              </w:rPr>
-              <w:t xml:space="preserve">         </w:t>
-            </w:r>
-            <w:proofErr w:type="gramStart"/>
-            <w:r>
-              <w:rPr>
-                <w:b/>
-                <w:sz w:val="21"/>
-              </w:rPr>
-              <w:t>Pricing(</w:t>
-            </w:r>
-            <w:proofErr w:type="gramEnd"/>
-            <w:r>
-              <w:rPr>
-                <w:b/>
-                <w:sz w:val="21"/>
-              </w:rPr>
-              <w:t>10%)</w:t>
-            </w:r>
-          </w:p>
-        </w:tc>
       </w:tr>
       <w:tr>
         <w:trPr>
@@ -399,7 +338,7 @@
         </w:trPr>
         <w:tc>
           <w:tcPr>
-            <w:tcW w:w="2260" w:type="dxa"/>
+            <w:tcW w:w="3261" w:type="dxa"/>
             <w:tcBorders>
               <w:top w:val="single" w:sz="6" w:space="0" w:color="666666"/>
               <w:left w:val="single" w:sz="6" w:space="0" w:color="666666"/>
@@ -428,7 +367,7 @@
         </w:tc>
         <w:tc>
           <w:tcPr>
-            <w:tcW w:w="3686" w:type="dxa"/>
+            <w:tcW w:w="4102" w:type="dxa"/>
             <w:tcBorders>
               <w:top w:val="single" w:sz="6" w:space="0" w:color="666666"/>
               <w:left w:val="single" w:sz="6" w:space="0" w:color="666666"/>
@@ -447,7 +386,7 @@
         </w:tc>
         <w:tc>
           <w:tcPr>
-            <w:tcW w:w="2557" w:type="dxa"/>
+            <w:tcW w:w="3411" w:type="dxa"/>
             <w:tcBorders>
               <w:top w:val="single" w:sz="6" w:space="0" w:color="666666"/>
               <w:left w:val="single" w:sz="6" w:space="0" w:color="666666"/>
@@ -467,29 +406,6 @@
             </w:pPr>
           </w:p>
         </w:tc>
-        <w:tc>
-          <w:tcPr>
-            <w:tcW w:w="2229" w:type="dxa"/>
-            <w:tcBorders>
-              <w:top w:val="single" w:sz="6" w:space="0" w:color="666666"/>
-              <w:left w:val="single" w:sz="6" w:space="0" w:color="666666"/>
-              <w:bottom w:val="single" w:sz="6" w:space="0" w:color="666666"/>
-              <w:right w:val="single" w:sz="6" w:space="0" w:color="666666"/>
-            </w:tcBorders>
-            <w:shd w:val="clear" w:color="auto" w:fill="D1D1D1" w:themeFill="background2" w:themeFillShade="E6"/>
-          </w:tcPr>
-          <w:p>
-            <w:pPr>
-              <w:spacing w:after="0" w:line="259" w:lineRule="auto"/>
-              <w:ind w:left="0" w:right="50" w:firstLine="0"/>
-              <w:jc w:val="center"/>
-              <w:rPr>
-                <w:sz w:val="20"/>
-                <w:szCs w:val="20"/>
-              </w:rPr>
-            </w:pPr>
-          </w:p>
-        </w:tc>
       </w:tr>
       <w:tr>
         <w:trPr>
@@ -498,7 +414,7 @@
         </w:trPr>
         <w:tc>
           <w:tcPr>
-            <w:tcW w:w="2260" w:type="dxa"/>
+            <w:tcW w:w="3261" w:type="dxa"/>
             <w:tcBorders>
               <w:top w:val="single" w:sz="6" w:space="0" w:color="666666"/>
               <w:left w:val="single" w:sz="6" w:space="0" w:color="666666"/>
@@ -543,7 +459,7 @@
         </w:tc>
         <w:tc>
           <w:tcPr>
-            <w:tcW w:w="3686" w:type="dxa"/>
+            <w:tcW w:w="4102" w:type="dxa"/>
             <w:tcBorders>
               <w:top w:val="single" w:sz="6" w:space="0" w:color="666666"/>
               <w:left w:val="single" w:sz="6" w:space="0" w:color="666666"/>
@@ -593,7 +509,7 @@
         </w:tc>
         <w:tc>
           <w:tcPr>
-            <w:tcW w:w="2557" w:type="dxa"/>
+            <w:tcW w:w="3411" w:type="dxa"/>
             <w:tcBorders>
               <w:top w:val="single" w:sz="6" w:space="0" w:color="666666"/>
               <w:left w:val="single" w:sz="6" w:space="0" w:color="666666"/>
@@ -636,52 +552,6 @@
             </w:r>
           </w:p>
         </w:tc>
-        <w:tc>
-          <w:tcPr>
-            <w:tcW w:w="2229" w:type="dxa"/>
-            <w:tcBorders>
-              <w:top w:val="single" w:sz="6" w:space="0" w:color="666666"/>
-              <w:left w:val="single" w:sz="6" w:space="0" w:color="666666"/>
-              <w:bottom w:val="single" w:sz="6" w:space="0" w:color="666666"/>
-              <w:right w:val="single" w:sz="6" w:space="0" w:color="666666"/>
-            </w:tcBorders>
-            <w:shd w:val="clear" w:color="auto" w:fill="D1D1D1" w:themeFill="background2" w:themeFillShade="E6"/>
-          </w:tcPr>
-          <w:p>
-            <w:pPr>
-              <w:spacing w:after="0" w:line="259" w:lineRule="auto"/>
-              <w:ind w:left="0" w:right="50" w:firstLine="0"/>
-              <w:jc w:val="center"/>
-              <w:rPr>
-                <w:sz w:val="20"/>
-                <w:szCs w:val="20"/>
-              </w:rPr>
-            </w:pPr>
-            <w:r>
-              <w:rPr>
-                <w:sz w:val="20"/>
-                <w:szCs w:val="20"/>
-              </w:rPr>
-              <w:t>{{</w:t>
-            </w:r>
-            <w:proofErr w:type="spellStart"/>
-            <w:r>
-              <w:rPr>
-                <w:sz w:val="20"/>
-                <w:szCs w:val="20"/>
-              </w:rPr>
-              <w:t>exhibitBundledPrice</w:t>
-            </w:r>
-            <w:proofErr w:type="spellEnd"/>
-            <w:r>
-              <w:rPr>
-                <w:sz w:val="20"/>
-                <w:szCs w:val="20"/>
-              </w:rPr>
-              <w:t>}}</w:t>
-            </w:r>
-          </w:p>
-        </w:tc>
       </w:tr>
       <w:tr>
         <w:trPr>
@@ -690,7 +560,7 @@
         </w:trPr>
         <w:tc>
           <w:tcPr>
-            <w:tcW w:w="2260" w:type="dxa"/>
+            <w:tcW w:w="3261" w:type="dxa"/>
             <w:tcBorders>
               <w:top w:val="single" w:sz="6" w:space="0" w:color="666666"/>
               <w:left w:val="single" w:sz="6" w:space="0" w:color="666666"/>
@@ -719,7 +589,7 @@
         </w:tc>
         <w:tc>
           <w:tcPr>
-            <w:tcW w:w="3686" w:type="dxa"/>
+            <w:tcW w:w="4102" w:type="dxa"/>
             <w:tcBorders>
               <w:top w:val="single" w:sz="6" w:space="0" w:color="666666"/>
               <w:left w:val="single" w:sz="6" w:space="0" w:color="666666"/>
@@ -742,7 +612,7 @@
         </w:tc>
         <w:tc>
           <w:tcPr>
-            <w:tcW w:w="2557" w:type="dxa"/>
+            <w:tcW w:w="3411" w:type="dxa"/>
             <w:tcBorders>
               <w:top w:val="single" w:sz="6" w:space="0" w:color="666666"/>
               <w:left w:val="single" w:sz="6" w:space="0" w:color="666666"/>
@@ -762,29 +632,6 @@
             </w:pPr>
           </w:p>
         </w:tc>
-        <w:tc>
-          <w:tcPr>
-            <w:tcW w:w="2229" w:type="dxa"/>
-            <w:tcBorders>
-              <w:top w:val="single" w:sz="6" w:space="0" w:color="666666"/>
-              <w:left w:val="single" w:sz="6" w:space="0" w:color="666666"/>
-              <w:bottom w:val="single" w:sz="6" w:space="0" w:color="666666"/>
-              <w:right w:val="single" w:sz="6" w:space="0" w:color="666666"/>
-            </w:tcBorders>
-            <w:shd w:val="clear" w:color="auto" w:fill="D1D1D1" w:themeFill="background2" w:themeFillShade="E6"/>
-          </w:tcPr>
-          <w:p>
-            <w:pPr>
-              <w:spacing w:after="0" w:line="259" w:lineRule="auto"/>
-              <w:ind w:left="0" w:right="50" w:firstLine="0"/>
-              <w:jc w:val="center"/>
-              <w:rPr>
-                <w:sz w:val="20"/>
-                <w:szCs w:val="20"/>
-              </w:rPr>
-            </w:pPr>
-          </w:p>
-        </w:tc>
       </w:tr>
       <w:tr>
         <w:trPr>
@@ -793,7 +640,7 @@
         </w:trPr>
         <w:tc>
           <w:tcPr>
-            <w:tcW w:w="2260" w:type="dxa"/>
+            <w:tcW w:w="3261" w:type="dxa"/>
             <w:tcBorders>
               <w:top w:val="single" w:sz="6" w:space="0" w:color="666666"/>
               <w:left w:val="single" w:sz="6" w:space="0" w:color="666666"/>
@@ -824,7 +671,7 @@
         </w:tc>
         <w:tc>
           <w:tcPr>
-            <w:tcW w:w="3686" w:type="dxa"/>
+            <w:tcW w:w="4102" w:type="dxa"/>
             <w:tcBorders>
               <w:top w:val="single" w:sz="6" w:space="0" w:color="666666"/>
               <w:left w:val="single" w:sz="6" w:space="0" w:color="666666"/>
@@ -936,14 +783,7 @@
                 <w:sz w:val="20"/>
                 <w:szCs w:val="20"/>
               </w:rPr>
-              <w:t>Recon</w:t>
-            </w:r>
-            <w:r>
-              <w:rPr>
-                <w:sz w:val="20"/>
-                <w:szCs w:val="20"/>
-              </w:rPr>
-              <w:t>ciliation Support | End-to End</w:t>
+              <w:t>Reconciliation Support | End-to End</w:t>
             </w:r>
           </w:p>
           <w:p>
@@ -970,13 +810,7 @@
               <w:rPr>
                 <w:sz w:val="19"/>
               </w:rPr>
-              <w:t>---------------------------------------</w:t>
-            </w:r>
-            <w:r>
-              <w:rPr>
-                <w:sz w:val="19"/>
-              </w:rPr>
-              <w:t>---------</w:t>
+              <w:t>------------------------------------------------</w:t>
             </w:r>
           </w:p>
           <w:p>
@@ -1039,7 +873,7 @@
         </w:tc>
         <w:tc>
           <w:tcPr>
-            <w:tcW w:w="2557" w:type="dxa"/>
+            <w:tcW w:w="3411" w:type="dxa"/>
             <w:tcBorders>
               <w:top w:val="single" w:sz="6" w:space="0" w:color="666666"/>
               <w:left w:val="single" w:sz="6" w:space="0" w:color="666666"/>
@@ -1082,52 +916,6 @@
             </w:r>
           </w:p>
         </w:tc>
-        <w:tc>
-          <w:tcPr>
-            <w:tcW w:w="2229" w:type="dxa"/>
-            <w:tcBorders>
-              <w:top w:val="single" w:sz="6" w:space="0" w:color="666666"/>
-              <w:left w:val="single" w:sz="6" w:space="0" w:color="666666"/>
-              <w:bottom w:val="single" w:sz="6" w:space="0" w:color="666666"/>
-              <w:right w:val="single" w:sz="6" w:space="0" w:color="666666"/>
-            </w:tcBorders>
-            <w:shd w:val="clear" w:color="auto" w:fill="D1D1D1" w:themeFill="background2" w:themeFillShade="E6"/>
-          </w:tcPr>
-          <w:p>
-            <w:pPr>
-              <w:spacing w:after="0" w:line="259" w:lineRule="auto"/>
-              <w:ind w:left="0" w:right="50" w:firstLine="0"/>
-              <w:jc w:val="center"/>
-              <w:rPr>
-                <w:sz w:val="20"/>
-                <w:szCs w:val="20"/>
-              </w:rPr>
-            </w:pPr>
-            <w:r>
-              <w:rPr>
-                <w:sz w:val="20"/>
-                <w:szCs w:val="20"/>
-              </w:rPr>
-              <w:t>{{</w:t>
-            </w:r>
-            <w:proofErr w:type="spellStart"/>
-            <w:r>
-              <w:rPr>
-                <w:sz w:val="20"/>
-                <w:szCs w:val="20"/>
-              </w:rPr>
-              <w:t>migrationBundled</w:t>
-            </w:r>
-            <w:proofErr w:type="spellEnd"/>
-            <w:r>
-              <w:rPr>
-                <w:sz w:val="20"/>
-                <w:szCs w:val="20"/>
-              </w:rPr>
-              <w:t>}}</w:t>
-            </w:r>
-          </w:p>
-        </w:tc>
       </w:tr>
       <w:tr>
         <w:trPr>
@@ -1136,7 +924,7 @@
         </w:trPr>
         <w:tc>
           <w:tcPr>
-            <w:tcW w:w="2260" w:type="dxa"/>
+            <w:tcW w:w="3261" w:type="dxa"/>
             <w:tcBorders>
               <w:top w:val="single" w:sz="6" w:space="0" w:color="666666"/>
               <w:left w:val="single" w:sz="6" w:space="0" w:color="666666"/>
@@ -1181,7 +969,7 @@
         </w:tc>
         <w:tc>
           <w:tcPr>
-            <w:tcW w:w="3686" w:type="dxa"/>
+            <w:tcW w:w="4102" w:type="dxa"/>
             <w:tcBorders>
               <w:top w:val="single" w:sz="6" w:space="0" w:color="666666"/>
               <w:left w:val="single" w:sz="6" w:space="0" w:color="666666"/>
@@ -1299,7 +1087,7 @@
         </w:tc>
         <w:tc>
           <w:tcPr>
-            <w:tcW w:w="2557" w:type="dxa"/>
+            <w:tcW w:w="3411" w:type="dxa"/>
             <w:tcBorders>
               <w:top w:val="single" w:sz="6" w:space="0" w:color="666666"/>
               <w:left w:val="single" w:sz="6" w:space="0" w:color="666666"/>
@@ -1360,63 +1148,6 @@
             </w:pPr>
           </w:p>
         </w:tc>
-        <w:tc>
-          <w:tcPr>
-            <w:tcW w:w="2229" w:type="dxa"/>
-            <w:tcBorders>
-              <w:top w:val="single" w:sz="6" w:space="0" w:color="666666"/>
-              <w:left w:val="single" w:sz="6" w:space="0" w:color="666666"/>
-              <w:bottom w:val="single" w:sz="6" w:space="0" w:color="666666"/>
-              <w:right w:val="single" w:sz="6" w:space="0" w:color="666666"/>
-            </w:tcBorders>
-            <w:shd w:val="clear" w:color="auto" w:fill="D1D1D1" w:themeFill="background2" w:themeFillShade="E6"/>
-          </w:tcPr>
-          <w:p>
-            <w:pPr>
-              <w:spacing w:after="0" w:line="259" w:lineRule="auto"/>
-              <w:ind w:left="0" w:right="50" w:firstLine="0"/>
-              <w:jc w:val="center"/>
-              <w:rPr>
-                <w:sz w:val="20"/>
-                <w:szCs w:val="20"/>
-              </w:rPr>
-            </w:pPr>
-          </w:p>
-          <w:p>
-            <w:pPr>
-              <w:spacing w:after="0" w:line="259" w:lineRule="auto"/>
-              <w:ind w:left="0" w:right="50" w:firstLine="0"/>
-              <w:jc w:val="center"/>
-              <w:rPr>
-                <w:sz w:val="20"/>
-                <w:szCs w:val="20"/>
-              </w:rPr>
-            </w:pPr>
-            <w:r>
-              <w:rPr>
-                <w:sz w:val="20"/>
-                <w:szCs w:val="20"/>
-              </w:rPr>
-              <w:t>{{</w:t>
-            </w:r>
-            <w:proofErr w:type="spellStart"/>
-            <w:r>
-              <w:rPr>
-                <w:sz w:val="20"/>
-                <w:szCs w:val="20"/>
-              </w:rPr>
-              <w:t>serverPriceBundled</w:t>
-            </w:r>
-            <w:proofErr w:type="spellEnd"/>
-            <w:r>
-              <w:rPr>
-                <w:sz w:val="20"/>
-                <w:szCs w:val="20"/>
-              </w:rPr>
-              <w:t>}}</w:t>
-            </w:r>
-          </w:p>
-        </w:tc>
       </w:tr>
       <w:tr>
         <w:trPr>
@@ -1425,7 +1156,7 @@
         </w:trPr>
         <w:tc>
           <w:tcPr>
-            <w:tcW w:w="2260" w:type="dxa"/>
+            <w:tcW w:w="3261" w:type="dxa"/>
             <w:tcBorders>
               <w:top w:val="single" w:sz="6" w:space="0" w:color="666666"/>
               <w:left w:val="single" w:sz="6" w:space="0" w:color="666666"/>
@@ -1447,7 +1178,6 @@
                 <w:bCs/>
                 <w:sz w:val="19"/>
               </w:rPr>
-              <w:lastRenderedPageBreak/>
               <w:t>{{/servers}}</w:t>
             </w:r>
           </w:p>
@@ -1465,7 +1195,7 @@
         </w:tc>
         <w:tc>
           <w:tcPr>
-            <w:tcW w:w="3686" w:type="dxa"/>
+            <w:tcW w:w="4102" w:type="dxa"/>
             <w:tcBorders>
               <w:top w:val="single" w:sz="6" w:space="0" w:color="666666"/>
               <w:left w:val="single" w:sz="6" w:space="0" w:color="666666"/>
@@ -1487,7 +1217,7 @@
         </w:tc>
         <w:tc>
           <w:tcPr>
-            <w:tcW w:w="2557" w:type="dxa"/>
+            <w:tcW w:w="3411" w:type="dxa"/>
             <w:tcBorders>
               <w:top w:val="single" w:sz="6" w:space="0" w:color="666666"/>
               <w:left w:val="single" w:sz="6" w:space="0" w:color="666666"/>
@@ -1507,235 +1237,6 @@
             </w:pPr>
           </w:p>
         </w:tc>
-        <w:tc>
-          <w:tcPr>
-            <w:tcW w:w="2229" w:type="dxa"/>
-            <w:tcBorders>
-              <w:top w:val="single" w:sz="6" w:space="0" w:color="666666"/>
-              <w:left w:val="single" w:sz="6" w:space="0" w:color="666666"/>
-              <w:bottom w:val="single" w:sz="6" w:space="0" w:color="666666"/>
-              <w:right w:val="single" w:sz="6" w:space="0" w:color="666666"/>
-            </w:tcBorders>
-            <w:shd w:val="clear" w:color="auto" w:fill="D1D1D1" w:themeFill="background2" w:themeFillShade="E6"/>
-          </w:tcPr>
-          <w:p>
-            <w:pPr>
-              <w:spacing w:after="0" w:line="259" w:lineRule="auto"/>
-              <w:ind w:left="0" w:right="50" w:firstLine="0"/>
-              <w:jc w:val="center"/>
-              <w:rPr>
-                <w:sz w:val="20"/>
-                <w:szCs w:val="20"/>
-              </w:rPr>
-            </w:pPr>
-          </w:p>
-        </w:tc>
-      </w:tr>
-      <w:tr>
-        <w:trPr>
-          <w:trHeight w:val="331"/>
-          <w:jc w:val="center"/>
-        </w:trPr>
-        <w:tc>
-          <w:tcPr>
-            <w:tcW w:w="2260" w:type="dxa"/>
-            <w:tcBorders>
-              <w:top w:val="single" w:sz="6" w:space="0" w:color="666666"/>
-              <w:left w:val="single" w:sz="6" w:space="0" w:color="666666"/>
-              <w:bottom w:val="single" w:sz="6" w:space="0" w:color="666666"/>
-              <w:right w:val="single" w:sz="6" w:space="0" w:color="666666"/>
-            </w:tcBorders>
-            <w:shd w:val="clear" w:color="auto" w:fill="ADADAD" w:themeFill="background2" w:themeFillShade="BF"/>
-          </w:tcPr>
-          <w:p>
-            <w:pPr>
-              <w:spacing w:after="0" w:line="259" w:lineRule="auto"/>
-              <w:ind w:right="54"/>
-              <w:jc w:val="center"/>
-              <w:rPr>
-                <w:bCs/>
-                <w:sz w:val="19"/>
-                <w:highlight w:val="lightGray"/>
-              </w:rPr>
-            </w:pPr>
-            <w:proofErr w:type="spellStart"/>
-            <w:r>
-              <w:rPr>
-                <w:bCs/>
-                <w:sz w:val="19"/>
-                <w:highlight w:val="lightGray"/>
-              </w:rPr>
-              <w:t>CloudFuze</w:t>
-            </w:r>
-            <w:proofErr w:type="spellEnd"/>
-            <w:r>
-              <w:rPr>
-                <w:bCs/>
-                <w:sz w:val="19"/>
-                <w:highlight w:val="lightGray"/>
-              </w:rPr>
-              <w:t xml:space="preserve"> Manage</w:t>
-            </w:r>
-          </w:p>
-        </w:tc>
-        <w:tc>
-          <w:tcPr>
-            <w:tcW w:w="3686" w:type="dxa"/>
-            <w:tcBorders>
-              <w:top w:val="single" w:sz="6" w:space="0" w:color="666666"/>
-              <w:left w:val="single" w:sz="6" w:space="0" w:color="666666"/>
-              <w:bottom w:val="single" w:sz="6" w:space="0" w:color="666666"/>
-              <w:right w:val="single" w:sz="6" w:space="0" w:color="666666"/>
-            </w:tcBorders>
-            <w:shd w:val="clear" w:color="auto" w:fill="ADADAD" w:themeFill="background2" w:themeFillShade="BF"/>
-            <w:vAlign w:val="center"/>
-          </w:tcPr>
-          <w:p>
-            <w:pPr>
-              <w:spacing w:after="73" w:line="259" w:lineRule="auto"/>
-              <w:ind w:left="0" w:right="54" w:firstLine="0"/>
-              <w:jc w:val="center"/>
-              <w:rPr>
-                <w:sz w:val="19"/>
-                <w:highlight w:val="lightGray"/>
-              </w:rPr>
-            </w:pPr>
-            <w:r>
-              <w:rPr>
-                <w:sz w:val="19"/>
-                <w:highlight w:val="lightGray"/>
-              </w:rPr>
-              <w:t>P</w:t>
-            </w:r>
-            <w:r>
-              <w:rPr>
-                <w:sz w:val="19"/>
-                <w:highlight w:val="lightGray"/>
-              </w:rPr>
-              <w:t xml:space="preserve">er </w:t>
-            </w:r>
-            <w:r>
-              <w:rPr>
-                <w:sz w:val="19"/>
-                <w:highlight w:val="lightGray"/>
-              </w:rPr>
-              <w:t>U</w:t>
-            </w:r>
-            <w:r>
-              <w:rPr>
-                <w:sz w:val="19"/>
-                <w:highlight w:val="lightGray"/>
-              </w:rPr>
-              <w:t xml:space="preserve">ser </w:t>
-            </w:r>
-            <w:r>
-              <w:rPr>
-                <w:sz w:val="19"/>
-                <w:highlight w:val="lightGray"/>
-              </w:rPr>
-              <w:t>$</w:t>
-            </w:r>
-            <w:r>
-              <w:rPr>
-                <w:sz w:val="19"/>
-                <w:highlight w:val="lightGray"/>
-              </w:rPr>
-              <w:t>3.99 </w:t>
-            </w:r>
-          </w:p>
-        </w:tc>
-        <w:tc>
-          <w:tcPr>
-            <w:tcW w:w="2557" w:type="dxa"/>
-            <w:tcBorders>
-              <w:top w:val="single" w:sz="6" w:space="0" w:color="666666"/>
-              <w:left w:val="single" w:sz="6" w:space="0" w:color="666666"/>
-              <w:bottom w:val="single" w:sz="6" w:space="0" w:color="666666"/>
-              <w:right w:val="single" w:sz="6" w:space="0" w:color="666666"/>
-            </w:tcBorders>
-            <w:shd w:val="clear" w:color="auto" w:fill="ADADAD" w:themeFill="background2" w:themeFillShade="BF"/>
-          </w:tcPr>
-          <w:p>
-            <w:pPr>
-              <w:spacing w:after="0" w:line="259" w:lineRule="auto"/>
-              <w:ind w:left="0" w:right="50" w:firstLine="0"/>
-              <w:jc w:val="center"/>
-              <w:rPr>
-                <w:sz w:val="20"/>
-                <w:szCs w:val="20"/>
-              </w:rPr>
-            </w:pPr>
-            <w:r>
-              <w:rPr>
-                <w:sz w:val="20"/>
-                <w:szCs w:val="20"/>
-              </w:rPr>
-              <w:t>{{</w:t>
-            </w:r>
-            <w:proofErr w:type="spellStart"/>
-            <w:r>
-              <w:rPr>
-                <w:sz w:val="20"/>
-                <w:szCs w:val="20"/>
-              </w:rPr>
-              <w:t>cfm_user_total</w:t>
-            </w:r>
-            <w:proofErr w:type="spellEnd"/>
-            <w:r>
-              <w:rPr>
-                <w:sz w:val="20"/>
-                <w:szCs w:val="20"/>
-              </w:rPr>
-              <w:t>}}</w:t>
-            </w:r>
-          </w:p>
-        </w:tc>
-        <w:tc>
-          <w:tcPr>
-            <w:tcW w:w="2229" w:type="dxa"/>
-            <w:tcBorders>
-              <w:top w:val="single" w:sz="6" w:space="0" w:color="666666"/>
-              <w:left w:val="single" w:sz="6" w:space="0" w:color="666666"/>
-              <w:bottom w:val="single" w:sz="6" w:space="0" w:color="666666"/>
-              <w:right w:val="single" w:sz="6" w:space="0" w:color="666666"/>
-            </w:tcBorders>
-            <w:shd w:val="clear" w:color="auto" w:fill="ADADAD" w:themeFill="background2" w:themeFillShade="BF"/>
-          </w:tcPr>
-          <w:p>
-            <w:pPr>
-              <w:spacing w:after="0" w:line="259" w:lineRule="auto"/>
-              <w:ind w:left="0" w:right="50" w:firstLine="0"/>
-              <w:jc w:val="center"/>
-              <w:rPr>
-                <w:sz w:val="20"/>
-                <w:szCs w:val="20"/>
-              </w:rPr>
-            </w:pPr>
-            <w:r>
-              <w:rPr>
-                <w:sz w:val="20"/>
-                <w:szCs w:val="20"/>
-              </w:rPr>
-              <w:t>{{</w:t>
-            </w:r>
-            <w:proofErr w:type="spellStart"/>
-            <w:r>
-              <w:rPr>
-                <w:sz w:val="20"/>
-                <w:szCs w:val="20"/>
-              </w:rPr>
-              <w:t>cfm_user_total_b</w:t>
-            </w:r>
-            <w:proofErr w:type="spellEnd"/>
-            <w:r>
-              <w:rPr>
-                <w:sz w:val="20"/>
-                <w:szCs w:val="20"/>
-              </w:rPr>
-              <w:t>}}</w:t>
-            </w:r>
-          </w:p>
-        </w:tc>
       </w:tr>
       <w:tr>
         <w:trPr>
@@ -1744,7 +1245,7 @@
         </w:trPr>
         <w:tc>
           <w:tcPr>
-            <w:tcW w:w="2260" w:type="dxa"/>
+            <w:tcW w:w="3261" w:type="dxa"/>
             <w:tcBorders>
               <w:top w:val="single" w:sz="6" w:space="0" w:color="666666"/>
               <w:left w:val="single" w:sz="6" w:space="0" w:color="666666"/>
@@ -1767,13 +1268,14 @@
                 <w:bCs/>
                 <w:sz w:val="19"/>
               </w:rPr>
+              <w:lastRenderedPageBreak/>
               <w:t xml:space="preserve">Discount </w:t>
             </w:r>
           </w:p>
         </w:tc>
         <w:tc>
           <w:tcPr>
-            <w:tcW w:w="3686" w:type="dxa"/>
+            <w:tcW w:w="4102" w:type="dxa"/>
             <w:tcBorders>
               <w:top w:val="single" w:sz="6" w:space="0" w:color="666666"/>
               <w:left w:val="single" w:sz="6" w:space="0" w:color="666666"/>
@@ -1827,7 +1329,7 @@
         </w:tc>
         <w:tc>
           <w:tcPr>
-            <w:tcW w:w="2557" w:type="dxa"/>
+            <w:tcW w:w="3411" w:type="dxa"/>
             <w:tcBorders>
               <w:top w:val="single" w:sz="6" w:space="0" w:color="666666"/>
               <w:left w:val="single" w:sz="6" w:space="0" w:color="666666"/>
@@ -1871,28 +1373,6 @@
             </w:r>
           </w:p>
         </w:tc>
-        <w:tc>
-          <w:tcPr>
-            <w:tcW w:w="2229" w:type="dxa"/>
-            <w:tcBorders>
-              <w:top w:val="single" w:sz="6" w:space="0" w:color="666666"/>
-              <w:left w:val="single" w:sz="6" w:space="0" w:color="666666"/>
-              <w:bottom w:val="single" w:sz="6" w:space="0" w:color="666666"/>
-              <w:right w:val="single" w:sz="6" w:space="0" w:color="666666"/>
-            </w:tcBorders>
-          </w:tcPr>
-          <w:p>
-            <w:pPr>
-              <w:spacing w:after="0" w:line="259" w:lineRule="auto"/>
-              <w:ind w:left="0" w:right="50" w:firstLine="0"/>
-              <w:jc w:val="center"/>
-              <w:rPr>
-                <w:sz w:val="20"/>
-                <w:szCs w:val="20"/>
-              </w:rPr>
-            </w:pPr>
-          </w:p>
-        </w:tc>
       </w:tr>
       <w:tr>
         <w:trPr>
@@ -1901,7 +1381,7 @@
         </w:trPr>
         <w:tc>
           <w:tcPr>
-            <w:tcW w:w="2260" w:type="dxa"/>
+            <w:tcW w:w="3261" w:type="dxa"/>
             <w:tcBorders>
               <w:top w:val="single" w:sz="6" w:space="0" w:color="666666"/>
               <w:left w:val="single" w:sz="6" w:space="0" w:color="666666"/>
@@ -1924,7 +1404,7 @@
         </w:tc>
         <w:tc>
           <w:tcPr>
-            <w:tcW w:w="3686" w:type="dxa"/>
+            <w:tcW w:w="4102" w:type="dxa"/>
             <w:tcBorders>
               <w:top w:val="single" w:sz="6" w:space="0" w:color="666666"/>
               <w:left w:val="single" w:sz="6" w:space="0" w:color="666666"/>
@@ -1955,7 +1435,7 @@
         </w:tc>
         <w:tc>
           <w:tcPr>
-            <w:tcW w:w="2557" w:type="dxa"/>
+            <w:tcW w:w="3411" w:type="dxa"/>
             <w:tcBorders>
               <w:top w:val="single" w:sz="6" w:space="0" w:color="666666"/>
               <w:left w:val="single" w:sz="6" w:space="0" w:color="666666"/>
@@ -2002,54 +1482,6 @@
             </w:r>
           </w:p>
         </w:tc>
-        <w:tc>
-          <w:tcPr>
-            <w:tcW w:w="2229" w:type="dxa"/>
-            <w:tcBorders>
-              <w:top w:val="single" w:sz="6" w:space="0" w:color="666666"/>
-              <w:left w:val="single" w:sz="6" w:space="0" w:color="666666"/>
-              <w:bottom w:val="single" w:sz="6" w:space="0" w:color="666666"/>
-              <w:right w:val="single" w:sz="6" w:space="0" w:color="666666"/>
-            </w:tcBorders>
-            <w:shd w:val="clear" w:color="auto" w:fill="ADADAD" w:themeFill="background2" w:themeFillShade="BF"/>
-          </w:tcPr>
-          <w:p>
-            <w:pPr>
-              <w:spacing w:after="0" w:line="259" w:lineRule="auto"/>
-              <w:ind w:left="0" w:right="50" w:firstLine="0"/>
-              <w:jc w:val="center"/>
-              <w:rPr>
-                <w:sz w:val="20"/>
-                <w:szCs w:val="20"/>
-              </w:rPr>
-            </w:pPr>
-            <w:bookmarkStart w:id="0" w:name="_Hlk221899452"/>
-            <w:r>
-              <w:rPr>
-                <w:sz w:val="20"/>
-                <w:szCs w:val="20"/>
-              </w:rPr>
-              <w:t>{{</w:t>
-            </w:r>
-            <w:proofErr w:type="spellStart"/>
-            <w:r>
-              <w:rPr>
-                <w:sz w:val="20"/>
-                <w:szCs w:val="20"/>
-              </w:rPr>
-              <w:t>cfm_total_b</w:t>
-            </w:r>
-            <w:proofErr w:type="spellEnd"/>
-            <w:r>
-              <w:rPr>
-                <w:sz w:val="20"/>
-                <w:szCs w:val="20"/>
-              </w:rPr>
-              <w:t>}}</w:t>
-            </w:r>
-            <w:bookmarkEnd w:id="0"/>
-          </w:p>
-        </w:tc>
       </w:tr>
     </w:tbl>
     <w:p>
@@ -2401,7 +1833,7 @@
         </w:rPr>
         <w:t xml:space="preserve"> </w:t>
       </w:r>
-      <w:bookmarkStart w:id="1" w:name="_Hlk210928566"/>
+      <w:bookmarkStart w:id="0" w:name="_Hlk210928566"/>
       <w:r>
         <w:rPr>
           <w:sz w:val="21"/>
@@ -2441,7 +1873,7 @@
         </w:rPr>
         <w:t>}}</w:t>
       </w:r>
-      <w:bookmarkEnd w:id="1"/>
+      <w:bookmarkEnd w:id="0"/>
     </w:p>
     <w:p>
       <w:pPr>
@@ -2484,7 +1916,7 @@
         </w:rPr>
         <w:t xml:space="preserve">This SaaS Services Agreement (“Agreement”) is entered on this </w:t>
       </w:r>
-      <w:bookmarkStart w:id="2" w:name="_Hlk210928581"/>
+      <w:bookmarkStart w:id="1" w:name="_Hlk210928581"/>
       <w:r>
         <w:rPr>
           <w:b/>
@@ -2494,7 +1926,7 @@
         </w:rPr>
         <w:t>{{Date}}</w:t>
       </w:r>
-      <w:bookmarkEnd w:id="2"/>
+      <w:bookmarkEnd w:id="1"/>
       <w:r>
         <w:rPr>
           <w:sz w:val="21"/>

--- a/backend-templates/MultiCombinations.docx
+++ b/backend-templates/MultiCombinations.docx
@@ -1951,7 +1951,7 @@
           <w:sz w:val="21"/>
           <w:szCs w:val="21"/>
         </w:rPr>
-        <w:t>CloudFuze</w:t>
+        <w:t>CloudFuze, Inc. with a place of business at 600 Park Offices Dr, suite#LL-52 Durham, NC 27709 (“Company”), and the Customer listed above (“Customer”). This Agreement includes and incorporates the above Order Form, Included in Migration Exhibit ("Exhibit 1"), Not included in Migration Exhibit ("Exhibit 2"), all attachments hereto, as well as the attached Terms and Conditions and contains, among other things, warranty disclaimers, liability limitations and use limitations. There shall be no force or effect to any different terms of any related purchase order or similar form even if signed by the parties after the date hereof.</w:t>
       </w:r>
       <w:proofErr w:type="spellEnd"/>
       <w:r>
@@ -1960,14 +1960,14 @@
           <w:sz w:val="21"/>
           <w:szCs w:val="21"/>
         </w:rPr>
-        <w:t>, Inc.</w:t>
+        <w:t/>
       </w:r>
       <w:r>
         <w:rPr>
           <w:sz w:val="21"/>
           <w:szCs w:val="21"/>
         </w:rPr>
-        <w:t xml:space="preserve"> with a place of business at </w:t>
+        <w:t xml:space="preserve"/>
       </w:r>
       <w:r>
         <w:rPr>
@@ -1975,14 +1975,14 @@
           <w:szCs w:val="21"/>
           <w:u w:val="single" w:color="000000"/>
         </w:rPr>
-        <w:t>2500 Re</w:t>
+        <w:t/>
       </w:r>
       <w:r>
         <w:rPr>
           <w:sz w:val="21"/>
           <w:szCs w:val="21"/>
         </w:rPr>
-        <w:t>g</w:t>
+        <w:t/>
       </w:r>
       <w:r>
         <w:rPr>
@@ -1990,14 +1990,14 @@
           <w:szCs w:val="21"/>
           <w:u w:val="single" w:color="000000"/>
         </w:rPr>
-        <w:t>enc</w:t>
+        <w:t/>
       </w:r>
       <w:r>
         <w:rPr>
           <w:sz w:val="21"/>
           <w:szCs w:val="21"/>
         </w:rPr>
-        <w:t>y</w:t>
+        <w:t/>
       </w:r>
       <w:r>
         <w:rPr>
@@ -2005,14 +2005,14 @@
           <w:szCs w:val="21"/>
           <w:u w:val="single" w:color="000000"/>
         </w:rPr>
-        <w:t xml:space="preserve"> Parkway</w:t>
+        <w:t xml:space="preserve"/>
       </w:r>
       <w:r>
         <w:rPr>
           <w:sz w:val="21"/>
           <w:szCs w:val="21"/>
         </w:rPr>
-        <w:t>,</w:t>
+        <w:t/>
       </w:r>
       <w:r>
         <w:rPr>
@@ -2020,14 +2020,14 @@
           <w:szCs w:val="21"/>
           <w:u w:val="single" w:color="000000"/>
         </w:rPr>
-        <w:t xml:space="preserve"> Cary</w:t>
+        <w:t xml:space="preserve"/>
       </w:r>
       <w:r>
         <w:rPr>
           <w:sz w:val="21"/>
           <w:szCs w:val="21"/>
         </w:rPr>
-        <w:t>,</w:t>
+        <w:t/>
       </w:r>
       <w:r>
         <w:rPr>
@@ -2035,42 +2035,42 @@
           <w:szCs w:val="21"/>
           <w:u w:val="single" w:color="000000"/>
         </w:rPr>
-        <w:t xml:space="preserve"> NC 27518</w:t>
+        <w:t xml:space="preserve"/>
       </w:r>
       <w:r>
         <w:rPr>
           <w:sz w:val="21"/>
           <w:szCs w:val="21"/>
         </w:rPr>
-        <w:t xml:space="preserve"> (“Company”), and the Customer listed above (“Customer”). This Agreement includes and incorporates the above Order Form, Included in Migration Exhibit ("Exhibit 1"), Not included in Migration Exhibit ("Exhibit 2"), all attachments hereto, as well as the attached Terms and Conditions and contains, among other things, warranty disclaimers, liability limitations and use limitations. There shall be no force or effect to any different terms of any related purchase order or similar form even if signed by the</w:t>
+        <w:t xml:space="preserve"/>
       </w:r>
       <w:r>
         <w:rPr>
           <w:sz w:val="21"/>
           <w:szCs w:val="21"/>
         </w:rPr>
-        <w:t xml:space="preserve"> </w:t>
+        <w:t xml:space="preserve"/>
       </w:r>
       <w:r>
         <w:rPr>
           <w:sz w:val="21"/>
           <w:szCs w:val="21"/>
         </w:rPr>
-        <w:t>parties</w:t>
+        <w:t/>
       </w:r>
       <w:r>
         <w:rPr>
           <w:sz w:val="21"/>
           <w:szCs w:val="21"/>
         </w:rPr>
-        <w:t xml:space="preserve"> </w:t>
+        <w:t xml:space="preserve"/>
       </w:r>
       <w:r>
         <w:rPr>
           <w:sz w:val="21"/>
           <w:szCs w:val="21"/>
         </w:rPr>
-        <w:t>after the date hereof.</w:t>
+        <w:t/>
       </w:r>
       <w:r>
         <w:rPr>
@@ -3500,7 +3500,7 @@
       <w:rPr>
         <w:sz w:val="16"/>
       </w:rPr>
-      <w:t xml:space="preserve"> 2500 Regency Parkway, Cary, NC 27518 </w:t>
+      <w:t xml:space="preserve"> 600 Park Offices Dr, suite#LL-52 Durham, NC 27709 </w:t>
     </w:r>
     <w:r>
       <w:rPr>
@@ -3771,7 +3771,7 @@
       <w:rPr>
         <w:sz w:val="16"/>
       </w:rPr>
-      <w:t xml:space="preserve"> 2500 Regency Parkway, Cary, NC 27518 </w:t>
+      <w:t xml:space="preserve"> 600 Park Offices Dr, suite#LL-52 Durham, NC 27709 </w:t>
     </w:r>
     <w:r>
       <w:rPr>
@@ -4042,7 +4042,7 @@
       <w:rPr>
         <w:sz w:val="16"/>
       </w:rPr>
-      <w:t xml:space="preserve"> 2500 Regency Parkway, Cary, NC 27518 </w:t>
+      <w:t xml:space="preserve"> 600 Park Offices Dr, suite#LL-52 Durham, NC 27709 </w:t>
     </w:r>
     <w:r>
       <w:rPr>

--- a/backend-templates/MultiCombinations.docx
+++ b/backend-templates/MultiCombinations.docx
@@ -259,11 +259,16 @@
               <w:spacing w:after="0" w:line="259" w:lineRule="auto"/>
               <w:ind w:left="0" w:right="54" w:firstLine="0"/>
               <w:jc w:val="center"/>
+              <w:rPr>
+                <w:sz w:val="21"/>
+                <w:szCs w:val="21"/>
+              </w:rPr>
             </w:pPr>
             <w:r>
               <w:rPr>
                 <w:b/>
                 <w:sz w:val="21"/>
+                <w:szCs w:val="21"/>
               </w:rPr>
               <w:t>Job Requirement</w:t>
             </w:r>
@@ -285,11 +290,16 @@
               <w:spacing w:after="0" w:line="259" w:lineRule="auto"/>
               <w:ind w:left="0" w:right="54" w:firstLine="0"/>
               <w:jc w:val="center"/>
+              <w:rPr>
+                <w:sz w:val="21"/>
+                <w:szCs w:val="21"/>
+              </w:rPr>
             </w:pPr>
             <w:r>
               <w:rPr>
                 <w:b/>
                 <w:sz w:val="21"/>
+                <w:szCs w:val="21"/>
               </w:rPr>
               <w:t>Description</w:t>
             </w:r>
@@ -311,12 +321,17 @@
               <w:spacing w:after="0" w:line="259" w:lineRule="auto"/>
               <w:ind w:left="66" w:firstLine="0"/>
               <w:jc w:val="center"/>
+              <w:rPr>
+                <w:sz w:val="21"/>
+                <w:szCs w:val="21"/>
+              </w:rPr>
             </w:pPr>
             <w:proofErr w:type="gramStart"/>
             <w:r>
               <w:rPr>
                 <w:b/>
                 <w:sz w:val="21"/>
+                <w:szCs w:val="21"/>
               </w:rPr>
               <w:t>Price(</w:t>
             </w:r>
@@ -325,6 +340,7 @@
               <w:rPr>
                 <w:b/>
                 <w:sz w:val="21"/>
+                <w:szCs w:val="21"/>
               </w:rPr>
               <w:t>USD)</w:t>
             </w:r>
@@ -352,14 +368,14 @@
               <w:ind w:left="0" w:right="54" w:firstLine="0"/>
               <w:jc w:val="center"/>
               <w:rPr>
-                <w:sz w:val="20"/>
-                <w:szCs w:val="20"/>
+                <w:sz w:val="21"/>
+                <w:szCs w:val="21"/>
               </w:rPr>
             </w:pPr>
             <w:r>
               <w:rPr>
-                <w:sz w:val="20"/>
-                <w:szCs w:val="20"/>
+                <w:sz w:val="21"/>
+                <w:szCs w:val="21"/>
               </w:rPr>
               <w:t>{{#exhibits}}</w:t>
             </w:r>
@@ -381,6 +397,10 @@
               <w:spacing w:after="0" w:line="259" w:lineRule="auto"/>
               <w:ind w:left="0" w:right="162" w:firstLine="0"/>
               <w:jc w:val="center"/>
+              <w:rPr>
+                <w:sz w:val="21"/>
+                <w:szCs w:val="21"/>
+              </w:rPr>
             </w:pPr>
           </w:p>
         </w:tc>
@@ -400,8 +420,8 @@
               <w:ind w:left="0" w:right="50" w:firstLine="0"/>
               <w:jc w:val="center"/>
               <w:rPr>
-                <w:sz w:val="20"/>
-                <w:szCs w:val="20"/>
+                <w:sz w:val="21"/>
+                <w:szCs w:val="21"/>
               </w:rPr>
             </w:pPr>
           </w:p>
@@ -428,30 +448,30 @@
               <w:ind w:left="0" w:right="54" w:firstLine="0"/>
               <w:jc w:val="center"/>
               <w:rPr>
-                <w:sz w:val="20"/>
-                <w:szCs w:val="20"/>
+                <w:sz w:val="21"/>
+                <w:szCs w:val="21"/>
               </w:rPr>
             </w:pPr>
             <w:r>
               <w:rPr>
-                <w:sz w:val="20"/>
-                <w:szCs w:val="20"/>
+                <w:sz w:val="21"/>
+                <w:szCs w:val="21"/>
               </w:rPr>
               <w:t>{{</w:t>
             </w:r>
             <w:proofErr w:type="spellStart"/>
             <w:r>
               <w:rPr>
-                <w:sz w:val="20"/>
-                <w:szCs w:val="20"/>
+                <w:sz w:val="21"/>
+                <w:szCs w:val="21"/>
               </w:rPr>
               <w:t>exhibitType</w:t>
             </w:r>
             <w:proofErr w:type="spellEnd"/>
             <w:r>
               <w:rPr>
-                <w:sz w:val="20"/>
-                <w:szCs w:val="20"/>
+                <w:sz w:val="21"/>
+                <w:szCs w:val="21"/>
               </w:rPr>
               <w:t>}}</w:t>
             </w:r>
@@ -475,15 +495,15 @@
               <w:jc w:val="center"/>
               <w:rPr>
                 <w:bCs/>
-                <w:sz w:val="20"/>
-                <w:szCs w:val="20"/>
+                <w:sz w:val="21"/>
+                <w:szCs w:val="21"/>
               </w:rPr>
             </w:pPr>
             <w:r>
               <w:rPr>
                 <w:bCs/>
-                <w:sz w:val="20"/>
-                <w:szCs w:val="20"/>
+                <w:sz w:val="21"/>
+                <w:szCs w:val="21"/>
               </w:rPr>
               <w:t>{{</w:t>
             </w:r>
@@ -491,8 +511,8 @@
             <w:r>
               <w:rPr>
                 <w:bCs/>
-                <w:sz w:val="20"/>
-                <w:szCs w:val="20"/>
+                <w:sz w:val="21"/>
+                <w:szCs w:val="21"/>
               </w:rPr>
               <w:t>exhibitDesc</w:t>
             </w:r>
@@ -500,8 +520,8 @@
             <w:r>
               <w:rPr>
                 <w:bCs/>
-                <w:sz w:val="20"/>
-                <w:szCs w:val="20"/>
+                <w:sz w:val="21"/>
+                <w:szCs w:val="21"/>
               </w:rPr>
               <w:t>}}</w:t>
             </w:r>
@@ -523,30 +543,30 @@
               <w:ind w:left="0" w:right="50" w:firstLine="0"/>
               <w:jc w:val="center"/>
               <w:rPr>
-                <w:sz w:val="20"/>
-                <w:szCs w:val="20"/>
+                <w:sz w:val="21"/>
+                <w:szCs w:val="21"/>
               </w:rPr>
             </w:pPr>
             <w:r>
               <w:rPr>
-                <w:sz w:val="20"/>
-                <w:szCs w:val="20"/>
+                <w:sz w:val="21"/>
+                <w:szCs w:val="21"/>
               </w:rPr>
               <w:t>{{</w:t>
             </w:r>
             <w:proofErr w:type="spellStart"/>
             <w:r>
               <w:rPr>
-                <w:sz w:val="20"/>
-                <w:szCs w:val="20"/>
+                <w:sz w:val="21"/>
+                <w:szCs w:val="21"/>
               </w:rPr>
               <w:t>exhibitPrice</w:t>
             </w:r>
             <w:proofErr w:type="spellEnd"/>
             <w:r>
               <w:rPr>
-                <w:sz w:val="20"/>
-                <w:szCs w:val="20"/>
+                <w:sz w:val="21"/>
+                <w:szCs w:val="21"/>
               </w:rPr>
               <w:t>}}</w:t>
             </w:r>
@@ -574,14 +594,14 @@
               <w:ind w:left="0" w:right="54" w:firstLine="0"/>
               <w:jc w:val="center"/>
               <w:rPr>
-                <w:sz w:val="20"/>
-                <w:szCs w:val="20"/>
+                <w:sz w:val="21"/>
+                <w:szCs w:val="21"/>
               </w:rPr>
             </w:pPr>
             <w:r>
               <w:rPr>
-                <w:sz w:val="20"/>
-                <w:szCs w:val="20"/>
+                <w:sz w:val="21"/>
+                <w:szCs w:val="21"/>
               </w:rPr>
               <w:t>{{/exhibits}}</w:t>
             </w:r>
@@ -605,7 +625,8 @@
               <w:jc w:val="center"/>
               <w:rPr>
                 <w:b/>
-                <w:sz w:val="19"/>
+                <w:sz w:val="21"/>
+                <w:szCs w:val="21"/>
               </w:rPr>
             </w:pPr>
           </w:p>
@@ -626,8 +647,8 @@
               <w:ind w:left="0" w:right="50" w:firstLine="0"/>
               <w:jc w:val="center"/>
               <w:rPr>
-                <w:sz w:val="20"/>
-                <w:szCs w:val="20"/>
+                <w:sz w:val="21"/>
+                <w:szCs w:val="21"/>
               </w:rPr>
             </w:pPr>
           </w:p>
@@ -655,15 +676,15 @@
               <w:jc w:val="center"/>
               <w:rPr>
                 <w:bCs/>
-                <w:sz w:val="20"/>
-                <w:szCs w:val="20"/>
+                <w:sz w:val="21"/>
+                <w:szCs w:val="21"/>
               </w:rPr>
             </w:pPr>
             <w:r>
               <w:rPr>
                 <w:bCs/>
-                <w:sz w:val="20"/>
-                <w:szCs w:val="20"/>
+                <w:sz w:val="21"/>
+                <w:szCs w:val="21"/>
               </w:rPr>
               <w:t>Managed Migration Service</w:t>
             </w:r>
@@ -686,14 +707,14 @@
               <w:ind w:left="0" w:right="54" w:firstLine="0"/>
               <w:jc w:val="left"/>
               <w:rPr>
-                <w:sz w:val="20"/>
-                <w:szCs w:val="20"/>
+                <w:sz w:val="21"/>
+                <w:szCs w:val="21"/>
               </w:rPr>
             </w:pPr>
             <w:r>
               <w:rPr>
-                <w:sz w:val="20"/>
-                <w:szCs w:val="20"/>
+                <w:sz w:val="21"/>
+                <w:szCs w:val="21"/>
               </w:rPr>
               <w:t>Managed Migration | Assigned Project</w:t>
             </w:r>
@@ -704,86 +725,16 @@
               <w:ind w:left="0" w:right="54" w:firstLine="0"/>
               <w:jc w:val="left"/>
               <w:rPr>
-                <w:sz w:val="20"/>
-                <w:szCs w:val="20"/>
+                <w:sz w:val="21"/>
+                <w:szCs w:val="21"/>
               </w:rPr>
             </w:pPr>
             <w:r>
               <w:rPr>
-                <w:sz w:val="20"/>
-                <w:szCs w:val="20"/>
-              </w:rPr>
-              <w:t>Manager</w:t>
-            </w:r>
-            <w:r>
-              <w:rPr>
-                <w:sz w:val="20"/>
-                <w:szCs w:val="20"/>
-              </w:rPr>
-              <w:t xml:space="preserve"> </w:t>
-            </w:r>
-            <w:r>
-              <w:rPr>
-                <w:sz w:val="20"/>
-                <w:szCs w:val="20"/>
-              </w:rPr>
-              <w:t>|</w:t>
-            </w:r>
-            <w:r>
-              <w:rPr>
-                <w:sz w:val="20"/>
-                <w:szCs w:val="20"/>
-              </w:rPr>
-              <w:t xml:space="preserve"> </w:t>
-            </w:r>
-            <w:r>
-              <w:rPr>
-                <w:sz w:val="20"/>
-                <w:szCs w:val="20"/>
-              </w:rPr>
-              <w:t>Pre-Migration Analysis | During</w:t>
-            </w:r>
-            <w:r>
-              <w:rPr>
-                <w:sz w:val="20"/>
-                <w:szCs w:val="20"/>
-              </w:rPr>
-              <w:t xml:space="preserve"> </w:t>
-            </w:r>
-            <w:r>
-              <w:rPr>
-                <w:sz w:val="20"/>
-                <w:szCs w:val="20"/>
-              </w:rPr>
-              <w:t>Migration Consulting |Post-Migration Support and</w:t>
-            </w:r>
-            <w:r>
-              <w:rPr>
-                <w:sz w:val="20"/>
-                <w:szCs w:val="20"/>
-              </w:rPr>
-              <w:t xml:space="preserve"> </w:t>
-            </w:r>
-            <w:r>
-              <w:rPr>
-                <w:sz w:val="20"/>
-                <w:szCs w:val="20"/>
-              </w:rPr>
-              <w:t>Data</w:t>
-            </w:r>
-            <w:r>
-              <w:rPr>
-                <w:sz w:val="20"/>
-                <w:szCs w:val="20"/>
-              </w:rPr>
-              <w:t xml:space="preserve"> </w:t>
-            </w:r>
-            <w:r>
-              <w:rPr>
-                <w:sz w:val="20"/>
-                <w:szCs w:val="20"/>
-              </w:rPr>
-              <w:t>Reconciliation Support | End-to End</w:t>
+                <w:sz w:val="21"/>
+                <w:szCs w:val="21"/>
+              </w:rPr>
+              <w:t>Manager | Pre-Migration Analysis | During Migration Consulting |Post-Migration Support and Data Reconciliation Support | End-to End</w:t>
             </w:r>
           </w:p>
           <w:p>
@@ -791,11 +742,15 @@
               <w:spacing w:after="43" w:line="259" w:lineRule="auto"/>
               <w:ind w:left="0" w:right="109" w:firstLine="0"/>
               <w:jc w:val="left"/>
+              <w:rPr>
+                <w:sz w:val="21"/>
+                <w:szCs w:val="21"/>
+              </w:rPr>
             </w:pPr>
             <w:r>
               <w:rPr>
-                <w:sz w:val="20"/>
-                <w:szCs w:val="20"/>
+                <w:sz w:val="21"/>
+                <w:szCs w:val="21"/>
               </w:rPr>
               <w:t>Migration Assistance</w:t>
             </w:r>
@@ -805,10 +760,15 @@
               <w:spacing w:after="58" w:line="259" w:lineRule="auto"/>
               <w:ind w:left="0" w:right="54" w:firstLine="0"/>
               <w:jc w:val="center"/>
+              <w:rPr>
+                <w:sz w:val="21"/>
+                <w:szCs w:val="21"/>
+              </w:rPr>
             </w:pPr>
             <w:r>
               <w:rPr>
-                <w:sz w:val="19"/>
+                <w:sz w:val="21"/>
+                <w:szCs w:val="21"/>
               </w:rPr>
               <w:t>------------------------------------------------</w:t>
             </w:r>
@@ -820,30 +780,24 @@
               <w:jc w:val="center"/>
               <w:rPr>
                 <w:bCs/>
-                <w:sz w:val="19"/>
+                <w:sz w:val="21"/>
+                <w:szCs w:val="21"/>
               </w:rPr>
             </w:pPr>
             <w:r>
               <w:rPr>
                 <w:bCs/>
-                <w:sz w:val="19"/>
-              </w:rPr>
-              <w:t xml:space="preserve">Valid for </w:t>
-            </w:r>
-            <w:r>
-              <w:rPr>
-                <w:bCs/>
-                <w:sz w:val="20"/>
-                <w:szCs w:val="20"/>
-              </w:rPr>
-              <w:t>{{</w:t>
+                <w:sz w:val="21"/>
+                <w:szCs w:val="21"/>
+              </w:rPr>
+              <w:t>Valid for {{</w:t>
             </w:r>
             <w:proofErr w:type="spellStart"/>
             <w:r>
               <w:rPr>
                 <w:bCs/>
-                <w:sz w:val="20"/>
-                <w:szCs w:val="20"/>
+                <w:sz w:val="21"/>
+                <w:szCs w:val="21"/>
               </w:rPr>
               <w:t>Duration_of_months</w:t>
             </w:r>
@@ -851,23 +805,10 @@
             <w:r>
               <w:rPr>
                 <w:bCs/>
-                <w:sz w:val="20"/>
-                <w:szCs w:val="20"/>
-              </w:rPr>
-              <w:t>}}</w:t>
-            </w:r>
-            <w:r>
-              <w:rPr>
-                <w:bCs/>
-              </w:rPr>
-              <w:t xml:space="preserve"> </w:t>
-            </w:r>
-            <w:r>
-              <w:rPr>
-                <w:bCs/>
-                <w:sz w:val="19"/>
-              </w:rPr>
-              <w:t>Months</w:t>
+                <w:sz w:val="21"/>
+                <w:szCs w:val="21"/>
+              </w:rPr>
+              <w:t>}} Months</w:t>
             </w:r>
           </w:p>
         </w:tc>
@@ -887,30 +828,30 @@
               <w:ind w:left="0" w:right="50" w:firstLine="0"/>
               <w:jc w:val="center"/>
               <w:rPr>
-                <w:sz w:val="20"/>
-                <w:szCs w:val="20"/>
+                <w:sz w:val="21"/>
+                <w:szCs w:val="21"/>
               </w:rPr>
             </w:pPr>
             <w:r>
               <w:rPr>
-                <w:sz w:val="20"/>
-                <w:szCs w:val="20"/>
+                <w:sz w:val="21"/>
+                <w:szCs w:val="21"/>
               </w:rPr>
               <w:t>{{</w:t>
             </w:r>
             <w:proofErr w:type="spellStart"/>
             <w:r>
               <w:rPr>
-                <w:sz w:val="20"/>
-                <w:szCs w:val="20"/>
+                <w:sz w:val="21"/>
+                <w:szCs w:val="21"/>
               </w:rPr>
               <w:t>price_migration</w:t>
             </w:r>
             <w:proofErr w:type="spellEnd"/>
             <w:r>
               <w:rPr>
-                <w:sz w:val="20"/>
-                <w:szCs w:val="20"/>
+                <w:sz w:val="21"/>
+                <w:szCs w:val="21"/>
               </w:rPr>
               <w:t>}}</w:t>
             </w:r>
@@ -941,12 +882,15 @@
               <w:ind w:left="0" w:right="54" w:firstLine="0"/>
               <w:rPr>
                 <w:color w:val="auto"/>
-                <w:sz w:val="19"/>
+                <w:sz w:val="21"/>
+                <w:szCs w:val="21"/>
               </w:rPr>
             </w:pPr>
             <w:r>
               <w:rPr>
                 <w:color w:val="auto"/>
+                <w:sz w:val="21"/>
+                <w:szCs w:val="21"/>
               </w:rPr>
               <w:t>{{#servers}}</w:t>
             </w:r>
@@ -955,13 +899,15 @@
             <w:pPr>
               <w:jc w:val="center"/>
               <w:rPr>
-                <w:sz w:val="19"/>
+                <w:sz w:val="21"/>
+                <w:szCs w:val="21"/>
               </w:rPr>
             </w:pPr>
             <w:r>
               <w:rPr>
                 <w:color w:val="auto"/>
-                <w:sz w:val="19"/>
+                <w:sz w:val="21"/>
+                <w:szCs w:val="21"/>
               </w:rPr>
               <w:t>Instance Type</w:t>
             </w:r>
@@ -984,102 +930,78 @@
               <w:ind w:left="0" w:right="54" w:firstLine="0"/>
               <w:jc w:val="center"/>
               <w:rPr>
-                <w:sz w:val="19"/>
+                <w:sz w:val="21"/>
+                <w:szCs w:val="21"/>
               </w:rPr>
             </w:pPr>
             <w:r>
               <w:rPr>
-                <w:sz w:val="19"/>
+                <w:sz w:val="21"/>
+                <w:szCs w:val="21"/>
               </w:rPr>
               <w:t>{{</w:t>
             </w:r>
             <w:proofErr w:type="spellStart"/>
             <w:r>
               <w:rPr>
-                <w:sz w:val="19"/>
+                <w:sz w:val="21"/>
+                <w:szCs w:val="21"/>
               </w:rPr>
               <w:t>serverDescription</w:t>
             </w:r>
             <w:proofErr w:type="spellEnd"/>
             <w:r>
               <w:rPr>
-                <w:sz w:val="19"/>
+                <w:sz w:val="21"/>
+                <w:szCs w:val="21"/>
               </w:rPr>
               <w:t>}}</w:t>
             </w:r>
             <w:r>
               <w:rPr>
-                <w:sz w:val="19"/>
+                <w:sz w:val="21"/>
+                <w:szCs w:val="21"/>
               </w:rPr>
               <w:br/>
-            </w:r>
-            <w:r>
-              <w:rPr>
-                <w:sz w:val="19"/>
-              </w:rPr>
               <w:t>{{</w:t>
             </w:r>
             <w:proofErr w:type="spellStart"/>
             <w:r>
               <w:rPr>
-                <w:sz w:val="19"/>
+                <w:sz w:val="21"/>
+                <w:szCs w:val="21"/>
               </w:rPr>
               <w:t>combinationName</w:t>
             </w:r>
             <w:proofErr w:type="spellEnd"/>
             <w:r>
               <w:rPr>
-                <w:sz w:val="19"/>
+                <w:sz w:val="21"/>
+                <w:szCs w:val="21"/>
               </w:rPr>
               <w:t>}}</w:t>
             </w:r>
             <w:r>
               <w:rPr>
-                <w:sz w:val="19"/>
+                <w:sz w:val="21"/>
+                <w:szCs w:val="21"/>
               </w:rPr>
               <w:br/>
-            </w:r>
-            <w:r>
-              <w:rPr>
-                <w:sz w:val="19"/>
-              </w:rPr>
-              <w:t>Instance</w:t>
-            </w:r>
-            <w:r>
-              <w:rPr>
-                <w:sz w:val="19"/>
-              </w:rPr>
-              <w:t xml:space="preserve"> </w:t>
-            </w:r>
-            <w:r>
-              <w:rPr>
-                <w:sz w:val="19"/>
-              </w:rPr>
-              <w:t>Valid</w:t>
-            </w:r>
-            <w:r>
-              <w:rPr>
-                <w:sz w:val="19"/>
-              </w:rPr>
-              <w:t xml:space="preserve"> </w:t>
-            </w:r>
-            <w:r>
-              <w:rPr>
-                <w:sz w:val="19"/>
-              </w:rPr>
-              <w:t>for {{</w:t>
+              <w:t>Instance Valid for {{</w:t>
             </w:r>
             <w:proofErr w:type="spellStart"/>
             <w:r>
               <w:rPr>
-                <w:sz w:val="19"/>
+                <w:sz w:val="21"/>
+                <w:szCs w:val="21"/>
               </w:rPr>
               <w:t>serverMonths</w:t>
             </w:r>
             <w:proofErr w:type="spellEnd"/>
             <w:r>
               <w:rPr>
-                <w:sz w:val="19"/>
+                <w:sz w:val="21"/>
+                <w:szCs w:val="21"/>
               </w:rPr>
               <w:t>}} Months</w:t>
             </w:r>
@@ -1101,8 +1023,8 @@
               <w:ind w:left="0" w:right="50" w:firstLine="0"/>
               <w:jc w:val="center"/>
               <w:rPr>
-                <w:sz w:val="20"/>
-                <w:szCs w:val="20"/>
+                <w:sz w:val="21"/>
+                <w:szCs w:val="21"/>
               </w:rPr>
             </w:pPr>
           </w:p>
@@ -1110,30 +1032,30 @@
             <w:pPr>
               <w:jc w:val="center"/>
               <w:rPr>
-                <w:sz w:val="20"/>
-                <w:szCs w:val="20"/>
+                <w:sz w:val="21"/>
+                <w:szCs w:val="21"/>
               </w:rPr>
             </w:pPr>
             <w:r>
               <w:rPr>
-                <w:sz w:val="20"/>
-                <w:szCs w:val="20"/>
+                <w:sz w:val="21"/>
+                <w:szCs w:val="21"/>
               </w:rPr>
               <w:t>{{</w:t>
             </w:r>
             <w:proofErr w:type="spellStart"/>
             <w:r>
               <w:rPr>
-                <w:sz w:val="20"/>
-                <w:szCs w:val="20"/>
+                <w:sz w:val="21"/>
+                <w:szCs w:val="21"/>
               </w:rPr>
               <w:t>serverPrice</w:t>
             </w:r>
             <w:proofErr w:type="spellEnd"/>
             <w:r>
               <w:rPr>
-                <w:sz w:val="20"/>
-                <w:szCs w:val="20"/>
+                <w:sz w:val="21"/>
+                <w:szCs w:val="21"/>
               </w:rPr>
               <w:t>}}</w:t>
             </w:r>
@@ -1142,8 +1064,8 @@
             <w:pPr>
               <w:jc w:val="center"/>
               <w:rPr>
-                <w:sz w:val="20"/>
-                <w:szCs w:val="20"/>
+                <w:sz w:val="21"/>
+                <w:szCs w:val="21"/>
               </w:rPr>
             </w:pPr>
           </w:p>
@@ -1170,13 +1092,15 @@
               <w:ind w:left="720" w:right="54" w:firstLine="0"/>
               <w:rPr>
                 <w:bCs/>
-                <w:sz w:val="19"/>
+                <w:sz w:val="21"/>
+                <w:szCs w:val="21"/>
               </w:rPr>
             </w:pPr>
             <w:r>
               <w:rPr>
                 <w:bCs/>
-                <w:sz w:val="19"/>
+                <w:sz w:val="21"/>
+                <w:szCs w:val="21"/>
               </w:rPr>
               <w:t>{{/servers}}</w:t>
             </w:r>
@@ -1188,7 +1112,8 @@
               <w:jc w:val="center"/>
               <w:rPr>
                 <w:b/>
-                <w:sz w:val="19"/>
+                <w:sz w:val="21"/>
+                <w:szCs w:val="21"/>
               </w:rPr>
             </w:pPr>
           </w:p>
@@ -1210,7 +1135,8 @@
               <w:ind w:left="0" w:right="54" w:firstLine="0"/>
               <w:jc w:val="center"/>
               <w:rPr>
-                <w:sz w:val="19"/>
+                <w:sz w:val="21"/>
+                <w:szCs w:val="21"/>
               </w:rPr>
             </w:pPr>
           </w:p>
@@ -1231,8 +1157,8 @@
               <w:ind w:left="0" w:right="50" w:firstLine="0"/>
               <w:jc w:val="center"/>
               <w:rPr>
-                <w:sz w:val="20"/>
-                <w:szCs w:val="20"/>
+                <w:sz w:val="21"/>
+                <w:szCs w:val="21"/>
               </w:rPr>
             </w:pPr>
           </w:p>
@@ -1261,12 +1187,15 @@
               <w:jc w:val="center"/>
               <w:rPr>
                 <w:bCs/>
+                <w:sz w:val="21"/>
+                <w:szCs w:val="21"/>
               </w:rPr>
             </w:pPr>
             <w:r>
               <w:rPr>
                 <w:bCs/>
-                <w:sz w:val="19"/>
+                <w:sz w:val="21"/>
+                <w:szCs w:val="21"/>
               </w:rPr>
               <w:lastRenderedPageBreak/>
               <w:t xml:space="preserve">Discount </w:t>
@@ -1291,12 +1220,15 @@
               <w:jc w:val="center"/>
               <w:rPr>
                 <w:bCs/>
+                <w:sz w:val="21"/>
+                <w:szCs w:val="21"/>
               </w:rPr>
             </w:pPr>
             <w:r>
               <w:rPr>
                 <w:b/>
-                <w:sz w:val="19"/>
+                <w:sz w:val="21"/>
+                <w:szCs w:val="21"/>
               </w:rPr>
               <w:t>{{</w:t>
             </w:r>
@@ -1304,7 +1236,8 @@
             <w:r>
               <w:rPr>
                 <w:b/>
-                <w:sz w:val="19"/>
+                <w:sz w:val="21"/>
+                <w:szCs w:val="21"/>
               </w:rPr>
               <w:t>discount_percent</w:t>
             </w:r>
@@ -1313,7 +1246,8 @@
             <w:r>
               <w:rPr>
                 <w:b/>
-                <w:sz w:val="19"/>
+                <w:sz w:val="21"/>
+                <w:szCs w:val="21"/>
               </w:rPr>
               <w:t>}}%</w:t>
             </w:r>
@@ -1321,7 +1255,8 @@
             <w:r>
               <w:rPr>
                 <w:bCs/>
-                <w:sz w:val="19"/>
+                <w:sz w:val="21"/>
+                <w:szCs w:val="21"/>
               </w:rPr>
               <w:t xml:space="preserve"> Applied</w:t>
             </w:r>
@@ -1344,30 +1279,30 @@
               <w:ind w:left="0" w:right="50" w:firstLine="0"/>
               <w:jc w:val="center"/>
               <w:rPr>
-                <w:sz w:val="20"/>
-                <w:szCs w:val="20"/>
+                <w:sz w:val="21"/>
+                <w:szCs w:val="21"/>
               </w:rPr>
             </w:pPr>
             <w:r>
               <w:rPr>
-                <w:sz w:val="20"/>
-                <w:szCs w:val="20"/>
+                <w:sz w:val="21"/>
+                <w:szCs w:val="21"/>
               </w:rPr>
               <w:t>{{</w:t>
             </w:r>
             <w:proofErr w:type="spellStart"/>
             <w:r>
               <w:rPr>
-                <w:sz w:val="20"/>
-                <w:szCs w:val="20"/>
+                <w:sz w:val="21"/>
+                <w:szCs w:val="21"/>
               </w:rPr>
               <w:t>discount_amount</w:t>
             </w:r>
             <w:proofErr w:type="spellEnd"/>
             <w:r>
               <w:rPr>
-                <w:sz w:val="20"/>
-                <w:szCs w:val="20"/>
+                <w:sz w:val="21"/>
+                <w:szCs w:val="21"/>
               </w:rPr>
               <w:t>}}</w:t>
             </w:r>
@@ -1397,7 +1332,8 @@
               <w:jc w:val="center"/>
               <w:rPr>
                 <w:bCs/>
-                <w:sz w:val="19"/>
+                <w:sz w:val="21"/>
+                <w:szCs w:val="21"/>
               </w:rPr>
             </w:pPr>
           </w:p>
@@ -1420,14 +1356,15 @@
               <w:jc w:val="center"/>
               <w:rPr>
                 <w:b/>
-                <w:sz w:val="19"/>
+                <w:sz w:val="21"/>
+                <w:szCs w:val="21"/>
               </w:rPr>
             </w:pPr>
             <w:r>
               <w:rPr>
                 <w:b/>
-                <w:sz w:val="20"/>
-                <w:szCs w:val="20"/>
+                <w:sz w:val="21"/>
+                <w:szCs w:val="21"/>
               </w:rPr>
               <w:t>Total Price</w:t>
             </w:r>
@@ -1450,15 +1387,15 @@
               <w:ind w:left="0" w:right="50" w:firstLine="0"/>
               <w:jc w:val="center"/>
               <w:rPr>
-                <w:sz w:val="20"/>
-                <w:szCs w:val="20"/>
+                <w:sz w:val="21"/>
+                <w:szCs w:val="21"/>
               </w:rPr>
             </w:pPr>
             <w:r>
               <w:rPr>
                 <w:b/>
-                <w:sz w:val="20"/>
-                <w:szCs w:val="20"/>
+                <w:sz w:val="21"/>
+                <w:szCs w:val="21"/>
               </w:rPr>
               <w:t>{{</w:t>
             </w:r>
@@ -1466,8 +1403,8 @@
             <w:r>
               <w:rPr>
                 <w:b/>
-                <w:sz w:val="20"/>
-                <w:szCs w:val="20"/>
+                <w:sz w:val="21"/>
+                <w:szCs w:val="21"/>
               </w:rPr>
               <w:t>total_price_discount</w:t>
             </w:r>
@@ -1475,8 +1412,8 @@
             <w:r>
               <w:rPr>
                 <w:b/>
-                <w:sz w:val="20"/>
-                <w:szCs w:val="20"/>
+                <w:sz w:val="21"/>
+                <w:szCs w:val="21"/>
               </w:rPr>
               <w:t>}}</w:t>
             </w:r>
@@ -1951,7 +1888,7 @@
           <w:sz w:val="21"/>
           <w:szCs w:val="21"/>
         </w:rPr>
-        <w:t>CloudFuze, Inc. with a place of business at 600 Park Offices Dr, suite#LL-52 Durham, NC 27709 (“Company”), and the Customer listed above (“Customer”). This Agreement includes and incorporates the above Order Form, Included in Migration Exhibit ("Exhibit 1"), Not included in Migration Exhibit ("Exhibit 2"), all attachments hereto, as well as the attached Terms and Conditions and contains, among other things, warranty disclaimers, liability limitations and use limitations. There shall be no force or effect to any different terms of any related purchase order or similar form even if signed by the parties after the date hereof.</w:t>
+        <w:t>CloudFuze</w:t>
       </w:r>
       <w:proofErr w:type="spellEnd"/>
       <w:r>
@@ -1960,117 +1897,7 @@
           <w:sz w:val="21"/>
           <w:szCs w:val="21"/>
         </w:rPr>
-        <w:t/>
-      </w:r>
-      <w:r>
-        <w:rPr>
-          <w:sz w:val="21"/>
-          <w:szCs w:val="21"/>
-        </w:rPr>
-        <w:t xml:space="preserve"/>
-      </w:r>
-      <w:r>
-        <w:rPr>
-          <w:sz w:val="21"/>
-          <w:szCs w:val="21"/>
-          <w:u w:val="single" w:color="000000"/>
-        </w:rPr>
-        <w:t/>
-      </w:r>
-      <w:r>
-        <w:rPr>
-          <w:sz w:val="21"/>
-          <w:szCs w:val="21"/>
-        </w:rPr>
-        <w:t/>
-      </w:r>
-      <w:r>
-        <w:rPr>
-          <w:sz w:val="21"/>
-          <w:szCs w:val="21"/>
-          <w:u w:val="single" w:color="000000"/>
-        </w:rPr>
-        <w:t/>
-      </w:r>
-      <w:r>
-        <w:rPr>
-          <w:sz w:val="21"/>
-          <w:szCs w:val="21"/>
-        </w:rPr>
-        <w:t/>
-      </w:r>
-      <w:r>
-        <w:rPr>
-          <w:sz w:val="21"/>
-          <w:szCs w:val="21"/>
-          <w:u w:val="single" w:color="000000"/>
-        </w:rPr>
-        <w:t xml:space="preserve"/>
-      </w:r>
-      <w:r>
-        <w:rPr>
-          <w:sz w:val="21"/>
-          <w:szCs w:val="21"/>
-        </w:rPr>
-        <w:t/>
-      </w:r>
-      <w:r>
-        <w:rPr>
-          <w:sz w:val="21"/>
-          <w:szCs w:val="21"/>
-          <w:u w:val="single" w:color="000000"/>
-        </w:rPr>
-        <w:t xml:space="preserve"/>
-      </w:r>
-      <w:r>
-        <w:rPr>
-          <w:sz w:val="21"/>
-          <w:szCs w:val="21"/>
-        </w:rPr>
-        <w:t/>
-      </w:r>
-      <w:r>
-        <w:rPr>
-          <w:sz w:val="21"/>
-          <w:szCs w:val="21"/>
-          <w:u w:val="single" w:color="000000"/>
-        </w:rPr>
-        <w:t xml:space="preserve"/>
-      </w:r>
-      <w:r>
-        <w:rPr>
-          <w:sz w:val="21"/>
-          <w:szCs w:val="21"/>
-        </w:rPr>
-        <w:t xml:space="preserve"/>
-      </w:r>
-      <w:r>
-        <w:rPr>
-          <w:sz w:val="21"/>
-          <w:szCs w:val="21"/>
-        </w:rPr>
-        <w:t xml:space="preserve"/>
-      </w:r>
-      <w:r>
-        <w:rPr>
-          <w:sz w:val="21"/>
-          <w:szCs w:val="21"/>
-        </w:rPr>
-        <w:t/>
-      </w:r>
-      <w:r>
-        <w:rPr>
-          <w:sz w:val="21"/>
-          <w:szCs w:val="21"/>
-        </w:rPr>
-        <w:t xml:space="preserve"/>
-      </w:r>
-      <w:r>
-        <w:rPr>
-          <w:sz w:val="21"/>
-          <w:szCs w:val="21"/>
-        </w:rPr>
-        <w:t/>
+        <w:t>, Inc. with a place of business at 600 Park Offices Dr, suite#LL-52 Durham, NC 27709 (“Company”), and the Customer listed above (“Customer”). This Agreement includes and incorporates the above Order Form, Included in Migration Exhibit ("Exhibit 1"), Not included in Migration Exhibit ("Exhibit 2"), all attachments hereto, as well as the attached Terms and Conditions and contains, among other things, warranty disclaimers, liability limitations and use limitations. There shall be no force or effect to any different terms of any related purchase order or similar form even if signed by the parties after the date hereof.</w:t>
       </w:r>
       <w:r>
         <w:rPr>
@@ -2454,10 +2281,15 @@
       <w:pPr>
         <w:pStyle w:val="Heading1"/>
         <w:spacing w:after="302" w:line="263" w:lineRule="auto"/>
-      </w:pPr>
-      <w:r>
-        <w:rPr>
-          <w:sz w:val="22"/>
+        <w:rPr>
+          <w:sz w:val="23"/>
+          <w:szCs w:val="23"/>
+        </w:rPr>
+      </w:pPr>
+      <w:r>
+        <w:rPr>
+          <w:sz w:val="23"/>
+          <w:szCs w:val="23"/>
           <w:shd w:val="clear" w:color="auto" w:fill="auto"/>
         </w:rPr>
         <w:t>TERMS AND CONDITIONS</w:t>
@@ -2479,10 +2311,15 @@
       <w:pPr>
         <w:pStyle w:val="Heading1"/>
         <w:spacing w:after="302" w:line="263" w:lineRule="auto"/>
-      </w:pPr>
-      <w:r>
-        <w:rPr>
-          <w:sz w:val="22"/>
+        <w:rPr>
+          <w:sz w:val="23"/>
+          <w:szCs w:val="23"/>
+        </w:rPr>
+      </w:pPr>
+      <w:r>
+        <w:rPr>
+          <w:sz w:val="23"/>
+          <w:szCs w:val="23"/>
           <w:shd w:val="clear" w:color="auto" w:fill="auto"/>
         </w:rPr>
         <w:t>RESTRICTIONS AND RESPONSIBILITIES</w:t>
@@ -2513,8 +2350,16 @@
     <w:p>
       <w:pPr>
         <w:pStyle w:val="Heading1"/>
-      </w:pPr>
-      <w:r>
+        <w:rPr>
+          <w:sz w:val="23"/>
+          <w:szCs w:val="23"/>
+        </w:rPr>
+      </w:pPr>
+      <w:r>
+        <w:rPr>
+          <w:sz w:val="23"/>
+          <w:szCs w:val="23"/>
+        </w:rPr>
         <w:lastRenderedPageBreak/>
         <w:t>CONFIDENTIALITY, PROPRIETARY RIGHTS</w:t>
       </w:r>
@@ -2522,40 +2367,80 @@
     <w:p>
       <w:pPr>
         <w:ind w:left="-5"/>
-      </w:pPr>
-      <w:r>
+        <w:rPr>
+          <w:sz w:val="21"/>
+          <w:szCs w:val="21"/>
+        </w:rPr>
+      </w:pPr>
+      <w:r>
+        <w:rPr>
+          <w:sz w:val="21"/>
+          <w:szCs w:val="21"/>
+        </w:rPr>
         <w:t>Each party (the “Receiving Party”) understands that the other party (the “Disclosing Party”) has disclosed or may disclose business, technical or financial information relating to the Disclosing Party’s business (hereinafter referred to as “Proprietary Information” of the Disclosing Party). Proprietary Information of Company includes non-public information regarding features, functionality and performance of the Service. Proprietary Information of Customer includes non-public data provided by Customer to Company to enable the provision of the Services (“Customer Data”). The Receiving Party agrees: (</w:t>
       </w:r>
       <w:proofErr w:type="spellStart"/>
       <w:r>
+        <w:rPr>
+          <w:sz w:val="21"/>
+          <w:szCs w:val="21"/>
+        </w:rPr>
         <w:t>i</w:t>
       </w:r>
       <w:proofErr w:type="spellEnd"/>
       <w:r>
+        <w:rPr>
+          <w:sz w:val="21"/>
+          <w:szCs w:val="21"/>
+        </w:rPr>
         <w:t xml:space="preserve">) to take reasonable precautions to protect such Proprietary Information, and (ii) not to use (except in performance of the Services or as otherwise permitted herein) or divulge to any third person any such Proprietary Information. The Disclosing Party agrees that the foregoing shall not apply with respect to any information after five (5) years following the disclosure thereof or any information that the Receiving Party can document (a) is or becomes generally available to the public, or (b) was in its possession or known by </w:t>
       </w:r>
       <w:proofErr w:type="spellStart"/>
       <w:r>
+        <w:rPr>
+          <w:sz w:val="21"/>
+          <w:szCs w:val="21"/>
+        </w:rPr>
         <w:t>it</w:t>
       </w:r>
       <w:proofErr w:type="spellEnd"/>
       <w:r>
+        <w:rPr>
+          <w:sz w:val="21"/>
+          <w:szCs w:val="21"/>
+        </w:rPr>
         <w:t xml:space="preserve"> prior to receipt from the Disclosing Party, or (c) was rightfully disclosed to it without restriction by a third party, or (d) was independently developed without use of any Proprietary Information of the Disclosing Party or (e) is required to be disclosed by law. Customer shall own all right, title and interest in and to the Customer Data, as well as any data that is based on or derived from the Customer Data and provided to Customer as part of the Services. Company shall own and retain all right, title and interest in and to (a) the Services and Software, all improvements, enhancements or modifications thereto, (b) any software, applications, inventions or other technology developed in connection with Implementation Services or support, and (c) all intellectual property rights related to any of the foregoing. Notwithstanding anything to the contrary, Company shall have the right collect and </w:t>
       </w:r>
       <w:proofErr w:type="spellStart"/>
       <w:r>
+        <w:rPr>
+          <w:sz w:val="21"/>
+          <w:szCs w:val="21"/>
+        </w:rPr>
         <w:t>analyze</w:t>
       </w:r>
       <w:proofErr w:type="spellEnd"/>
       <w:r>
+        <w:rPr>
+          <w:sz w:val="21"/>
+          <w:szCs w:val="21"/>
+        </w:rPr>
         <w:t xml:space="preserve"> data and other information relating to the provision, use and performance of various aspects of the Services and related systems and technologies (including, without limitation, information concerning Customer Data and data derived there from), and Company will be free (during and after the term hereof) to (</w:t>
       </w:r>
       <w:proofErr w:type="spellStart"/>
       <w:r>
+        <w:rPr>
+          <w:sz w:val="21"/>
+          <w:szCs w:val="21"/>
+        </w:rPr>
         <w:t>i</w:t>
       </w:r>
       <w:proofErr w:type="spellEnd"/>
       <w:r>
+        <w:rPr>
+          <w:sz w:val="21"/>
+          <w:szCs w:val="21"/>
+        </w:rPr>
         <w:t>) use such information and data to improve and enhance the Services and for other development, diagnostic and corrective purposes in connection with the Services and other Company offerings, and (ii) disclose such data solely in aggregate or other de-identified form in connection with its business. No rights or licenses are granted except as expressly set forth herein.</w:t>
       </w:r>
     </w:p>
@@ -2577,38 +2462,68 @@
         <w:shd w:val="clear" w:color="auto" w:fill="93CDDC"/>
         <w:spacing w:after="43" w:line="259" w:lineRule="auto"/>
         <w:ind w:left="30" w:firstLine="0"/>
-        <w:jc w:val="left"/>
-      </w:pPr>
-      <w:r>
-        <w:rPr>
-          <w:sz w:val="19"/>
+        <w:jc w:val="center"/>
+        <w:rPr>
+          <w:b/>
+          <w:bCs/>
+          <w:sz w:val="23"/>
+          <w:szCs w:val="23"/>
+        </w:rPr>
+      </w:pPr>
+      <w:r>
+        <w:rPr>
+          <w:b/>
+          <w:bCs/>
+          <w:sz w:val="23"/>
+          <w:szCs w:val="23"/>
+        </w:rPr>
+        <w:t>PAYMENT OF FEES</w:t>
+      </w:r>
+    </w:p>
+    <w:p>
+      <w:pPr>
+        <w:ind w:left="-5"/>
+        <w:rPr>
+          <w:sz w:val="21"/>
+          <w:szCs w:val="21"/>
+        </w:rPr>
+      </w:pPr>
+      <w:r>
+        <w:rPr>
+          <w:sz w:val="21"/>
+          <w:szCs w:val="21"/>
+        </w:rPr>
+        <w:br/>
+      </w:r>
+      <w:r>
+        <w:rPr>
+          <w:sz w:val="21"/>
+          <w:szCs w:val="21"/>
+        </w:rPr>
+        <w:t xml:space="preserve">Customer will pay Company the then applicable fees described in the Order Form for the Services and Implementation Services in accordance with the terms therein (the “Fees”). If Customer’s use of the Services exceeds the Service Capacity set forth on the Order Form or otherwise requires the payment of additional fees (per the terms of this Agreement), Customer shall be billed for such usage and Customer agrees to pay the additional fees in the manner provided herein. Company reserves the right to change the Fees or applicable charges and to institute new </w:t>
+      </w:r>
+      <w:r>
+        <w:rPr>
+          <w:sz w:val="21"/>
+          <w:szCs w:val="21"/>
         </w:rPr>
         <w:lastRenderedPageBreak/>
-        <w:t xml:space="preserve"> </w:t>
-      </w:r>
-    </w:p>
-    <w:p>
-      <w:pPr>
-        <w:pStyle w:val="Heading1"/>
-        <w:ind w:left="40"/>
-      </w:pPr>
-      <w:r>
-        <w:t>PAYMENT OF FEES</w:t>
-      </w:r>
-    </w:p>
-    <w:p>
-      <w:pPr>
-        <w:ind w:left="-5"/>
-      </w:pPr>
-      <w:r>
-        <w:t xml:space="preserve">Customer will pay Company the then applicable fees described in the Order Form for the Services and Implementation Services in accordance with the terms therein (the “Fees”). If Customer’s use of the Services exceeds the Service Capacity set forth on the Order Form or otherwise requires the payment of additional fees (per the terms of this Agreement), Customer shall be billed for such usage and Customer agrees to pay the additional fees in the manner provided herein. Company reserves the right to change the Fees or applicable charges and to institute new charges and Fees at the end of the Initial Service Term or then-current renewal term, upon thirty (30) days prior notice to Customer (which may be sent by email). If Customer believes that Company has billed Customer incorrectly, Customer must contact Company no later than 60 days after the closing date on the first billing statement in which the error or problem appeared, </w:t>
+        <w:t xml:space="preserve">charges and Fees at the end of the Initial Service Term or then-current renewal term, upon thirty (30) days prior notice to Customer (which may be sent by email). If Customer believes that Company has billed Customer incorrectly, Customer must contact Company no later than 60 days after the closing date on the first billing statement in which the error or problem appeared, </w:t>
       </w:r>
       <w:proofErr w:type="gramStart"/>
       <w:r>
+        <w:rPr>
+          <w:sz w:val="21"/>
+          <w:szCs w:val="21"/>
+        </w:rPr>
         <w:t>in order to</w:t>
       </w:r>
       <w:proofErr w:type="gramEnd"/>
       <w:r>
+        <w:rPr>
+          <w:sz w:val="21"/>
+          <w:szCs w:val="21"/>
+        </w:rPr>
         <w:t xml:space="preserve"> receive an adjustment or credit. Inquiries should be directed to Company’s customer support department. Company represents and warrants that it will perform all Services in a professional and workmanlike manner in accordance with generally accepted industry standards, practices, and principles applicable to such Services and shall be responsible for the professional quality, accuracy and completeness required under this agreement.  Company may choose to bill through an invoice, in which case, full payment for invoices issued in any given month must be received by Company thirty (30) days after the mailing date of the invoice. Unpaid amounts are subject to a finance charge of 1.5% per month on any outstanding balance, or the maximum permitted by law, whichever is lower, plus all expenses of collection and may result in immediate termination of Service. Customer shall be responsible for all taxes associated with Services other than U.S. taxes based on Company’s net income.</w:t>
       </w:r>
     </w:p>
@@ -2617,16 +2532,32 @@
         <w:spacing w:after="2" w:line="259" w:lineRule="auto"/>
         <w:ind w:left="0" w:firstLine="0"/>
         <w:jc w:val="left"/>
-      </w:pPr>
-      <w:r>
+        <w:rPr>
+          <w:sz w:val="21"/>
+          <w:szCs w:val="21"/>
+        </w:rPr>
+      </w:pPr>
+      <w:r>
+        <w:rPr>
+          <w:sz w:val="21"/>
+          <w:szCs w:val="21"/>
+        </w:rPr>
         <w:t xml:space="preserve"> </w:t>
       </w:r>
     </w:p>
     <w:p>
       <w:pPr>
         <w:ind w:left="-5"/>
-      </w:pPr>
-      <w:r>
+        <w:rPr>
+          <w:sz w:val="21"/>
+          <w:szCs w:val="21"/>
+        </w:rPr>
+      </w:pPr>
+      <w:r>
+        <w:rPr>
+          <w:sz w:val="21"/>
+          <w:szCs w:val="21"/>
+        </w:rPr>
         <w:t>If Service implementation or migration project is being delayed due to customer not responding in a timely manner or due to other delays from Customer which are not communicated to the Company before the Effective Date, Company may charge additional fee as specified under Overage Charges.</w:t>
       </w:r>
     </w:p>
@@ -2646,17 +2577,32 @@
     <w:p>
       <w:pPr>
         <w:pStyle w:val="Heading1"/>
-      </w:pPr>
-      <w:r>
-        <w:lastRenderedPageBreak/>
+        <w:rPr>
+          <w:sz w:val="23"/>
+          <w:szCs w:val="23"/>
+        </w:rPr>
+      </w:pPr>
+      <w:r>
+        <w:rPr>
+          <w:sz w:val="23"/>
+          <w:szCs w:val="23"/>
+        </w:rPr>
         <w:t>TERM AND TERMINATION</w:t>
       </w:r>
     </w:p>
     <w:p>
       <w:pPr>
         <w:ind w:left="-5"/>
-      </w:pPr>
-      <w:r>
+        <w:rPr>
+          <w:sz w:val="21"/>
+          <w:szCs w:val="21"/>
+        </w:rPr>
+      </w:pPr>
+      <w:r>
+        <w:rPr>
+          <w:sz w:val="21"/>
+          <w:szCs w:val="21"/>
+        </w:rPr>
         <w:t>Subject to earlier termination as provided below, this Agreement is for the Initial Service Term as specified in the Order Form, and shall be automatically renewed for additional periods of the same duration as the Initial Service Term (collectively, the “Term”), unless either party requests termination at least thirty (30) days prior to the end of the then-current term.</w:t>
       </w:r>
     </w:p>
@@ -2665,10 +2611,15 @@
         <w:spacing w:after="39" w:line="259" w:lineRule="auto"/>
         <w:ind w:left="0" w:firstLine="0"/>
         <w:jc w:val="left"/>
-      </w:pPr>
-      <w:r>
-        <w:rPr>
-          <w:sz w:val="21"/>
+        <w:rPr>
+          <w:sz w:val="21"/>
+          <w:szCs w:val="21"/>
+        </w:rPr>
+      </w:pPr>
+      <w:r>
+        <w:rPr>
+          <w:sz w:val="21"/>
+          <w:szCs w:val="21"/>
         </w:rPr>
         <w:t xml:space="preserve"> </w:t>
       </w:r>
@@ -2677,55 +2628,80 @@
       <w:pPr>
         <w:spacing w:after="451"/>
         <w:ind w:left="-5"/>
-      </w:pPr>
-      <w:r>
-        <w:t xml:space="preserve">In addition to any other </w:t>
-      </w:r>
-      <w:proofErr w:type="gramStart"/>
-      <w:r>
-        <w:t>remedies</w:t>
-      </w:r>
-      <w:proofErr w:type="gramEnd"/>
-      <w:r>
-        <w:t xml:space="preserve"> it may have, either party may also terminate this Agreement upon thirty (30) days’ notice (or without notice in the case of nonpayment), if the other party materially breaches any of the terms or conditions of this Agreement. Customer will pay in full for the Services up to and including the last day on which the Services are provided. All sections of this Agreement which by their nature should survive termination will survive termination, including, without limitation, accrued rights to payment, confidentiality obligations, warranty disclaimers, and limitations of liability.</w:t>
-      </w:r>
-    </w:p>
-    <w:p>
-      <w:pPr>
-        <w:shd w:val="clear" w:color="auto" w:fill="93CDDC"/>
-        <w:spacing w:after="43" w:line="259" w:lineRule="auto"/>
-        <w:ind w:left="30" w:firstLine="0"/>
-        <w:jc w:val="left"/>
-      </w:pPr>
-      <w:r>
         <w:rPr>
           <w:sz w:val="19"/>
         </w:rPr>
+      </w:pPr>
+      <w:r>
+        <w:rPr>
+          <w:sz w:val="21"/>
+          <w:szCs w:val="21"/>
+        </w:rPr>
+        <w:t>In addition to any other remedies it may have, either party may also terminate this Agreement upon thirty (30) days’ notice (or without notice in the case of nonpayment), if the other party materially breaches any of the terms or conditions of this Agreement. Customer will pay in full for the Services up to and including the last day on which the Services are provided. All sections of this Agreement which by their nature should survive termination will survive termination, including, without limitation, accrued rights to payment, confidentiality obligations, warranty disclaimers, and limitations of liability.</w:t>
+      </w:r>
+      <w:r>
+        <w:rPr>
+          <w:sz w:val="19"/>
+        </w:rPr>
         <w:t xml:space="preserve"> </w:t>
       </w:r>
+    </w:p>
+    <w:p>
+      <w:pPr>
+        <w:spacing w:after="451"/>
+        <w:ind w:left="-5"/>
+        <w:rPr>
+          <w:sz w:val="21"/>
+          <w:szCs w:val="21"/>
+        </w:rPr>
+      </w:pPr>
     </w:p>
     <w:p>
       <w:pPr>
         <w:pStyle w:val="Heading1"/>
         <w:ind w:left="40"/>
-      </w:pPr>
-      <w:r>
+        <w:rPr>
+          <w:sz w:val="23"/>
+          <w:szCs w:val="23"/>
+        </w:rPr>
+      </w:pPr>
+      <w:r>
+        <w:rPr>
+          <w:sz w:val="23"/>
+          <w:szCs w:val="23"/>
+        </w:rPr>
+        <w:lastRenderedPageBreak/>
         <w:t>WARRANTY AND DISCLAIMER</w:t>
       </w:r>
     </w:p>
     <w:p>
       <w:pPr>
         <w:ind w:left="-5"/>
-      </w:pPr>
-      <w:r>
+        <w:rPr>
+          <w:sz w:val="21"/>
+          <w:szCs w:val="21"/>
+        </w:rPr>
+      </w:pPr>
+      <w:r>
+        <w:rPr>
+          <w:sz w:val="21"/>
+          <w:szCs w:val="21"/>
+        </w:rPr>
         <w:t xml:space="preserve">Company shall use reasonable efforts consistent with prevailing industry standards to maintain the </w:t>
       </w:r>
     </w:p>
     <w:p>
       <w:pPr>
-        <w:ind w:left="-5"/>
-      </w:pPr>
-      <w:r>
+        <w:rPr>
+          <w:sz w:val="21"/>
+          <w:szCs w:val="21"/>
+        </w:rPr>
+      </w:pPr>
+      <w:r>
+        <w:rPr>
+          <w:sz w:val="21"/>
+          <w:szCs w:val="21"/>
+        </w:rPr>
         <w:t xml:space="preserve">Services in a manner which minimizes errors and interruptions in the Services and shall perform the Implementation Services in a professional and workmanlike manner. Services may be temporarily unavailable for scheduled maintenance or for unscheduled emergency maintenance, either by Company or by third-party providers, or because of other causes beyond Company’s reasonable control, but Company shall use reasonable efforts to provide advance notice in writing or by e-mail of any scheduled service disruption. </w:t>
       </w:r>
     </w:p>
@@ -2734,8 +2710,16 @@
         <w:spacing w:after="23" w:line="259" w:lineRule="auto"/>
         <w:ind w:left="0" w:firstLine="0"/>
         <w:jc w:val="left"/>
-      </w:pPr>
-      <w:r>
+        <w:rPr>
+          <w:sz w:val="21"/>
+          <w:szCs w:val="21"/>
+        </w:rPr>
+      </w:pPr>
+      <w:r>
+        <w:rPr>
+          <w:sz w:val="21"/>
+          <w:szCs w:val="21"/>
+        </w:rPr>
         <w:t xml:space="preserve"> </w:t>
       </w:r>
     </w:p>
@@ -2754,43 +2738,87 @@
         </w:tabs>
         <w:ind w:left="-15" w:firstLine="0"/>
         <w:jc w:val="left"/>
-      </w:pPr>
-      <w:r>
+        <w:rPr>
+          <w:sz w:val="21"/>
+          <w:szCs w:val="21"/>
+        </w:rPr>
+      </w:pPr>
+      <w:r>
+        <w:rPr>
+          <w:sz w:val="21"/>
+          <w:szCs w:val="21"/>
+        </w:rPr>
         <w:t xml:space="preserve">HOWEVER, </w:t>
       </w:r>
       <w:r>
+        <w:rPr>
+          <w:sz w:val="21"/>
+          <w:szCs w:val="21"/>
+        </w:rPr>
         <w:tab/>
         <w:t xml:space="preserve">COMPANY </w:t>
       </w:r>
       <w:r>
+        <w:rPr>
+          <w:sz w:val="21"/>
+          <w:szCs w:val="21"/>
+        </w:rPr>
         <w:tab/>
         <w:t xml:space="preserve">DOES </w:t>
       </w:r>
       <w:r>
+        <w:rPr>
+          <w:sz w:val="21"/>
+          <w:szCs w:val="21"/>
+        </w:rPr>
         <w:tab/>
         <w:t xml:space="preserve">NOT </w:t>
       </w:r>
       <w:r>
+        <w:rPr>
+          <w:sz w:val="21"/>
+          <w:szCs w:val="21"/>
+        </w:rPr>
         <w:tab/>
         <w:t xml:space="preserve">WARRANT </w:t>
       </w:r>
       <w:r>
+        <w:rPr>
+          <w:sz w:val="21"/>
+          <w:szCs w:val="21"/>
+        </w:rPr>
         <w:tab/>
         <w:t xml:space="preserve">THAT </w:t>
       </w:r>
       <w:r>
+        <w:rPr>
+          <w:sz w:val="21"/>
+          <w:szCs w:val="21"/>
+        </w:rPr>
         <w:tab/>
         <w:t xml:space="preserve">THE </w:t>
       </w:r>
       <w:r>
+        <w:rPr>
+          <w:sz w:val="21"/>
+          <w:szCs w:val="21"/>
+        </w:rPr>
         <w:tab/>
         <w:t xml:space="preserve">SERVICES </w:t>
       </w:r>
       <w:r>
+        <w:rPr>
+          <w:sz w:val="21"/>
+          <w:szCs w:val="21"/>
+        </w:rPr>
         <w:tab/>
         <w:t xml:space="preserve">WILL </w:t>
       </w:r>
       <w:r>
+        <w:rPr>
+          <w:sz w:val="21"/>
+          <w:szCs w:val="21"/>
+        </w:rPr>
         <w:tab/>
         <w:t xml:space="preserve">BE </w:t>
       </w:r>
@@ -2798,8 +2826,16 @@
     <w:p>
       <w:pPr>
         <w:ind w:left="-5"/>
-      </w:pPr>
-      <w:r>
+        <w:rPr>
+          <w:sz w:val="21"/>
+          <w:szCs w:val="21"/>
+        </w:rPr>
+      </w:pPr>
+      <w:r>
+        <w:rPr>
+          <w:sz w:val="21"/>
+          <w:szCs w:val="21"/>
+        </w:rPr>
         <w:t xml:space="preserve">UNINTERRUPTED OR ERROR FREE; NOR DOES IT MAKE ANY WARRANTY AS TO THE RESULTS THAT MAY BE OBTAINED FROM USE OF THE SERVICES. EXCEPT AS EXPRESSLY SET FORTH IN THIS SECTION, THE SERVICES AND IMPLEMENTATION SERVICES ARE </w:t>
       </w:r>
     </w:p>
@@ -2809,11 +2845,11 @@
         <w:jc w:val="left"/>
       </w:pPr>
       <w:r>
-        <w:t xml:space="preserve">PROVIDED “AS IS” AND COMPANY DISCLAIMS ALL WARRANTIES, EXPRESS OR IMPLIED, INCLUDING, BUT NOT LIMITED TO, IMPLIED WARRANTIES OF MERCHANTABILITY AND </w:t>
-      </w:r>
-      <w:r>
-        <w:lastRenderedPageBreak/>
-        <w:t>FITNESS FOR A PARTICULAR PURPOSE AND NON-INFRINGEMENT.</w:t>
+        <w:rPr>
+          <w:sz w:val="21"/>
+          <w:szCs w:val="21"/>
+        </w:rPr>
+        <w:t>PROVIDED “AS IS” AND COMPANY DISCLAIMS ALL WARRANTIES, EXPRESS OR IMPLIED, INCLUDING, BUT NOT LIMITED TO, IMPLIED WARRANTIES OF MERCHANTABILITY AND FITNESS FOR A PARTICULAR PURPOSE AND NON-INFRINGEMENT.</w:t>
       </w:r>
       <w:r>
         <w:br/>
@@ -2822,24 +2858,48 @@
     <w:p>
       <w:pPr>
         <w:pStyle w:val="Heading1"/>
-      </w:pPr>
-      <w:r>
+        <w:rPr>
+          <w:sz w:val="23"/>
+          <w:szCs w:val="23"/>
+        </w:rPr>
+      </w:pPr>
+      <w:r>
+        <w:rPr>
+          <w:sz w:val="23"/>
+          <w:szCs w:val="23"/>
+        </w:rPr>
         <w:t>INDEMNITY</w:t>
       </w:r>
     </w:p>
     <w:p>
       <w:pPr>
         <w:ind w:left="-5"/>
-      </w:pPr>
-      <w:r>
+        <w:rPr>
+          <w:sz w:val="21"/>
+          <w:szCs w:val="21"/>
+        </w:rPr>
+      </w:pPr>
+      <w:r>
+        <w:rPr>
+          <w:sz w:val="21"/>
+          <w:szCs w:val="21"/>
+        </w:rPr>
         <w:t xml:space="preserve">Company shall hold Customer harmless from liability to third parties resulting from infringement by the Service of any United States patent or any copyright or misappropriation of any trade secret, provided Company is promptly notified of any and all threats, claims and proceedings related thereto and given reasonable assistance and the opportunity to assume sole control over </w:t>
       </w:r>
       <w:proofErr w:type="spellStart"/>
       <w:r>
+        <w:rPr>
+          <w:sz w:val="21"/>
+          <w:szCs w:val="21"/>
+        </w:rPr>
         <w:t>defense</w:t>
       </w:r>
       <w:proofErr w:type="spellEnd"/>
       <w:r>
+        <w:rPr>
+          <w:sz w:val="21"/>
+          <w:szCs w:val="21"/>
+        </w:rPr>
         <w:t xml:space="preserve"> and settlement; Company will not be responsible for any settlement it does not approve in writing. The foregoing obligations do not apply with respect to portions or components of the Service</w:t>
       </w:r>
     </w:p>
@@ -2848,8 +2908,16 @@
         <w:spacing w:after="2" w:line="259" w:lineRule="auto"/>
         <w:ind w:left="0" w:firstLine="0"/>
         <w:jc w:val="left"/>
-      </w:pPr>
-      <w:r>
+        <w:rPr>
+          <w:sz w:val="21"/>
+          <w:szCs w:val="21"/>
+        </w:rPr>
+      </w:pPr>
+      <w:r>
+        <w:rPr>
+          <w:sz w:val="21"/>
+          <w:szCs w:val="21"/>
+        </w:rPr>
         <w:t xml:space="preserve"> </w:t>
       </w:r>
     </w:p>
@@ -2860,8 +2928,16 @@
           <w:numId w:val="2"/>
         </w:numPr>
         <w:ind w:hanging="280"/>
-      </w:pPr>
-      <w:r>
+        <w:rPr>
+          <w:sz w:val="21"/>
+          <w:szCs w:val="21"/>
+        </w:rPr>
+      </w:pPr>
+      <w:r>
+        <w:rPr>
+          <w:sz w:val="21"/>
+          <w:szCs w:val="21"/>
+        </w:rPr>
         <w:t xml:space="preserve">Not supplied by Company, </w:t>
       </w:r>
     </w:p>
@@ -2870,8 +2946,16 @@
         <w:spacing w:after="2" w:line="259" w:lineRule="auto"/>
         <w:ind w:left="0" w:firstLine="0"/>
         <w:jc w:val="left"/>
-      </w:pPr>
-      <w:r>
+        <w:rPr>
+          <w:sz w:val="21"/>
+          <w:szCs w:val="21"/>
+        </w:rPr>
+      </w:pPr>
+      <w:r>
+        <w:rPr>
+          <w:sz w:val="21"/>
+          <w:szCs w:val="21"/>
+        </w:rPr>
         <w:t xml:space="preserve"> </w:t>
       </w:r>
     </w:p>
@@ -2882,8 +2966,16 @@
           <w:numId w:val="2"/>
         </w:numPr>
         <w:ind w:hanging="280"/>
-      </w:pPr>
-      <w:r>
+        <w:rPr>
+          <w:sz w:val="21"/>
+          <w:szCs w:val="21"/>
+        </w:rPr>
+      </w:pPr>
+      <w:r>
+        <w:rPr>
+          <w:sz w:val="21"/>
+          <w:szCs w:val="21"/>
+        </w:rPr>
         <w:t xml:space="preserve">Made in whole or in part in accordance with Customer specifications, </w:t>
       </w:r>
     </w:p>
@@ -2892,8 +2984,16 @@
         <w:spacing w:after="2" w:line="259" w:lineRule="auto"/>
         <w:ind w:left="0" w:firstLine="0"/>
         <w:jc w:val="left"/>
-      </w:pPr>
-      <w:r>
+        <w:rPr>
+          <w:sz w:val="21"/>
+          <w:szCs w:val="21"/>
+        </w:rPr>
+      </w:pPr>
+      <w:r>
+        <w:rPr>
+          <w:sz w:val="21"/>
+          <w:szCs w:val="21"/>
+        </w:rPr>
         <w:t xml:space="preserve"> </w:t>
       </w:r>
     </w:p>
@@ -2904,8 +3004,16 @@
           <w:numId w:val="2"/>
         </w:numPr>
         <w:ind w:hanging="280"/>
-      </w:pPr>
-      <w:r>
+        <w:rPr>
+          <w:sz w:val="21"/>
+          <w:szCs w:val="21"/>
+        </w:rPr>
+      </w:pPr>
+      <w:r>
+        <w:rPr>
+          <w:sz w:val="21"/>
+          <w:szCs w:val="21"/>
+        </w:rPr>
         <w:t xml:space="preserve">That are modified after delivery by Company, </w:t>
       </w:r>
     </w:p>
@@ -2914,8 +3022,16 @@
         <w:spacing w:after="2" w:line="259" w:lineRule="auto"/>
         <w:ind w:left="0" w:firstLine="0"/>
         <w:jc w:val="left"/>
-      </w:pPr>
-      <w:r>
+        <w:rPr>
+          <w:sz w:val="21"/>
+          <w:szCs w:val="21"/>
+        </w:rPr>
+      </w:pPr>
+      <w:r>
+        <w:rPr>
+          <w:sz w:val="21"/>
+          <w:szCs w:val="21"/>
+        </w:rPr>
         <w:t xml:space="preserve"> </w:t>
       </w:r>
     </w:p>
@@ -2926,8 +3042,16 @@
           <w:numId w:val="2"/>
         </w:numPr>
         <w:ind w:hanging="280"/>
-      </w:pPr>
-      <w:r>
+        <w:rPr>
+          <w:sz w:val="21"/>
+          <w:szCs w:val="21"/>
+        </w:rPr>
+      </w:pPr>
+      <w:r>
+        <w:rPr>
+          <w:sz w:val="21"/>
+          <w:szCs w:val="21"/>
+        </w:rPr>
         <w:t xml:space="preserve">Combined with other products, processes or materials where the alleged infringement relates to such combination, </w:t>
       </w:r>
     </w:p>
@@ -2948,9 +3072,25 @@
           <w:numId w:val="2"/>
         </w:numPr>
         <w:ind w:hanging="280"/>
-      </w:pPr>
-      <w:r>
-        <w:t>Where Customer continues allegedly infringing activity after being notified thereof or after being informed of modifications that would have avoided the alleged infringement, or (vi) where Customer’s use of the Service is not strictly in accordance with this Agreement. If, due to a claim of infringement, the Services are held by a court of competent jurisdiction to be or are believed by Company to be infringing, Company may, at its option and expense:</w:t>
+        <w:rPr>
+          <w:sz w:val="21"/>
+          <w:szCs w:val="21"/>
+        </w:rPr>
+      </w:pPr>
+      <w:r>
+        <w:rPr>
+          <w:sz w:val="21"/>
+          <w:szCs w:val="21"/>
+        </w:rPr>
+        <w:t xml:space="preserve">Where Customer continues allegedly infringing activity after being notified thereof or after being informed of modifications that would have avoided the alleged infringement, or (vi) where Customer’s use of the Service is not </w:t>
+      </w:r>
+      <w:r>
+        <w:rPr>
+          <w:sz w:val="21"/>
+          <w:szCs w:val="21"/>
+        </w:rPr>
+        <w:lastRenderedPageBreak/>
+        <w:t>strictly in accordance with this Agreement. If, due to a claim of infringement, the Services are held by a court of competent jurisdiction to be or are believed by Company to be infringing, Company may, at its option and expense:</w:t>
       </w:r>
     </w:p>
     <w:p>
@@ -2958,8 +3098,16 @@
         <w:spacing w:after="2" w:line="259" w:lineRule="auto"/>
         <w:ind w:left="0" w:firstLine="0"/>
         <w:jc w:val="left"/>
-      </w:pPr>
-      <w:r>
+        <w:rPr>
+          <w:sz w:val="21"/>
+          <w:szCs w:val="21"/>
+        </w:rPr>
+      </w:pPr>
+      <w:r>
+        <w:rPr>
+          <w:sz w:val="21"/>
+          <w:szCs w:val="21"/>
+        </w:rPr>
         <w:t xml:space="preserve"> </w:t>
       </w:r>
     </w:p>
@@ -2970,8 +3118,16 @@
           <w:numId w:val="3"/>
         </w:numPr>
         <w:ind w:hanging="293"/>
-      </w:pPr>
-      <w:r>
+        <w:rPr>
+          <w:sz w:val="21"/>
+          <w:szCs w:val="21"/>
+        </w:rPr>
+      </w:pPr>
+      <w:r>
+        <w:rPr>
+          <w:sz w:val="21"/>
+          <w:szCs w:val="21"/>
+        </w:rPr>
         <w:t xml:space="preserve">Replace or modify the Service to be non-infringing provided that such modification or replacement contains substantially similar features and functionality, </w:t>
       </w:r>
     </w:p>
@@ -2980,8 +3136,16 @@
         <w:spacing w:after="2" w:line="259" w:lineRule="auto"/>
         <w:ind w:left="0" w:firstLine="0"/>
         <w:jc w:val="left"/>
-      </w:pPr>
-      <w:r>
+        <w:rPr>
+          <w:sz w:val="21"/>
+          <w:szCs w:val="21"/>
+        </w:rPr>
+      </w:pPr>
+      <w:r>
+        <w:rPr>
+          <w:sz w:val="21"/>
+          <w:szCs w:val="21"/>
+        </w:rPr>
         <w:t xml:space="preserve"> </w:t>
       </w:r>
     </w:p>
@@ -2992,8 +3156,16 @@
           <w:numId w:val="3"/>
         </w:numPr>
         <w:ind w:hanging="293"/>
-      </w:pPr>
-      <w:r>
+        <w:rPr>
+          <w:sz w:val="21"/>
+          <w:szCs w:val="21"/>
+        </w:rPr>
+      </w:pPr>
+      <w:r>
+        <w:rPr>
+          <w:sz w:val="21"/>
+          <w:szCs w:val="21"/>
+        </w:rPr>
         <w:t xml:space="preserve">Obtain for Customer a license to continue using the Service, or </w:t>
       </w:r>
     </w:p>
@@ -3002,8 +3174,16 @@
         <w:spacing w:after="2" w:line="259" w:lineRule="auto"/>
         <w:ind w:left="0" w:firstLine="0"/>
         <w:jc w:val="left"/>
-      </w:pPr>
-      <w:r>
+        <w:rPr>
+          <w:sz w:val="21"/>
+          <w:szCs w:val="21"/>
+        </w:rPr>
+      </w:pPr>
+      <w:r>
+        <w:rPr>
+          <w:sz w:val="21"/>
+          <w:szCs w:val="21"/>
+        </w:rPr>
         <w:t xml:space="preserve"> </w:t>
       </w:r>
     </w:p>
@@ -3015,9 +3195,16 @@
         </w:numPr>
         <w:spacing w:after="451"/>
         <w:ind w:hanging="293"/>
-      </w:pPr>
-      <w:r>
-        <w:lastRenderedPageBreak/>
+        <w:rPr>
+          <w:sz w:val="21"/>
+          <w:szCs w:val="21"/>
+        </w:rPr>
+      </w:pPr>
+      <w:r>
+        <w:rPr>
+          <w:sz w:val="21"/>
+          <w:szCs w:val="21"/>
+        </w:rPr>
         <w:t>If neither of the foregoing is commercially practicable, terminate this Agreement and Customer’s rights hereunder and provide Customer a refund of any prepaid, unused fees for the Service.</w:t>
       </w:r>
     </w:p>
@@ -3026,45 +3213,82 @@
         <w:shd w:val="clear" w:color="auto" w:fill="93CDDC"/>
         <w:spacing w:after="43" w:line="259" w:lineRule="auto"/>
         <w:ind w:left="30" w:firstLine="0"/>
-        <w:jc w:val="left"/>
-      </w:pPr>
-      <w:r>
-        <w:rPr>
-          <w:sz w:val="19"/>
+        <w:jc w:val="center"/>
+        <w:rPr>
+          <w:b/>
+          <w:bCs/>
+        </w:rPr>
+      </w:pPr>
+      <w:r>
+        <w:rPr>
+          <w:b/>
+          <w:bCs/>
+        </w:rPr>
+        <w:t>LIMITATION OF LIABILITY</w:t>
+      </w:r>
+    </w:p>
+    <w:p>
+      <w:pPr>
+        <w:ind w:left="-5"/>
+        <w:rPr>
+          <w:sz w:val="21"/>
+          <w:szCs w:val="21"/>
+        </w:rPr>
+      </w:pPr>
+      <w:r>
+        <w:br/>
+      </w:r>
+      <w:r>
+        <w:rPr>
+          <w:sz w:val="21"/>
+          <w:szCs w:val="21"/>
+        </w:rPr>
+        <w:t>NOT</w:t>
+      </w:r>
+      <w:r>
+        <w:rPr>
+          <w:sz w:val="21"/>
+          <w:szCs w:val="21"/>
         </w:rPr>
         <w:t xml:space="preserve"> </w:t>
       </w:r>
-    </w:p>
-    <w:p>
-      <w:pPr>
-        <w:pStyle w:val="Heading1"/>
-        <w:ind w:left="40"/>
-      </w:pPr>
-      <w:r>
-        <w:t>LIMITATION OF LIABILITY</w:t>
+      <w:r>
+        <w:rPr>
+          <w:sz w:val="21"/>
+          <w:szCs w:val="21"/>
+        </w:rPr>
+        <w:t xml:space="preserve">WITHSTANDING ANYTHING TO THE CONTRARY, EXCEPT FOR BODILY INJURY OF A </w:t>
+      </w:r>
+    </w:p>
+    <w:p>
+      <w:pPr>
+        <w:ind w:left="0" w:firstLine="0"/>
+        <w:rPr>
+          <w:sz w:val="21"/>
+          <w:szCs w:val="21"/>
+        </w:rPr>
+      </w:pPr>
+      <w:r>
+        <w:rPr>
+          <w:sz w:val="21"/>
+          <w:szCs w:val="21"/>
+        </w:rPr>
+        <w:t xml:space="preserve">PERSON, COMPANY AND ITS SUPPLIERS (INCLUDING BUT NOT LIMITED TO ALL EQUIPMENT AND TECHNOLOGY SUPPLIERS), OFFICERS, AFFILIATES, REPRESENTATIVES, CONTRACTORS AND EMPLOYEES SHALL NOT BE RESPONSIBLE OR LIABLE WITH RESPECT </w:t>
       </w:r>
     </w:p>
     <w:p>
       <w:pPr>
         <w:ind w:left="-5"/>
-      </w:pPr>
-      <w:r>
-        <w:t xml:space="preserve">NOTWITHSTANDING ANYTHING TO THE CONTRARY, EXCEPT FOR BODILY INJURY OF A </w:t>
-      </w:r>
-    </w:p>
-    <w:p>
-      <w:pPr>
-        <w:ind w:left="-5"/>
-      </w:pPr>
-      <w:r>
-        <w:t xml:space="preserve">PERSON, COMPANY AND ITS SUPPLIERS (INCLUDING BUT NOT LIMITED TO ALL EQUIPMENT AND TECHNOLOGY SUPPLIERS), OFFICERS, AFFILIATES, REPRESENTATIVES, CONTRACTORS AND EMPLOYEES SHALL NOT BE RESPONSIBLE OR LIABLE WITH RESPECT </w:t>
-      </w:r>
-    </w:p>
-    <w:p>
-      <w:pPr>
-        <w:ind w:left="-5"/>
-      </w:pPr>
-      <w:r>
+        <w:rPr>
+          <w:sz w:val="21"/>
+          <w:szCs w:val="21"/>
+        </w:rPr>
+      </w:pPr>
+      <w:r>
+        <w:rPr>
+          <w:sz w:val="21"/>
+          <w:szCs w:val="21"/>
+        </w:rPr>
         <w:t>TO ANY SUBJECT MATTER OF THIS AGREEMENT OR TERMS AND CONDITIONS RELATED</w:t>
       </w:r>
     </w:p>
@@ -3073,22 +3297,46 @@
         <w:spacing w:after="2" w:line="259" w:lineRule="auto"/>
         <w:ind w:left="0" w:firstLine="0"/>
         <w:jc w:val="left"/>
-      </w:pPr>
-      <w:r>
+        <w:rPr>
+          <w:sz w:val="21"/>
+          <w:szCs w:val="21"/>
+        </w:rPr>
+      </w:pPr>
+      <w:r>
+        <w:rPr>
+          <w:sz w:val="21"/>
+          <w:szCs w:val="21"/>
+        </w:rPr>
         <w:t xml:space="preserve"> </w:t>
       </w:r>
     </w:p>
     <w:p>
       <w:pPr>
         <w:ind w:left="-5"/>
-      </w:pPr>
-      <w:r>
+        <w:rPr>
+          <w:sz w:val="21"/>
+          <w:szCs w:val="21"/>
+        </w:rPr>
+      </w:pPr>
+      <w:r>
+        <w:rPr>
+          <w:sz w:val="21"/>
+          <w:szCs w:val="21"/>
+        </w:rPr>
         <w:t>THERE</w:t>
       </w:r>
       <w:r>
+        <w:rPr>
+          <w:sz w:val="21"/>
+          <w:szCs w:val="21"/>
+        </w:rPr>
         <w:t xml:space="preserve"> </w:t>
       </w:r>
       <w:r>
+        <w:rPr>
+          <w:sz w:val="21"/>
+          <w:szCs w:val="21"/>
+        </w:rPr>
         <w:t xml:space="preserve">TO UNDER ANY CONTRACT, NEGLIGENCE, STRICT LIABILITY OR OTHER THEORY: </w:t>
       </w:r>
     </w:p>
@@ -3097,8 +3345,16 @@
         <w:spacing w:after="2" w:line="259" w:lineRule="auto"/>
         <w:ind w:left="0" w:firstLine="0"/>
         <w:jc w:val="left"/>
-      </w:pPr>
-      <w:r>
+        <w:rPr>
+          <w:sz w:val="21"/>
+          <w:szCs w:val="21"/>
+        </w:rPr>
+      </w:pPr>
+      <w:r>
+        <w:rPr>
+          <w:sz w:val="21"/>
+          <w:szCs w:val="21"/>
+        </w:rPr>
         <w:t xml:space="preserve"> </w:t>
       </w:r>
     </w:p>
@@ -3108,8 +3364,16 @@
           <w:ilvl w:val="0"/>
           <w:numId w:val="4"/>
         </w:numPr>
-      </w:pPr>
-      <w:r>
+        <w:rPr>
+          <w:sz w:val="21"/>
+          <w:szCs w:val="21"/>
+        </w:rPr>
+      </w:pPr>
+      <w:r>
+        <w:rPr>
+          <w:sz w:val="21"/>
+          <w:szCs w:val="21"/>
+        </w:rPr>
         <w:t>FOR ERROR OR INTERRUPTION OF USE OR FOR LOSS OR INACCURACY OR CORRUPTION OF DATA OR COST OF PROCUREMENT OF SUBSTITUTE GOODS, SERVICES OR TECHNOLOGY OR LOSS OF BUSINESS.</w:t>
       </w:r>
     </w:p>
@@ -3118,8 +3382,16 @@
         <w:spacing w:after="2" w:line="259" w:lineRule="auto"/>
         <w:ind w:left="0" w:firstLine="0"/>
         <w:jc w:val="left"/>
-      </w:pPr>
-      <w:r>
+        <w:rPr>
+          <w:sz w:val="21"/>
+          <w:szCs w:val="21"/>
+        </w:rPr>
+      </w:pPr>
+      <w:r>
+        <w:rPr>
+          <w:sz w:val="21"/>
+          <w:szCs w:val="21"/>
+        </w:rPr>
         <w:t xml:space="preserve"> </w:t>
       </w:r>
     </w:p>
@@ -3129,24 +3401,48 @@
           <w:ilvl w:val="0"/>
           <w:numId w:val="4"/>
         </w:numPr>
-      </w:pPr>
-      <w:r>
+        <w:rPr>
+          <w:sz w:val="21"/>
+          <w:szCs w:val="21"/>
+        </w:rPr>
+      </w:pPr>
+      <w:r>
+        <w:rPr>
+          <w:sz w:val="21"/>
+          <w:szCs w:val="21"/>
+        </w:rPr>
         <w:t xml:space="preserve">CUSTOMER DATA WILL BE PURGED PERMANENTLY FROM CLOUDFUZE EQUIPMENT AFTER 30 DAYS OF THE COMPLETION OF ‘ONE-TIME’ AND/OR ‘DELTA’ MIGRATION. AFTER </w:t>
       </w:r>
     </w:p>
     <w:p>
       <w:pPr>
         <w:ind w:left="-5"/>
-      </w:pPr>
-      <w:r>
+        <w:rPr>
+          <w:sz w:val="21"/>
+          <w:szCs w:val="21"/>
+        </w:rPr>
+      </w:pPr>
+      <w:r>
+        <w:rPr>
+          <w:sz w:val="21"/>
+          <w:szCs w:val="21"/>
+        </w:rPr>
         <w:t xml:space="preserve">THE PURGE, CLOUDFUZE, INC WILL NO LONGER BE RESPONSIBLE FOR ANY MORE </w:t>
       </w:r>
     </w:p>
     <w:p>
       <w:pPr>
         <w:ind w:left="-5"/>
-      </w:pPr>
-      <w:r>
+        <w:rPr>
+          <w:sz w:val="21"/>
+          <w:szCs w:val="21"/>
+        </w:rPr>
+      </w:pPr>
+      <w:r>
+        <w:rPr>
+          <w:sz w:val="21"/>
+          <w:szCs w:val="21"/>
+        </w:rPr>
         <w:t>MIGRATIONS UNDER THIS SERVICE AGREEMENT AND/OR CUSTOMER DATA RETRIEVAL</w:t>
       </w:r>
     </w:p>
@@ -3155,8 +3451,16 @@
         <w:spacing w:after="2" w:line="259" w:lineRule="auto"/>
         <w:ind w:left="0" w:firstLine="0"/>
         <w:jc w:val="left"/>
-      </w:pPr>
-      <w:r>
+        <w:rPr>
+          <w:sz w:val="21"/>
+          <w:szCs w:val="21"/>
+        </w:rPr>
+      </w:pPr>
+      <w:r>
+        <w:rPr>
+          <w:sz w:val="21"/>
+          <w:szCs w:val="21"/>
+        </w:rPr>
         <w:t xml:space="preserve"> </w:t>
       </w:r>
     </w:p>
@@ -3167,8 +3471,17 @@
           <w:numId w:val="4"/>
         </w:numPr>
         <w:spacing w:after="0" w:line="261" w:lineRule="auto"/>
-      </w:pPr>
-      <w:r>
+        <w:jc w:val="left"/>
+        <w:rPr>
+          <w:sz w:val="21"/>
+          <w:szCs w:val="21"/>
+        </w:rPr>
+      </w:pPr>
+      <w:r>
+        <w:rPr>
+          <w:sz w:val="21"/>
+          <w:szCs w:val="21"/>
+        </w:rPr>
         <w:t>FOR ANY DELAY, FAILURE, OR INABILITY TO PERFORM RESULTING FROM CHANGES, MODIFICATIONS, OR DISCONTINUATION OF THIRD-PARTY PROVIDER APIs OR FEATURES, WHICH ARE OUTSIDE COMPANY’S CONTROL.</w:t>
       </w:r>
     </w:p>
@@ -3177,8 +3490,16 @@
         <w:spacing w:after="2" w:line="259" w:lineRule="auto"/>
         <w:ind w:left="0" w:firstLine="0"/>
         <w:jc w:val="left"/>
-      </w:pPr>
-      <w:r>
+        <w:rPr>
+          <w:sz w:val="21"/>
+          <w:szCs w:val="21"/>
+        </w:rPr>
+      </w:pPr>
+      <w:r>
+        <w:rPr>
+          <w:sz w:val="21"/>
+          <w:szCs w:val="21"/>
+        </w:rPr>
         <w:t xml:space="preserve"> </w:t>
       </w:r>
     </w:p>
@@ -3189,8 +3510,16 @@
           <w:numId w:val="5"/>
         </w:numPr>
         <w:ind w:right="990" w:hanging="400"/>
-      </w:pPr>
-      <w:r>
+        <w:rPr>
+          <w:sz w:val="21"/>
+          <w:szCs w:val="21"/>
+        </w:rPr>
+      </w:pPr>
+      <w:r>
+        <w:rPr>
+          <w:sz w:val="21"/>
+          <w:szCs w:val="21"/>
+        </w:rPr>
         <w:t xml:space="preserve">FOR ANY INDIRECT, EXEMPLARY, INCIDENTAL, SPECIAL OR CONSEQUENTIAL DAMAGES. </w:t>
       </w:r>
     </w:p>
@@ -3201,8 +3530,17 @@
           <w:numId w:val="5"/>
         </w:numPr>
         <w:ind w:right="990" w:hanging="400"/>
-      </w:pPr>
-      <w:r>
+        <w:rPr>
+          <w:sz w:val="21"/>
+          <w:szCs w:val="21"/>
+        </w:rPr>
+      </w:pPr>
+      <w:r>
+        <w:rPr>
+          <w:sz w:val="21"/>
+          <w:szCs w:val="21"/>
+        </w:rPr>
+        <w:lastRenderedPageBreak/>
         <w:t>FOR ANY MATTER BEYOND COMPANY’S REASONABLE CONTROL. OR(F) FOR ANY AMOUNTS THAT, TOGETHER WITH</w:t>
       </w:r>
     </w:p>
@@ -3211,52 +3549,126 @@
         <w:spacing w:after="2" w:line="259" w:lineRule="auto"/>
         <w:ind w:left="0" w:firstLine="0"/>
         <w:jc w:val="left"/>
-      </w:pPr>
-      <w:r>
-        <w:lastRenderedPageBreak/>
+        <w:rPr>
+          <w:sz w:val="21"/>
+          <w:szCs w:val="21"/>
+        </w:rPr>
+      </w:pPr>
+      <w:r>
+        <w:rPr>
+          <w:sz w:val="21"/>
+          <w:szCs w:val="21"/>
+        </w:rPr>
         <w:t xml:space="preserve"> </w:t>
       </w:r>
     </w:p>
     <w:p>
       <w:pPr>
         <w:ind w:left="-5"/>
-      </w:pPr>
-      <w:r>
+        <w:jc w:val="left"/>
+        <w:rPr>
+          <w:sz w:val="21"/>
+          <w:szCs w:val="21"/>
+        </w:rPr>
+      </w:pPr>
+      <w:r>
+        <w:rPr>
+          <w:sz w:val="21"/>
+          <w:szCs w:val="21"/>
+        </w:rPr>
         <w:t xml:space="preserve">(G) AMOUNTS ASSOCIATED WITH ALL OTHER CLAIMS, EXCEED THE FEES PAID BY </w:t>
       </w:r>
-    </w:p>
-    <w:p>
-      <w:pPr>
-        <w:ind w:left="-5" w:right="164"/>
-      </w:pPr>
-      <w:r>
-        <w:t>CUSTOMER TO COMPANY FOR THE SERVICES UNDER THIS AGREEMENT IN THE 12 MONTHS PRIOR TO THE ACT THAT GAVE RISE TO THE LIABILITY, IN EACH CASE, WHETHER OR NOT COMPANY HAS BEEN ADVISED OF THE POSSIBILITY OF SUCH DAMAGES.</w:t>
-      </w:r>
-      <w:r>
+      <w:r>
+        <w:rPr>
+          <w:sz w:val="21"/>
+          <w:szCs w:val="21"/>
+        </w:rPr>
+        <w:t>CUSTOMER</w:t>
+      </w:r>
+      <w:r>
+        <w:rPr>
+          <w:sz w:val="21"/>
+          <w:szCs w:val="21"/>
+        </w:rPr>
+        <w:t xml:space="preserve"> </w:t>
+      </w:r>
+      <w:r>
+        <w:rPr>
+          <w:sz w:val="21"/>
+          <w:szCs w:val="21"/>
+        </w:rPr>
+        <w:t>TO</w:t>
+      </w:r>
+    </w:p>
+    <w:p>
+      <w:pPr>
+        <w:ind w:left="0" w:right="164" w:firstLine="0"/>
+        <w:jc w:val="left"/>
+        <w:rPr>
+          <w:sz w:val="21"/>
+          <w:szCs w:val="21"/>
+        </w:rPr>
+      </w:pPr>
+      <w:r>
+        <w:rPr>
+          <w:sz w:val="21"/>
+          <w:szCs w:val="21"/>
+        </w:rPr>
+        <w:t>COMPANY FOR THE SERVICES UNDER THIS AGREEMENT IN THE 12 MONTHS PRIOR TO THE ACT THAT GAVE RISE TO THE LIABILITY, IN EACH CASE, WHETHER OR NOT COMPANY HAS BEEN ADVISED OF THE POSSIBILITY OF SUCH DAMAGES.</w:t>
+      </w:r>
+      <w:r>
+        <w:rPr>
+          <w:sz w:val="21"/>
+          <w:szCs w:val="21"/>
+        </w:rPr>
         <w:br/>
       </w:r>
     </w:p>
     <w:p>
       <w:pPr>
         <w:pStyle w:val="Heading1"/>
-      </w:pPr>
-      <w:r>
+        <w:rPr>
+          <w:sz w:val="23"/>
+          <w:szCs w:val="23"/>
+        </w:rPr>
+      </w:pPr>
+      <w:r>
+        <w:rPr>
+          <w:sz w:val="23"/>
+          <w:szCs w:val="23"/>
+        </w:rPr>
         <w:t>MISCELLANEOUS</w:t>
       </w:r>
     </w:p>
     <w:p>
       <w:pPr>
         <w:ind w:left="-5"/>
-      </w:pPr>
-      <w:r>
+        <w:rPr>
+          <w:sz w:val="21"/>
+          <w:szCs w:val="21"/>
+        </w:rPr>
+      </w:pPr>
+      <w:r>
+        <w:rPr>
+          <w:sz w:val="21"/>
+          <w:szCs w:val="21"/>
+        </w:rPr>
         <w:t xml:space="preserve">If any provision of this Agreement is found to be unenforceable or invalid, that provision will be limited or eliminated to the minimum extent necessary so that this Agreement will otherwise remain in full force and effect and enforceable. This Agreement is not assignable, transferable or sub-licensable by Customer except with Company’s prior written consent. Company may transfer and assign any of its rights and obligations under this Agreement without consent. This Agreement is the complete and exclusive statement of the mutual understanding of the parties and supersedes and cancels all previous written and oral agreements, communications and other understandings relating to the subject matter of this Agreement, and that all waivers and modifications must be in a writing signed by both parties, except as otherwise provided herein. No agency, partnership, joint venture, or employment is created </w:t>
       </w:r>
       <w:proofErr w:type="gramStart"/>
       <w:r>
+        <w:rPr>
+          <w:sz w:val="21"/>
+          <w:szCs w:val="21"/>
+        </w:rPr>
         <w:t>as a result of</w:t>
       </w:r>
       <w:proofErr w:type="gramEnd"/>
       <w:r>
+        <w:rPr>
+          <w:sz w:val="21"/>
+          <w:szCs w:val="21"/>
+        </w:rPr>
         <w:t xml:space="preserve"> this Agreement and Customer does not have any authority of any kind to bind Company in any respect whatsoever. In any action or proceeding to enforce rights under this Agreement, the prevailing party will be entitled to recover costs and attorneys’ fees. All notices under this Agreement will be in writing and will be deemed to have been duly given when received, if personally delivered; when receipt is electronically confirmed, if transmitted by facsimile or e-mail; the day after it is sent, if sent for next day delivery by recognized overnight delivery service; and upon receipt, if sent by certified or registered mail, return receipt requested. This Agreement shall be governed by the laws of the State of North Carolina without regard to its conflict of law's provisions. The parties shall work together in good faith to issue a least one mutually agreed upon press release within 90 days of the Effective Date, and Customer otherwise agrees to reasonably cooperate with Company to serve as a reference account up.</w:t>
       </w:r>
     </w:p>
@@ -4981,8 +5393,8 @@
   <w:abstractNum w:abstractNumId="3" w15:restartNumberingAfterBreak="0">
     <w:nsid w:val="27C90621"/>
     <w:multiLevelType w:val="hybridMultilevel"/>
-    <w:tmpl w:val="9E9431B0"/>
-    <w:lvl w:ilvl="0" w:tplc="B6DA7080">
+    <w:tmpl w:val="989C2E4A"/>
+    <w:lvl w:ilvl="0" w:tplc="45C8937C">
       <w:start w:val="1"/>
       <w:numFmt w:val="upperLetter"/>
       <w:lvlText w:val="%1."/>
@@ -4997,8 +5409,8 @@
         <w:strike w:val="0"/>
         <w:dstrike w:val="0"/>
         <w:color w:val="000000"/>
-        <w:sz w:val="24"/>
-        <w:szCs w:val="24"/>
+        <w:sz w:val="21"/>
+        <w:szCs w:val="21"/>
         <w:u w:val="none" w:color="000000"/>
         <w:bdr w:val="none" w:sz="0" w:space="0" w:color="auto"/>
         <w:shd w:val="clear" w:color="auto" w:fill="auto"/>

--- a/backend-templates/MultiCombinations.docx
+++ b/backend-templates/MultiCombinations.docx
@@ -734,7 +734,42 @@
                 <w:sz w:val="21"/>
                 <w:szCs w:val="21"/>
               </w:rPr>
-              <w:t>Manager | Pre-Migration Analysis | During Migration Consulting |Post-Migration Support and Data Reconciliation Support | End-to End</w:t>
+              <w:t xml:space="preserve">Manager | </w:t>
+            </w:r>
+            <w:r>
+              <w:rPr>
+                <w:sz w:val="21"/>
+                <w:szCs w:val="21"/>
+              </w:rPr>
+              <w:t>Migration Planning</w:t>
+            </w:r>
+            <w:r>
+              <w:rPr>
+                <w:sz w:val="21"/>
+                <w:szCs w:val="21"/>
+              </w:rPr>
+              <w:t xml:space="preserve"> </w:t>
+            </w:r>
+            <w:r>
+              <w:rPr>
+                <w:sz w:val="21"/>
+                <w:szCs w:val="21"/>
+              </w:rPr>
+              <w:t>| During Migration Consulting |</w:t>
+            </w:r>
+            <w:r>
+              <w:rPr>
+                <w:sz w:val="21"/>
+                <w:szCs w:val="21"/>
+              </w:rPr>
+              <w:t xml:space="preserve"> </w:t>
+            </w:r>
+            <w:r>
+              <w:rPr>
+                <w:sz w:val="21"/>
+                <w:szCs w:val="21"/>
+              </w:rPr>
+              <w:t>Post-Migration Support and Data Reconciliation Support | End-to End</w:t>
             </w:r>
           </w:p>
           <w:p>
@@ -3243,21 +3278,7 @@
           <w:sz w:val="21"/>
           <w:szCs w:val="21"/>
         </w:rPr>
-        <w:t>NOT</w:t>
-      </w:r>
-      <w:r>
-        <w:rPr>
-          <w:sz w:val="21"/>
-          <w:szCs w:val="21"/>
-        </w:rPr>
-        <w:t xml:space="preserve"> </w:t>
-      </w:r>
-      <w:r>
-        <w:rPr>
-          <w:sz w:val="21"/>
-          <w:szCs w:val="21"/>
-        </w:rPr>
-        <w:t xml:space="preserve">WITHSTANDING ANYTHING TO THE CONTRARY, EXCEPT FOR BODILY INJURY OF A </w:t>
+        <w:t xml:space="preserve">NOT WITHSTANDING ANYTHING TO THE CONTRARY, EXCEPT FOR BODILY INJURY OF A </w:t>
       </w:r>
     </w:p>
     <w:p>
@@ -7725,7 +7746,6 @@
   <w:style w:type="character" w:default="1" w:styleId="DefaultParagraphFont">
     <w:name w:val="Default Paragraph Font"/>
     <w:uiPriority w:val="1"/>
-    <w:semiHidden/>
     <w:unhideWhenUsed/>
   </w:style>
   <w:style w:type="table" w:default="1" w:styleId="TableNormal">

--- a/backend-templates/MultiCombinations.docx
+++ b/backend-templates/MultiCombinations.docx
@@ -326,23 +326,13 @@
                 <w:szCs w:val="21"/>
               </w:rPr>
             </w:pPr>
-            <w:proofErr w:type="gramStart"/>
             <w:r>
               <w:rPr>
                 <w:b/>
                 <w:sz w:val="21"/>
                 <w:szCs w:val="21"/>
               </w:rPr>
-              <w:t>Price(</w:t>
-            </w:r>
-            <w:proofErr w:type="gramEnd"/>
-            <w:r>
-              <w:rPr>
-                <w:b/>
-                <w:sz w:val="21"/>
-                <w:szCs w:val="21"/>
-              </w:rPr>
-              <w:t>USD)</w:t>
+              <w:t>Price(USD)</w:t>
             </w:r>
           </w:p>
         </w:tc>
@@ -1277,7 +1267,6 @@
               <w:t>discount_percent</w:t>
             </w:r>
             <w:proofErr w:type="spellEnd"/>
-            <w:proofErr w:type="gramStart"/>
             <w:r>
               <w:rPr>
                 <w:b/>
@@ -1286,7 +1275,6 @@
               </w:rPr>
               <w:t>}}%</w:t>
             </w:r>
-            <w:proofErr w:type="gramEnd"/>
             <w:r>
               <w:rPr>
                 <w:bCs/>
@@ -1619,25 +1607,7 @@
           <w:sz w:val="21"/>
           <w:szCs w:val="21"/>
         </w:rPr>
-        <w:t>{{#exhibits</w:t>
-      </w:r>
-      <w:proofErr w:type="gramStart"/>
-      <w:r>
-        <w:rPr>
-          <w:b/>
-          <w:sz w:val="21"/>
-          <w:szCs w:val="21"/>
-        </w:rPr>
-        <w:t>}}Overage</w:t>
-      </w:r>
-      <w:proofErr w:type="gramEnd"/>
-      <w:r>
-        <w:rPr>
-          <w:b/>
-          <w:sz w:val="21"/>
-          <w:szCs w:val="21"/>
-        </w:rPr>
-        <w:t xml:space="preserve"> Charges for {{</w:t>
+        <w:t>{{#exhibits}}Overage Charges for {{</w:t>
       </w:r>
       <w:proofErr w:type="spellStart"/>
       <w:r>
@@ -2104,13 +2074,8 @@
             <w:pPr>
               <w:pStyle w:val="PDParagraphDefault"/>
             </w:pPr>
-            <w:proofErr w:type="gramStart"/>
             <w:r>
-              <w:t>By :</w:t>
-            </w:r>
-            <w:proofErr w:type="gramEnd"/>
-            <w:r>
-              <w:t xml:space="preserve">     _________________________________</w:t>
+              <w:t>By :     _________________________________</w:t>
             </w:r>
           </w:p>
           <w:p>
@@ -2135,13 +2100,8 @@
             <w:pPr>
               <w:pStyle w:val="PDParagraphDefault"/>
             </w:pPr>
-            <w:proofErr w:type="gramStart"/>
             <w:r>
-              <w:t>Title :</w:t>
-            </w:r>
-            <w:proofErr w:type="gramEnd"/>
-            <w:r>
-              <w:t xml:space="preserve">   _________________________________</w:t>
+              <w:t>Title :   _________________________________</w:t>
             </w:r>
           </w:p>
           <w:p>
@@ -2153,13 +2113,8 @@
             <w:pPr>
               <w:pStyle w:val="PDParagraphDefault"/>
             </w:pPr>
-            <w:proofErr w:type="gramStart"/>
             <w:r>
-              <w:t>Date :</w:t>
-            </w:r>
-            <w:proofErr w:type="gramEnd"/>
-            <w:r>
-              <w:t xml:space="preserve">  _________________________________</w:t>
+              <w:t>Date :  _________________________________</w:t>
             </w:r>
           </w:p>
         </w:tc>
@@ -2239,13 +2194,8 @@
             <w:pPr>
               <w:pStyle w:val="PDParagraphDefault"/>
             </w:pPr>
-            <w:proofErr w:type="gramStart"/>
             <w:r>
-              <w:t>By :</w:t>
-            </w:r>
-            <w:proofErr w:type="gramEnd"/>
-            <w:r>
-              <w:t xml:space="preserve">     _________________________________</w:t>
+              <w:t>By :     _________________________________</w:t>
             </w:r>
           </w:p>
           <w:p>
@@ -2270,13 +2220,8 @@
             <w:pPr>
               <w:pStyle w:val="PDParagraphDefault"/>
             </w:pPr>
-            <w:proofErr w:type="gramStart"/>
             <w:r>
-              <w:t>Title :</w:t>
-            </w:r>
-            <w:proofErr w:type="gramEnd"/>
-            <w:r>
-              <w:t xml:space="preserve">   _________________________________</w:t>
+              <w:t>Title :   _________________________________</w:t>
             </w:r>
           </w:p>
           <w:p>
@@ -2288,13 +2233,8 @@
             <w:pPr>
               <w:pStyle w:val="PDParagraphDefault"/>
             </w:pPr>
-            <w:proofErr w:type="gramStart"/>
             <w:r>
-              <w:t>Date :</w:t>
-            </w:r>
-            <w:proofErr w:type="gramEnd"/>
-            <w:r>
-              <w:t xml:space="preserve">  _________________________________</w:t>
+              <w:t>Date :  _________________________________</w:t>
             </w:r>
           </w:p>
         </w:tc>
@@ -2543,23 +2483,7 @@
           <w:szCs w:val="21"/>
         </w:rPr>
         <w:lastRenderedPageBreak/>
-        <w:t xml:space="preserve">charges and Fees at the end of the Initial Service Term or then-current renewal term, upon thirty (30) days prior notice to Customer (which may be sent by email). If Customer believes that Company has billed Customer incorrectly, Customer must contact Company no later than 60 days after the closing date on the first billing statement in which the error or problem appeared, </w:t>
-      </w:r>
-      <w:proofErr w:type="gramStart"/>
-      <w:r>
-        <w:rPr>
-          <w:sz w:val="21"/>
-          <w:szCs w:val="21"/>
-        </w:rPr>
-        <w:t>in order to</w:t>
-      </w:r>
-      <w:proofErr w:type="gramEnd"/>
-      <w:r>
-        <w:rPr>
-          <w:sz w:val="21"/>
-          <w:szCs w:val="21"/>
-        </w:rPr>
-        <w:t xml:space="preserve"> receive an adjustment or credit. Inquiries should be directed to Company’s customer support department. Company represents and warrants that it will perform all Services in a professional and workmanlike manner in accordance with generally accepted industry standards, practices, and principles applicable to such Services and shall be responsible for the professional quality, accuracy and completeness required under this agreement.  Company may choose to bill through an invoice, in which case, full payment for invoices issued in any given month must be received by Company thirty (30) days after the mailing date of the invoice. Unpaid amounts are subject to a finance charge of 1.5% per month on any outstanding balance, or the maximum permitted by law, whichever is lower, plus all expenses of collection and may result in immediate termination of Service. Customer shall be responsible for all taxes associated with Services other than U.S. taxes based on Company’s net income.</w:t>
+        <w:t>charges and Fees at the end of the Initial Service Term or then-current renewal term, upon thirty (30) days prior notice to Customer (which may be sent by email). If Customer believes that Company has billed Customer incorrectly, Customer must contact Company no later than 60 days after the closing date on the first billing statement in which the error or problem appeared, in order to receive an adjustment or credit. Inquiries should be directed to Company’s customer support department. Company represents and warrants that it will perform all Services in a professional and workmanlike manner in accordance with generally accepted industry standards, practices, and principles applicable to such Services and shall be responsible for the professional quality, accuracy and completeness required under this agreement.  Company may choose to bill through an invoice, in which case, full payment for invoices issued in any given month must be received by Company thirty (30) days after the mailing date of the invoice. Unpaid amounts are subject to a finance charge of 1.5% per month on any outstanding balance, or the maximum permitted by law, whichever is lower, plus all expenses of collection and may result in immediate termination of Service. Customer shall be responsible for all taxes associated with Services other than U.S. taxes based on Company’s net income.</w:t>
       </w:r>
     </w:p>
     <w:p>
@@ -2958,11 +2882,12 @@
     </w:p>
     <w:p>
       <w:pPr>
+        <w:pStyle w:val="ListParagraph"/>
         <w:numPr>
           <w:ilvl w:val="0"/>
-          <w:numId w:val="2"/>
+          <w:numId w:val="21"/>
         </w:numPr>
-        <w:ind w:hanging="280"/>
+        <w:jc w:val="left"/>
         <w:rPr>
           <w:sz w:val="21"/>
           <w:szCs w:val="21"/>
@@ -2979,28 +2904,22 @@
     <w:p>
       <w:pPr>
         <w:spacing w:after="2" w:line="259" w:lineRule="auto"/>
-        <w:ind w:left="0" w:firstLine="0"/>
+        <w:ind w:left="0" w:firstLine="60"/>
         <w:jc w:val="left"/>
         <w:rPr>
           <w:sz w:val="21"/>
           <w:szCs w:val="21"/>
         </w:rPr>
       </w:pPr>
-      <w:r>
-        <w:rPr>
-          <w:sz w:val="21"/>
-          <w:szCs w:val="21"/>
-        </w:rPr>
-        <w:t xml:space="preserve"> </w:t>
-      </w:r>
     </w:p>
     <w:p>
       <w:pPr>
+        <w:pStyle w:val="ListParagraph"/>
         <w:numPr>
           <w:ilvl w:val="0"/>
-          <w:numId w:val="2"/>
+          <w:numId w:val="21"/>
         </w:numPr>
-        <w:ind w:hanging="280"/>
+        <w:jc w:val="left"/>
         <w:rPr>
           <w:sz w:val="21"/>
           <w:szCs w:val="21"/>
@@ -3017,28 +2936,21 @@
     <w:p>
       <w:pPr>
         <w:spacing w:after="2" w:line="259" w:lineRule="auto"/>
-        <w:ind w:left="0" w:firstLine="0"/>
+        <w:ind w:left="0" w:firstLine="60"/>
         <w:jc w:val="left"/>
         <w:rPr>
           <w:sz w:val="21"/>
           <w:szCs w:val="21"/>
         </w:rPr>
       </w:pPr>
-      <w:r>
-        <w:rPr>
-          <w:sz w:val="21"/>
-          <w:szCs w:val="21"/>
-        </w:rPr>
-        <w:t xml:space="preserve"> </w:t>
-      </w:r>
     </w:p>
     <w:p>
       <w:pPr>
         <w:numPr>
           <w:ilvl w:val="0"/>
-          <w:numId w:val="2"/>
+          <w:numId w:val="21"/>
         </w:numPr>
-        <w:ind w:hanging="280"/>
+        <w:jc w:val="left"/>
         <w:rPr>
           <w:sz w:val="21"/>
           <w:szCs w:val="21"/>
@@ -3055,28 +2967,21 @@
     <w:p>
       <w:pPr>
         <w:spacing w:after="2" w:line="259" w:lineRule="auto"/>
-        <w:ind w:left="0" w:firstLine="0"/>
+        <w:ind w:left="0" w:firstLine="60"/>
         <w:jc w:val="left"/>
         <w:rPr>
           <w:sz w:val="21"/>
           <w:szCs w:val="21"/>
         </w:rPr>
       </w:pPr>
-      <w:r>
-        <w:rPr>
-          <w:sz w:val="21"/>
-          <w:szCs w:val="21"/>
-        </w:rPr>
-        <w:t xml:space="preserve"> </w:t>
-      </w:r>
     </w:p>
     <w:p>
       <w:pPr>
         <w:numPr>
           <w:ilvl w:val="0"/>
-          <w:numId w:val="2"/>
+          <w:numId w:val="21"/>
         </w:numPr>
-        <w:ind w:hanging="280"/>
+        <w:jc w:val="left"/>
         <w:rPr>
           <w:sz w:val="21"/>
           <w:szCs w:val="21"/>
@@ -3093,66 +2998,49 @@
     <w:p>
       <w:pPr>
         <w:spacing w:after="2" w:line="259" w:lineRule="auto"/>
-        <w:ind w:left="0" w:firstLine="0"/>
+        <w:ind w:left="0" w:firstLine="72"/>
         <w:jc w:val="left"/>
       </w:pPr>
-      <w:r>
-        <w:t xml:space="preserve"> </w:t>
-      </w:r>
     </w:p>
     <w:p>
       <w:pPr>
         <w:numPr>
           <w:ilvl w:val="0"/>
-          <w:numId w:val="2"/>
+          <w:numId w:val="21"/>
         </w:numPr>
-        <w:ind w:hanging="280"/>
-        <w:rPr>
-          <w:sz w:val="21"/>
-          <w:szCs w:val="21"/>
-        </w:rPr>
-      </w:pPr>
-      <w:r>
-        <w:rPr>
-          <w:sz w:val="21"/>
-          <w:szCs w:val="21"/>
-        </w:rPr>
-        <w:t xml:space="preserve">Where Customer continues allegedly infringing activity after being notified thereof or after being informed of modifications that would have avoided the alleged infringement, or (vi) where Customer’s use of the Service is not </w:t>
-      </w:r>
+        <w:jc w:val="left"/>
+        <w:rPr>
+          <w:sz w:val="21"/>
+          <w:szCs w:val="21"/>
+        </w:rPr>
+      </w:pPr>
       <w:r>
         <w:rPr>
           <w:sz w:val="21"/>
           <w:szCs w:val="21"/>
         </w:rPr>
         <w:lastRenderedPageBreak/>
-        <w:t>strictly in accordance with this Agreement. If, due to a claim of infringement, the Services are held by a court of competent jurisdiction to be or are believed by Company to be infringing, Company may, at its option and expense:</w:t>
+        <w:t>Where Customer continues allegedly infringing activity after being notified thereof or after being informed of modifications that would have avoided the alleged infringement, or (vi) where Customer’s use of the Service is not strictly in accordance with this Agreement. If, due to a claim of infringement, the Services are held by a court of competent jurisdiction to be or are believed by Company to be infringing, Company may, at its option and expense:</w:t>
       </w:r>
     </w:p>
     <w:p>
       <w:pPr>
         <w:spacing w:after="2" w:line="259" w:lineRule="auto"/>
-        <w:ind w:left="0" w:firstLine="0"/>
+        <w:ind w:left="0" w:firstLine="60"/>
         <w:jc w:val="left"/>
         <w:rPr>
           <w:sz w:val="21"/>
           <w:szCs w:val="21"/>
         </w:rPr>
       </w:pPr>
-      <w:r>
-        <w:rPr>
-          <w:sz w:val="21"/>
-          <w:szCs w:val="21"/>
-        </w:rPr>
-        <w:t xml:space="preserve"> </w:t>
-      </w:r>
     </w:p>
     <w:p>
       <w:pPr>
         <w:numPr>
           <w:ilvl w:val="0"/>
-          <w:numId w:val="3"/>
+          <w:numId w:val="23"/>
         </w:numPr>
-        <w:ind w:hanging="293"/>
+        <w:jc w:val="left"/>
         <w:rPr>
           <w:sz w:val="21"/>
           <w:szCs w:val="21"/>
@@ -3169,28 +3057,21 @@
     <w:p>
       <w:pPr>
         <w:spacing w:after="2" w:line="259" w:lineRule="auto"/>
-        <w:ind w:left="0" w:firstLine="0"/>
+        <w:ind w:left="0" w:firstLine="60"/>
         <w:jc w:val="left"/>
         <w:rPr>
           <w:sz w:val="21"/>
           <w:szCs w:val="21"/>
         </w:rPr>
       </w:pPr>
-      <w:r>
-        <w:rPr>
-          <w:sz w:val="21"/>
-          <w:szCs w:val="21"/>
-        </w:rPr>
-        <w:t xml:space="preserve"> </w:t>
-      </w:r>
     </w:p>
     <w:p>
       <w:pPr>
         <w:numPr>
           <w:ilvl w:val="0"/>
-          <w:numId w:val="3"/>
+          <w:numId w:val="23"/>
         </w:numPr>
-        <w:ind w:hanging="293"/>
+        <w:jc w:val="left"/>
         <w:rPr>
           <w:sz w:val="21"/>
           <w:szCs w:val="21"/>
@@ -3207,29 +3088,22 @@
     <w:p>
       <w:pPr>
         <w:spacing w:after="2" w:line="259" w:lineRule="auto"/>
-        <w:ind w:left="0" w:firstLine="0"/>
+        <w:ind w:left="0" w:firstLine="60"/>
         <w:jc w:val="left"/>
         <w:rPr>
           <w:sz w:val="21"/>
           <w:szCs w:val="21"/>
         </w:rPr>
       </w:pPr>
-      <w:r>
-        <w:rPr>
-          <w:sz w:val="21"/>
-          <w:szCs w:val="21"/>
-        </w:rPr>
-        <w:t xml:space="preserve"> </w:t>
-      </w:r>
     </w:p>
     <w:p>
       <w:pPr>
         <w:numPr>
           <w:ilvl w:val="0"/>
-          <w:numId w:val="3"/>
+          <w:numId w:val="23"/>
         </w:numPr>
         <w:spacing w:after="451"/>
-        <w:ind w:hanging="293"/>
+        <w:jc w:val="left"/>
         <w:rPr>
           <w:sz w:val="21"/>
           <w:szCs w:val="21"/>
@@ -3381,15 +3255,26 @@
     </w:p>
     <w:p>
       <w:pPr>
-        <w:numPr>
-          <w:ilvl w:val="0"/>
-          <w:numId w:val="4"/>
-        </w:numPr>
-        <w:rPr>
-          <w:sz w:val="21"/>
-          <w:szCs w:val="21"/>
-        </w:rPr>
-      </w:pPr>
+        <w:ind w:firstLine="0"/>
+        <w:rPr>
+          <w:sz w:val="21"/>
+          <w:szCs w:val="21"/>
+        </w:rPr>
+      </w:pPr>
+      <w:r>
+        <w:rPr>
+          <w:sz w:val="21"/>
+          <w:szCs w:val="21"/>
+        </w:rPr>
+        <w:t>(</w:t>
+      </w:r>
+      <w:r>
+        <w:rPr>
+          <w:sz w:val="21"/>
+          <w:szCs w:val="21"/>
+        </w:rPr>
+        <w:t xml:space="preserve">A) </w:t>
+      </w:r>
       <w:r>
         <w:rPr>
           <w:sz w:val="21"/>
@@ -3418,15 +3303,18 @@
     </w:p>
     <w:p>
       <w:pPr>
-        <w:numPr>
-          <w:ilvl w:val="0"/>
-          <w:numId w:val="4"/>
-        </w:numPr>
-        <w:rPr>
-          <w:sz w:val="21"/>
-          <w:szCs w:val="21"/>
-        </w:rPr>
-      </w:pPr>
+        <w:rPr>
+          <w:sz w:val="21"/>
+          <w:szCs w:val="21"/>
+        </w:rPr>
+      </w:pPr>
+      <w:r>
+        <w:rPr>
+          <w:sz w:val="21"/>
+          <w:szCs w:val="21"/>
+        </w:rPr>
+        <w:t xml:space="preserve">(B) </w:t>
+      </w:r>
       <w:r>
         <w:rPr>
           <w:sz w:val="21"/>
@@ -3434,37 +3322,12 @@
         </w:rPr>
         <w:t xml:space="preserve">CUSTOMER DATA WILL BE PURGED PERMANENTLY FROM CLOUDFUZE EQUIPMENT AFTER 30 DAYS OF THE COMPLETION OF ‘ONE-TIME’ AND/OR ‘DELTA’ MIGRATION. AFTER </w:t>
       </w:r>
-    </w:p>
-    <w:p>
-      <w:pPr>
-        <w:ind w:left="-5"/>
-        <w:rPr>
-          <w:sz w:val="21"/>
-          <w:szCs w:val="21"/>
-        </w:rPr>
-      </w:pPr>
-      <w:r>
-        <w:rPr>
-          <w:sz w:val="21"/>
-          <w:szCs w:val="21"/>
-        </w:rPr>
-        <w:t xml:space="preserve">THE PURGE, CLOUDFUZE, INC WILL NO LONGER BE RESPONSIBLE FOR ANY MORE </w:t>
-      </w:r>
-    </w:p>
-    <w:p>
-      <w:pPr>
-        <w:ind w:left="-5"/>
-        <w:rPr>
-          <w:sz w:val="21"/>
-          <w:szCs w:val="21"/>
-        </w:rPr>
-      </w:pPr>
-      <w:r>
-        <w:rPr>
-          <w:sz w:val="21"/>
-          <w:szCs w:val="21"/>
-        </w:rPr>
-        <w:t>MIGRATIONS UNDER THIS SERVICE AGREEMENT AND/OR CUSTOMER DATA RETRIEVAL</w:t>
+      <w:r>
+        <w:rPr>
+          <w:sz w:val="21"/>
+          <w:szCs w:val="21"/>
+        </w:rPr>
+        <w:t>THE PURGE, CLOUDFUZE, INC WILL NO LONGER BE RESPONSIBLE FOR ANY MORE MIGRATIONS UNDER THIS SERVICE AGREEMENT AND/OR CUSTOMER DATA RETRIEVAL</w:t>
       </w:r>
     </w:p>
     <w:p>
@@ -3487,10 +3350,6 @@
     </w:p>
     <w:p>
       <w:pPr>
-        <w:numPr>
-          <w:ilvl w:val="0"/>
-          <w:numId w:val="4"/>
-        </w:numPr>
         <w:spacing w:after="0" w:line="261" w:lineRule="auto"/>
         <w:jc w:val="left"/>
         <w:rPr>
@@ -3503,7 +3362,15 @@
           <w:sz w:val="21"/>
           <w:szCs w:val="21"/>
         </w:rPr>
-        <w:t>FOR ANY DELAY, FAILURE, OR INABILITY TO PERFORM RESULTING FROM CHANGES, MODIFICATIONS, OR DISCONTINUATION OF THIRD-PARTY PROVIDER APIs OR FEATURES, WHICH ARE OUTSIDE COMPANY’S CONTROL.</w:t>
+        <w:lastRenderedPageBreak/>
+        <w:t>(C)</w:t>
+      </w:r>
+      <w:r>
+        <w:rPr>
+          <w:sz w:val="21"/>
+          <w:szCs w:val="21"/>
+        </w:rPr>
+        <w:t xml:space="preserve"> FOR ANY DELAY, FAILURE, OR INABILITY TO PERFORM RESULTING FROM CHANGES, MODIFICATIONS, OR DISCONTINUATION OF THIRD-PARTY PROVIDER APIs OR FEATURES, WHICH ARE OUTSIDE COMPANY’S CONTROL.</w:t>
       </w:r>
     </w:p>
     <w:p>
@@ -3561,7 +3428,6 @@
           <w:sz w:val="21"/>
           <w:szCs w:val="21"/>
         </w:rPr>
-        <w:lastRenderedPageBreak/>
         <w:t>FOR ANY MATTER BEYOND COMPANY’S REASONABLE CONTROL. OR(F) FOR ANY AMOUNTS THAT, TOGETHER WITH</w:t>
       </w:r>
     </w:p>
@@ -3597,7 +3463,21 @@
           <w:sz w:val="21"/>
           <w:szCs w:val="21"/>
         </w:rPr>
-        <w:t xml:space="preserve">(G) AMOUNTS ASSOCIATED WITH ALL OTHER CLAIMS, EXCEED THE FEES PAID BY </w:t>
+        <w:t xml:space="preserve">(G) </w:t>
+      </w:r>
+      <w:r>
+        <w:rPr>
+          <w:sz w:val="21"/>
+          <w:szCs w:val="21"/>
+        </w:rPr>
+        <w:t xml:space="preserve"> </w:t>
+      </w:r>
+      <w:r>
+        <w:rPr>
+          <w:sz w:val="21"/>
+          <w:szCs w:val="21"/>
+        </w:rPr>
+        <w:t xml:space="preserve">AMOUNTS ASSOCIATED WITH ALL OTHER CLAIMS, EXCEED THE FEES PAID BY </w:t>
       </w:r>
       <w:r>
         <w:rPr>
@@ -3674,23 +3554,7 @@
           <w:sz w:val="21"/>
           <w:szCs w:val="21"/>
         </w:rPr>
-        <w:t xml:space="preserve">If any provision of this Agreement is found to be unenforceable or invalid, that provision will be limited or eliminated to the minimum extent necessary so that this Agreement will otherwise remain in full force and effect and enforceable. This Agreement is not assignable, transferable or sub-licensable by Customer except with Company’s prior written consent. Company may transfer and assign any of its rights and obligations under this Agreement without consent. This Agreement is the complete and exclusive statement of the mutual understanding of the parties and supersedes and cancels all previous written and oral agreements, communications and other understandings relating to the subject matter of this Agreement, and that all waivers and modifications must be in a writing signed by both parties, except as otherwise provided herein. No agency, partnership, joint venture, or employment is created </w:t>
-      </w:r>
-      <w:proofErr w:type="gramStart"/>
-      <w:r>
-        <w:rPr>
-          <w:sz w:val="21"/>
-          <w:szCs w:val="21"/>
-        </w:rPr>
-        <w:t>as a result of</w:t>
-      </w:r>
-      <w:proofErr w:type="gramEnd"/>
-      <w:r>
-        <w:rPr>
-          <w:sz w:val="21"/>
-          <w:szCs w:val="21"/>
-        </w:rPr>
-        <w:t xml:space="preserve"> this Agreement and Customer does not have any authority of any kind to bind Company in any respect whatsoever. In any action or proceeding to enforce rights under this Agreement, the prevailing party will be entitled to recover costs and attorneys’ fees. All notices under this Agreement will be in writing and will be deemed to have been duly given when received, if personally delivered; when receipt is electronically confirmed, if transmitted by facsimile or e-mail; the day after it is sent, if sent for next day delivery by recognized overnight delivery service; and upon receipt, if sent by certified or registered mail, return receipt requested. This Agreement shall be governed by the laws of the State of North Carolina without regard to its conflict of law's provisions. The parties shall work together in good faith to issue a least one mutually agreed upon press release within 90 days of the Effective Date, and Customer otherwise agrees to reasonably cooperate with Company to serve as a reference account up.</w:t>
+        <w:t>If any provision of this Agreement is found to be unenforceable or invalid, that provision will be limited or eliminated to the minimum extent necessary so that this Agreement will otherwise remain in full force and effect and enforceable. This Agreement is not assignable, transferable or sub-licensable by Customer except with Company’s prior written consent. Company may transfer and assign any of its rights and obligations under this Agreement without consent. This Agreement is the complete and exclusive statement of the mutual understanding of the parties and supersedes and cancels all previous written and oral agreements, communications and other understandings relating to the subject matter of this Agreement, and that all waivers and modifications must be in a writing signed by both parties, except as otherwise provided herein. No agency, partnership, joint venture, or employment is created as a result of this Agreement and Customer does not have any authority of any kind to bind Company in any respect whatsoever. In any action or proceeding to enforce rights under this Agreement, the prevailing party will be entitled to recover costs and attorneys’ fees. All notices under this Agreement will be in writing and will be deemed to have been duly given when received, if personally delivered; when receipt is electronically confirmed, if transmitted by facsimile or e-mail; the day after it is sent, if sent for next day delivery by recognized overnight delivery service; and upon receipt, if sent by certified or registered mail, return receipt requested. This Agreement shall be governed by the laws of the State of North Carolina without regard to its conflict of law's provisions. The parties shall work together in good faith to issue a least one mutually agreed upon press release within 90 days of the Effective Date, and Customer otherwise agrees to reasonably cooperate with Company to serve as a reference account up.</w:t>
       </w:r>
     </w:p>
     <w:p>
@@ -3717,12 +3581,12 @@
     <w:p>
       <w:pPr>
         <w:sectPr>
-          <w:headerReference w:type="even" r:id="rId7"/>
-          <w:headerReference w:type="default" r:id="rId8"/>
-          <w:footerReference w:type="even" r:id="rId9"/>
-          <w:footerReference w:type="default" r:id="rId10"/>
-          <w:headerReference w:type="first" r:id="rId11"/>
-          <w:footerReference w:type="first" r:id="rId12"/>
+          <w:headerReference w:type="even" r:id="rId8"/>
+          <w:headerReference w:type="default" r:id="rId9"/>
+          <w:footerReference w:type="even" r:id="rId10"/>
+          <w:footerReference w:type="default" r:id="rId11"/>
+          <w:headerReference w:type="first" r:id="rId12"/>
+          <w:footerReference w:type="first" r:id="rId13"/>
           <w:pgSz w:w="12240" w:h="15840"/>
           <w:pgMar w:top="2694" w:right="750" w:bottom="2490" w:left="750" w:header="825" w:footer="720" w:gutter="0"/>
           <w:cols w:space="720"/>
@@ -3740,12 +3604,12 @@
       </w:pPr>
     </w:p>
     <w:sectPr>
-      <w:headerReference w:type="even" r:id="rId13"/>
-      <w:headerReference w:type="default" r:id="rId14"/>
-      <w:footerReference w:type="even" r:id="rId15"/>
-      <w:footerReference w:type="default" r:id="rId16"/>
-      <w:headerReference w:type="first" r:id="rId17"/>
-      <w:footerReference w:type="first" r:id="rId18"/>
+      <w:headerReference w:type="even" r:id="rId14"/>
+      <w:headerReference w:type="default" r:id="rId15"/>
+      <w:footerReference w:type="even" r:id="rId16"/>
+      <w:footerReference w:type="default" r:id="rId17"/>
+      <w:headerReference w:type="first" r:id="rId18"/>
+      <w:footerReference w:type="first" r:id="rId19"/>
       <w:pgSz w:w="12240" w:h="15840"/>
       <w:pgMar w:top="1440" w:right="1440" w:bottom="1440" w:left="1440" w:header="720" w:footer="720" w:gutter="0"/>
       <w:cols w:space="720"/>
@@ -5412,6 +5276,184 @@
     </w:lvl>
   </w:abstractNum>
   <w:abstractNum w:abstractNumId="3" w15:restartNumberingAfterBreak="0">
+    <w:nsid w:val="146E0407"/>
+    <w:multiLevelType w:val="hybridMultilevel"/>
+    <w:tmpl w:val="1C26603E"/>
+    <w:lvl w:ilvl="0" w:tplc="40090011">
+      <w:start w:val="1"/>
+      <w:numFmt w:val="decimal"/>
+      <w:lvlText w:val="%1)"/>
+      <w:lvlJc w:val="left"/>
+      <w:pPr>
+        <w:ind w:left="1000" w:hanging="360"/>
+      </w:pPr>
+      <w:rPr>
+        <w:rFonts w:hint="default"/>
+      </w:rPr>
+    </w:lvl>
+    <w:lvl w:ilvl="1" w:tplc="FFFFFFFF" w:tentative="1">
+      <w:start w:val="1"/>
+      <w:numFmt w:val="lowerLetter"/>
+      <w:lvlText w:val="%2."/>
+      <w:lvlJc w:val="left"/>
+      <w:pPr>
+        <w:ind w:left="1720" w:hanging="360"/>
+      </w:pPr>
+    </w:lvl>
+    <w:lvl w:ilvl="2" w:tplc="FFFFFFFF" w:tentative="1">
+      <w:start w:val="1"/>
+      <w:numFmt w:val="lowerRoman"/>
+      <w:lvlText w:val="%3."/>
+      <w:lvlJc w:val="right"/>
+      <w:pPr>
+        <w:ind w:left="2440" w:hanging="180"/>
+      </w:pPr>
+    </w:lvl>
+    <w:lvl w:ilvl="3" w:tplc="FFFFFFFF" w:tentative="1">
+      <w:start w:val="1"/>
+      <w:numFmt w:val="decimal"/>
+      <w:lvlText w:val="%4."/>
+      <w:lvlJc w:val="left"/>
+      <w:pPr>
+        <w:ind w:left="3160" w:hanging="360"/>
+      </w:pPr>
+    </w:lvl>
+    <w:lvl w:ilvl="4" w:tplc="FFFFFFFF" w:tentative="1">
+      <w:start w:val="1"/>
+      <w:numFmt w:val="lowerLetter"/>
+      <w:lvlText w:val="%5."/>
+      <w:lvlJc w:val="left"/>
+      <w:pPr>
+        <w:ind w:left="3880" w:hanging="360"/>
+      </w:pPr>
+    </w:lvl>
+    <w:lvl w:ilvl="5" w:tplc="FFFFFFFF" w:tentative="1">
+      <w:start w:val="1"/>
+      <w:numFmt w:val="lowerRoman"/>
+      <w:lvlText w:val="%6."/>
+      <w:lvlJc w:val="right"/>
+      <w:pPr>
+        <w:ind w:left="4600" w:hanging="180"/>
+      </w:pPr>
+    </w:lvl>
+    <w:lvl w:ilvl="6" w:tplc="FFFFFFFF" w:tentative="1">
+      <w:start w:val="1"/>
+      <w:numFmt w:val="decimal"/>
+      <w:lvlText w:val="%7."/>
+      <w:lvlJc w:val="left"/>
+      <w:pPr>
+        <w:ind w:left="5320" w:hanging="360"/>
+      </w:pPr>
+    </w:lvl>
+    <w:lvl w:ilvl="7" w:tplc="FFFFFFFF" w:tentative="1">
+      <w:start w:val="1"/>
+      <w:numFmt w:val="lowerLetter"/>
+      <w:lvlText w:val="%8."/>
+      <w:lvlJc w:val="left"/>
+      <w:pPr>
+        <w:ind w:left="6040" w:hanging="360"/>
+      </w:pPr>
+    </w:lvl>
+    <w:lvl w:ilvl="8" w:tplc="FFFFFFFF" w:tentative="1">
+      <w:start w:val="1"/>
+      <w:numFmt w:val="lowerRoman"/>
+      <w:lvlText w:val="%9."/>
+      <w:lvlJc w:val="right"/>
+      <w:pPr>
+        <w:ind w:left="6760" w:hanging="180"/>
+      </w:pPr>
+    </w:lvl>
+  </w:abstractNum>
+  <w:abstractNum w:abstractNumId="4" w15:restartNumberingAfterBreak="0">
+    <w:nsid w:val="22C10CCD"/>
+    <w:multiLevelType w:val="hybridMultilevel"/>
+    <w:tmpl w:val="CEA4E688"/>
+    <w:lvl w:ilvl="0" w:tplc="3496BB66">
+      <w:start w:val="2"/>
+      <w:numFmt w:val="upperLetter"/>
+      <w:lvlText w:val="%1)"/>
+      <w:lvlJc w:val="left"/>
+      <w:pPr>
+        <w:ind w:left="370" w:hanging="360"/>
+      </w:pPr>
+      <w:rPr>
+        <w:rFonts w:hint="default"/>
+      </w:rPr>
+    </w:lvl>
+    <w:lvl w:ilvl="1" w:tplc="40090019" w:tentative="1">
+      <w:start w:val="1"/>
+      <w:numFmt w:val="lowerLetter"/>
+      <w:lvlText w:val="%2."/>
+      <w:lvlJc w:val="left"/>
+      <w:pPr>
+        <w:ind w:left="1090" w:hanging="360"/>
+      </w:pPr>
+    </w:lvl>
+    <w:lvl w:ilvl="2" w:tplc="4009001B" w:tentative="1">
+      <w:start w:val="1"/>
+      <w:numFmt w:val="lowerRoman"/>
+      <w:lvlText w:val="%3."/>
+      <w:lvlJc w:val="right"/>
+      <w:pPr>
+        <w:ind w:left="1810" w:hanging="180"/>
+      </w:pPr>
+    </w:lvl>
+    <w:lvl w:ilvl="3" w:tplc="4009000F" w:tentative="1">
+      <w:start w:val="1"/>
+      <w:numFmt w:val="decimal"/>
+      <w:lvlText w:val="%4."/>
+      <w:lvlJc w:val="left"/>
+      <w:pPr>
+        <w:ind w:left="2530" w:hanging="360"/>
+      </w:pPr>
+    </w:lvl>
+    <w:lvl w:ilvl="4" w:tplc="40090019" w:tentative="1">
+      <w:start w:val="1"/>
+      <w:numFmt w:val="lowerLetter"/>
+      <w:lvlText w:val="%5."/>
+      <w:lvlJc w:val="left"/>
+      <w:pPr>
+        <w:ind w:left="3250" w:hanging="360"/>
+      </w:pPr>
+    </w:lvl>
+    <w:lvl w:ilvl="5" w:tplc="4009001B" w:tentative="1">
+      <w:start w:val="1"/>
+      <w:numFmt w:val="lowerRoman"/>
+      <w:lvlText w:val="%6."/>
+      <w:lvlJc w:val="right"/>
+      <w:pPr>
+        <w:ind w:left="3970" w:hanging="180"/>
+      </w:pPr>
+    </w:lvl>
+    <w:lvl w:ilvl="6" w:tplc="4009000F" w:tentative="1">
+      <w:start w:val="1"/>
+      <w:numFmt w:val="decimal"/>
+      <w:lvlText w:val="%7."/>
+      <w:lvlJc w:val="left"/>
+      <w:pPr>
+        <w:ind w:left="4690" w:hanging="360"/>
+      </w:pPr>
+    </w:lvl>
+    <w:lvl w:ilvl="7" w:tplc="40090019" w:tentative="1">
+      <w:start w:val="1"/>
+      <w:numFmt w:val="lowerLetter"/>
+      <w:lvlText w:val="%8."/>
+      <w:lvlJc w:val="left"/>
+      <w:pPr>
+        <w:ind w:left="5410" w:hanging="360"/>
+      </w:pPr>
+    </w:lvl>
+    <w:lvl w:ilvl="8" w:tplc="4009001B" w:tentative="1">
+      <w:start w:val="1"/>
+      <w:numFmt w:val="lowerRoman"/>
+      <w:lvlText w:val="%9."/>
+      <w:lvlJc w:val="right"/>
+      <w:pPr>
+        <w:ind w:left="6130" w:hanging="180"/>
+      </w:pPr>
+    </w:lvl>
+  </w:abstractNum>
+  <w:abstractNum w:abstractNumId="5" w15:restartNumberingAfterBreak="0">
     <w:nsid w:val="27C90621"/>
     <w:multiLevelType w:val="hybridMultilevel"/>
     <w:tmpl w:val="989C2E4A"/>
@@ -5623,7 +5665,96 @@
       </w:rPr>
     </w:lvl>
   </w:abstractNum>
-  <w:abstractNum w:abstractNumId="4" w15:restartNumberingAfterBreak="0">
+  <w:abstractNum w:abstractNumId="6" w15:restartNumberingAfterBreak="0">
+    <w:nsid w:val="29BE1870"/>
+    <w:multiLevelType w:val="hybridMultilevel"/>
+    <w:tmpl w:val="E26E4FAE"/>
+    <w:lvl w:ilvl="0" w:tplc="40090011">
+      <w:start w:val="1"/>
+      <w:numFmt w:val="decimal"/>
+      <w:lvlText w:val="%1)"/>
+      <w:lvlJc w:val="left"/>
+      <w:pPr>
+        <w:ind w:left="1000" w:hanging="360"/>
+      </w:pPr>
+      <w:rPr>
+        <w:rFonts w:hint="default"/>
+      </w:rPr>
+    </w:lvl>
+    <w:lvl w:ilvl="1" w:tplc="FFFFFFFF" w:tentative="1">
+      <w:start w:val="1"/>
+      <w:numFmt w:val="lowerLetter"/>
+      <w:lvlText w:val="%2."/>
+      <w:lvlJc w:val="left"/>
+      <w:pPr>
+        <w:ind w:left="1720" w:hanging="360"/>
+      </w:pPr>
+    </w:lvl>
+    <w:lvl w:ilvl="2" w:tplc="FFFFFFFF" w:tentative="1">
+      <w:start w:val="1"/>
+      <w:numFmt w:val="lowerRoman"/>
+      <w:lvlText w:val="%3."/>
+      <w:lvlJc w:val="right"/>
+      <w:pPr>
+        <w:ind w:left="2440" w:hanging="180"/>
+      </w:pPr>
+    </w:lvl>
+    <w:lvl w:ilvl="3" w:tplc="FFFFFFFF" w:tentative="1">
+      <w:start w:val="1"/>
+      <w:numFmt w:val="decimal"/>
+      <w:lvlText w:val="%4."/>
+      <w:lvlJc w:val="left"/>
+      <w:pPr>
+        <w:ind w:left="3160" w:hanging="360"/>
+      </w:pPr>
+    </w:lvl>
+    <w:lvl w:ilvl="4" w:tplc="FFFFFFFF" w:tentative="1">
+      <w:start w:val="1"/>
+      <w:numFmt w:val="lowerLetter"/>
+      <w:lvlText w:val="%5."/>
+      <w:lvlJc w:val="left"/>
+      <w:pPr>
+        <w:ind w:left="3880" w:hanging="360"/>
+      </w:pPr>
+    </w:lvl>
+    <w:lvl w:ilvl="5" w:tplc="FFFFFFFF" w:tentative="1">
+      <w:start w:val="1"/>
+      <w:numFmt w:val="lowerRoman"/>
+      <w:lvlText w:val="%6."/>
+      <w:lvlJc w:val="right"/>
+      <w:pPr>
+        <w:ind w:left="4600" w:hanging="180"/>
+      </w:pPr>
+    </w:lvl>
+    <w:lvl w:ilvl="6" w:tplc="FFFFFFFF" w:tentative="1">
+      <w:start w:val="1"/>
+      <w:numFmt w:val="decimal"/>
+      <w:lvlText w:val="%7."/>
+      <w:lvlJc w:val="left"/>
+      <w:pPr>
+        <w:ind w:left="5320" w:hanging="360"/>
+      </w:pPr>
+    </w:lvl>
+    <w:lvl w:ilvl="7" w:tplc="FFFFFFFF" w:tentative="1">
+      <w:start w:val="1"/>
+      <w:numFmt w:val="lowerLetter"/>
+      <w:lvlText w:val="%8."/>
+      <w:lvlJc w:val="left"/>
+      <w:pPr>
+        <w:ind w:left="6040" w:hanging="360"/>
+      </w:pPr>
+    </w:lvl>
+    <w:lvl w:ilvl="8" w:tplc="FFFFFFFF" w:tentative="1">
+      <w:start w:val="1"/>
+      <w:numFmt w:val="lowerRoman"/>
+      <w:lvlText w:val="%9."/>
+      <w:lvlJc w:val="right"/>
+      <w:pPr>
+        <w:ind w:left="6760" w:hanging="180"/>
+      </w:pPr>
+    </w:lvl>
+  </w:abstractNum>
+  <w:abstractNum w:abstractNumId="7" w15:restartNumberingAfterBreak="0">
     <w:nsid w:val="30DC1C20"/>
     <w:multiLevelType w:val="multilevel"/>
     <w:tmpl w:val="536247A8"/>
@@ -5772,7 +5903,7 @@
       </w:rPr>
     </w:lvl>
   </w:abstractNum>
-  <w:abstractNum w:abstractNumId="5" w15:restartNumberingAfterBreak="0">
+  <w:abstractNum w:abstractNumId="8" w15:restartNumberingAfterBreak="0">
     <w:nsid w:val="37851BEC"/>
     <w:multiLevelType w:val="multilevel"/>
     <w:tmpl w:val="E7D44FA6"/>
@@ -5921,7 +6052,7 @@
       </w:rPr>
     </w:lvl>
   </w:abstractNum>
-  <w:abstractNum w:abstractNumId="6" w15:restartNumberingAfterBreak="0">
+  <w:abstractNum w:abstractNumId="9" w15:restartNumberingAfterBreak="0">
     <w:nsid w:val="4B250FD6"/>
     <w:multiLevelType w:val="hybridMultilevel"/>
     <w:tmpl w:val="6964A4C4"/>
@@ -6142,7 +6273,7 @@
       </w:rPr>
     </w:lvl>
   </w:abstractNum>
-  <w:abstractNum w:abstractNumId="7" w15:restartNumberingAfterBreak="0">
+  <w:abstractNum w:abstractNumId="10" w15:restartNumberingAfterBreak="0">
     <w:nsid w:val="4C872C39"/>
     <w:multiLevelType w:val="hybridMultilevel"/>
     <w:tmpl w:val="854E81F8"/>
@@ -6255,7 +6386,7 @@
       </w:rPr>
     </w:lvl>
   </w:abstractNum>
-  <w:abstractNum w:abstractNumId="8" w15:restartNumberingAfterBreak="0">
+  <w:abstractNum w:abstractNumId="11" w15:restartNumberingAfterBreak="0">
     <w:nsid w:val="577C73C6"/>
     <w:multiLevelType w:val="hybridMultilevel"/>
     <w:tmpl w:val="6F743D5C"/>
@@ -6467,7 +6598,7 @@
       </w:rPr>
     </w:lvl>
   </w:abstractNum>
-  <w:abstractNum w:abstractNumId="9" w15:restartNumberingAfterBreak="0">
+  <w:abstractNum w:abstractNumId="12" w15:restartNumberingAfterBreak="0">
     <w:nsid w:val="59B665A9"/>
     <w:multiLevelType w:val="hybridMultilevel"/>
     <w:tmpl w:val="B90A47DC"/>
@@ -6679,166 +6810,39 @@
       </w:rPr>
     </w:lvl>
   </w:abstractNum>
-  <w:abstractNum w:abstractNumId="10" w15:restartNumberingAfterBreak="0">
-    <w:nsid w:val="5E97054E"/>
-    <w:multiLevelType w:val="multilevel"/>
-    <w:tmpl w:val="5130F884"/>
-    <w:lvl w:ilvl="0">
-      <w:start w:val="1"/>
-      <w:numFmt w:val="bullet"/>
-      <w:lvlText w:val=""/>
-      <w:lvlJc w:val="left"/>
-      <w:pPr>
-        <w:tabs>
-          <w:tab w:val="num" w:pos="720"/>
-        </w:tabs>
-        <w:ind w:left="720" w:hanging="360"/>
-      </w:pPr>
-      <w:rPr>
-        <w:rFonts w:ascii="Symbol" w:hAnsi="Symbol" w:hint="default"/>
-        <w:sz w:val="20"/>
-      </w:rPr>
-    </w:lvl>
-    <w:lvl w:ilvl="1" w:tentative="1">
-      <w:start w:val="1"/>
-      <w:numFmt w:val="bullet"/>
-      <w:lvlText w:val="o"/>
-      <w:lvlJc w:val="left"/>
-      <w:pPr>
-        <w:tabs>
-          <w:tab w:val="num" w:pos="1440"/>
-        </w:tabs>
-        <w:ind w:left="1440" w:hanging="360"/>
-      </w:pPr>
-      <w:rPr>
-        <w:rFonts w:ascii="Courier New" w:hAnsi="Courier New" w:hint="default"/>
-        <w:sz w:val="20"/>
-      </w:rPr>
-    </w:lvl>
-    <w:lvl w:ilvl="2" w:tentative="1">
-      <w:start w:val="1"/>
-      <w:numFmt w:val="bullet"/>
-      <w:lvlText w:val=""/>
-      <w:lvlJc w:val="left"/>
-      <w:pPr>
-        <w:tabs>
-          <w:tab w:val="num" w:pos="2160"/>
-        </w:tabs>
-        <w:ind w:left="2160" w:hanging="360"/>
-      </w:pPr>
-      <w:rPr>
-        <w:rFonts w:ascii="Wingdings" w:hAnsi="Wingdings" w:hint="default"/>
-        <w:sz w:val="20"/>
-      </w:rPr>
-    </w:lvl>
-    <w:lvl w:ilvl="3" w:tentative="1">
-      <w:start w:val="1"/>
-      <w:numFmt w:val="bullet"/>
-      <w:lvlText w:val=""/>
-      <w:lvlJc w:val="left"/>
-      <w:pPr>
-        <w:tabs>
-          <w:tab w:val="num" w:pos="2880"/>
-        </w:tabs>
-        <w:ind w:left="2880" w:hanging="360"/>
-      </w:pPr>
-      <w:rPr>
-        <w:rFonts w:ascii="Wingdings" w:hAnsi="Wingdings" w:hint="default"/>
-        <w:sz w:val="20"/>
-      </w:rPr>
-    </w:lvl>
-    <w:lvl w:ilvl="4" w:tentative="1">
-      <w:start w:val="1"/>
-      <w:numFmt w:val="bullet"/>
-      <w:lvlText w:val=""/>
-      <w:lvlJc w:val="left"/>
-      <w:pPr>
-        <w:tabs>
-          <w:tab w:val="num" w:pos="3600"/>
-        </w:tabs>
-        <w:ind w:left="3600" w:hanging="360"/>
-      </w:pPr>
-      <w:rPr>
-        <w:rFonts w:ascii="Wingdings" w:hAnsi="Wingdings" w:hint="default"/>
-        <w:sz w:val="20"/>
-      </w:rPr>
-    </w:lvl>
-    <w:lvl w:ilvl="5" w:tentative="1">
-      <w:start w:val="1"/>
-      <w:numFmt w:val="bullet"/>
-      <w:lvlText w:val=""/>
-      <w:lvlJc w:val="left"/>
-      <w:pPr>
-        <w:tabs>
-          <w:tab w:val="num" w:pos="4320"/>
-        </w:tabs>
-        <w:ind w:left="4320" w:hanging="360"/>
-      </w:pPr>
-      <w:rPr>
-        <w:rFonts w:ascii="Wingdings" w:hAnsi="Wingdings" w:hint="default"/>
-        <w:sz w:val="20"/>
-      </w:rPr>
-    </w:lvl>
-    <w:lvl w:ilvl="6" w:tentative="1">
-      <w:start w:val="1"/>
-      <w:numFmt w:val="bullet"/>
-      <w:lvlText w:val=""/>
-      <w:lvlJc w:val="left"/>
-      <w:pPr>
-        <w:tabs>
-          <w:tab w:val="num" w:pos="5040"/>
-        </w:tabs>
-        <w:ind w:left="5040" w:hanging="360"/>
-      </w:pPr>
-      <w:rPr>
-        <w:rFonts w:ascii="Wingdings" w:hAnsi="Wingdings" w:hint="default"/>
-        <w:sz w:val="20"/>
-      </w:rPr>
-    </w:lvl>
-    <w:lvl w:ilvl="7" w:tentative="1">
-      <w:start w:val="1"/>
-      <w:numFmt w:val="bullet"/>
-      <w:lvlText w:val=""/>
-      <w:lvlJc w:val="left"/>
-      <w:pPr>
-        <w:tabs>
-          <w:tab w:val="num" w:pos="5760"/>
-        </w:tabs>
-        <w:ind w:left="5760" w:hanging="360"/>
-      </w:pPr>
-      <w:rPr>
-        <w:rFonts w:ascii="Wingdings" w:hAnsi="Wingdings" w:hint="default"/>
-        <w:sz w:val="20"/>
-      </w:rPr>
-    </w:lvl>
-    <w:lvl w:ilvl="8" w:tentative="1">
-      <w:start w:val="1"/>
-      <w:numFmt w:val="bullet"/>
-      <w:lvlText w:val=""/>
-      <w:lvlJc w:val="left"/>
-      <w:pPr>
-        <w:tabs>
-          <w:tab w:val="num" w:pos="6480"/>
-        </w:tabs>
-        <w:ind w:left="6480" w:hanging="360"/>
-      </w:pPr>
-      <w:rPr>
-        <w:rFonts w:ascii="Wingdings" w:hAnsi="Wingdings" w:hint="default"/>
-        <w:sz w:val="20"/>
-      </w:rPr>
-    </w:lvl>
-  </w:abstractNum>
-  <w:abstractNum w:abstractNumId="11" w15:restartNumberingAfterBreak="0">
-    <w:nsid w:val="5F306F66"/>
+  <w:abstractNum w:abstractNumId="13" w15:restartNumberingAfterBreak="0">
+    <w:nsid w:val="5CA44A2E"/>
     <w:multiLevelType w:val="hybridMultilevel"/>
-    <w:tmpl w:val="C29A3B9E"/>
-    <w:lvl w:ilvl="0" w:tplc="937EBBAA">
-      <w:start w:val="4"/>
+    <w:tmpl w:val="38440E3C"/>
+    <w:lvl w:ilvl="0" w:tplc="40090015">
+      <w:start w:val="1"/>
       <w:numFmt w:val="upperLetter"/>
-      <w:lvlText w:val="(%1)"/>
-      <w:lvlJc w:val="left"/>
-      <w:pPr>
-        <w:ind w:left="400"/>
+      <w:lvlText w:val="%1."/>
+      <w:lvlJc w:val="left"/>
+      <w:pPr>
+        <w:ind w:left="293"/>
+      </w:pPr>
+      <w:rPr>
+        <w:b w:val="0"/>
+        <w:i w:val="0"/>
+        <w:strike w:val="0"/>
+        <w:dstrike w:val="0"/>
+        <w:color w:val="000000"/>
+        <w:sz w:val="21"/>
+        <w:szCs w:val="21"/>
+        <w:u w:val="none" w:color="000000"/>
+        <w:bdr w:val="none" w:sz="0" w:space="0" w:color="auto"/>
+        <w:shd w:val="clear" w:color="auto" w:fill="auto"/>
+        <w:vertAlign w:val="baseline"/>
+      </w:rPr>
+    </w:lvl>
+    <w:lvl w:ilvl="1" w:tplc="FFFFFFFF">
+      <w:start w:val="1"/>
+      <w:numFmt w:val="lowerLetter"/>
+      <w:lvlText w:val="%2"/>
+      <w:lvlJc w:val="left"/>
+      <w:pPr>
+        <w:ind w:left="1080"/>
       </w:pPr>
       <w:rPr>
         <w:rFonts w:ascii="Arial" w:eastAsia="Arial" w:hAnsi="Arial" w:cs="Arial"/>
@@ -6855,13 +6859,13 @@
         <w:vertAlign w:val="baseline"/>
       </w:rPr>
     </w:lvl>
-    <w:lvl w:ilvl="1" w:tplc="03C4B5C4">
-      <w:start w:val="1"/>
-      <w:numFmt w:val="lowerLetter"/>
-      <w:lvlText w:val="%2"/>
-      <w:lvlJc w:val="left"/>
-      <w:pPr>
-        <w:ind w:left="1080"/>
+    <w:lvl w:ilvl="2" w:tplc="FFFFFFFF">
+      <w:start w:val="1"/>
+      <w:numFmt w:val="lowerRoman"/>
+      <w:lvlText w:val="%3"/>
+      <w:lvlJc w:val="left"/>
+      <w:pPr>
+        <w:ind w:left="1800"/>
       </w:pPr>
       <w:rPr>
         <w:rFonts w:ascii="Arial" w:eastAsia="Arial" w:hAnsi="Arial" w:cs="Arial"/>
@@ -6878,13 +6882,13 @@
         <w:vertAlign w:val="baseline"/>
       </w:rPr>
     </w:lvl>
-    <w:lvl w:ilvl="2" w:tplc="952A16D8">
-      <w:start w:val="1"/>
-      <w:numFmt w:val="lowerRoman"/>
-      <w:lvlText w:val="%3"/>
-      <w:lvlJc w:val="left"/>
-      <w:pPr>
-        <w:ind w:left="1800"/>
+    <w:lvl w:ilvl="3" w:tplc="FFFFFFFF">
+      <w:start w:val="1"/>
+      <w:numFmt w:val="decimal"/>
+      <w:lvlText w:val="%4"/>
+      <w:lvlJc w:val="left"/>
+      <w:pPr>
+        <w:ind w:left="2520"/>
       </w:pPr>
       <w:rPr>
         <w:rFonts w:ascii="Arial" w:eastAsia="Arial" w:hAnsi="Arial" w:cs="Arial"/>
@@ -6901,13 +6905,13 @@
         <w:vertAlign w:val="baseline"/>
       </w:rPr>
     </w:lvl>
-    <w:lvl w:ilvl="3" w:tplc="D3B2F7AA">
-      <w:start w:val="1"/>
-      <w:numFmt w:val="decimal"/>
-      <w:lvlText w:val="%4"/>
-      <w:lvlJc w:val="left"/>
-      <w:pPr>
-        <w:ind w:left="2520"/>
+    <w:lvl w:ilvl="4" w:tplc="FFFFFFFF">
+      <w:start w:val="1"/>
+      <w:numFmt w:val="lowerLetter"/>
+      <w:lvlText w:val="%5"/>
+      <w:lvlJc w:val="left"/>
+      <w:pPr>
+        <w:ind w:left="3240"/>
       </w:pPr>
       <w:rPr>
         <w:rFonts w:ascii="Arial" w:eastAsia="Arial" w:hAnsi="Arial" w:cs="Arial"/>
@@ -6924,13 +6928,13 @@
         <w:vertAlign w:val="baseline"/>
       </w:rPr>
     </w:lvl>
-    <w:lvl w:ilvl="4" w:tplc="CA42F058">
-      <w:start w:val="1"/>
-      <w:numFmt w:val="lowerLetter"/>
-      <w:lvlText w:val="%5"/>
-      <w:lvlJc w:val="left"/>
-      <w:pPr>
-        <w:ind w:left="3240"/>
+    <w:lvl w:ilvl="5" w:tplc="FFFFFFFF">
+      <w:start w:val="1"/>
+      <w:numFmt w:val="lowerRoman"/>
+      <w:lvlText w:val="%6"/>
+      <w:lvlJc w:val="left"/>
+      <w:pPr>
+        <w:ind w:left="3960"/>
       </w:pPr>
       <w:rPr>
         <w:rFonts w:ascii="Arial" w:eastAsia="Arial" w:hAnsi="Arial" w:cs="Arial"/>
@@ -6947,13 +6951,13 @@
         <w:vertAlign w:val="baseline"/>
       </w:rPr>
     </w:lvl>
-    <w:lvl w:ilvl="5" w:tplc="1242E1F8">
-      <w:start w:val="1"/>
-      <w:numFmt w:val="lowerRoman"/>
-      <w:lvlText w:val="%6"/>
-      <w:lvlJc w:val="left"/>
-      <w:pPr>
-        <w:ind w:left="3960"/>
+    <w:lvl w:ilvl="6" w:tplc="FFFFFFFF">
+      <w:start w:val="1"/>
+      <w:numFmt w:val="decimal"/>
+      <w:lvlText w:val="%7"/>
+      <w:lvlJc w:val="left"/>
+      <w:pPr>
+        <w:ind w:left="4680"/>
       </w:pPr>
       <w:rPr>
         <w:rFonts w:ascii="Arial" w:eastAsia="Arial" w:hAnsi="Arial" w:cs="Arial"/>
@@ -6970,13 +6974,13 @@
         <w:vertAlign w:val="baseline"/>
       </w:rPr>
     </w:lvl>
-    <w:lvl w:ilvl="6" w:tplc="9D9C0A58">
-      <w:start w:val="1"/>
-      <w:numFmt w:val="decimal"/>
-      <w:lvlText w:val="%7"/>
-      <w:lvlJc w:val="left"/>
-      <w:pPr>
-        <w:ind w:left="4680"/>
+    <w:lvl w:ilvl="7" w:tplc="FFFFFFFF">
+      <w:start w:val="1"/>
+      <w:numFmt w:val="lowerLetter"/>
+      <w:lvlText w:val="%8"/>
+      <w:lvlJc w:val="left"/>
+      <w:pPr>
+        <w:ind w:left="5400"/>
       </w:pPr>
       <w:rPr>
         <w:rFonts w:ascii="Arial" w:eastAsia="Arial" w:hAnsi="Arial" w:cs="Arial"/>
@@ -6993,13 +6997,13 @@
         <w:vertAlign w:val="baseline"/>
       </w:rPr>
     </w:lvl>
-    <w:lvl w:ilvl="7" w:tplc="3A66C534">
-      <w:start w:val="1"/>
-      <w:numFmt w:val="lowerLetter"/>
-      <w:lvlText w:val="%8"/>
-      <w:lvlJc w:val="left"/>
-      <w:pPr>
-        <w:ind w:left="5400"/>
+    <w:lvl w:ilvl="8" w:tplc="FFFFFFFF">
+      <w:start w:val="1"/>
+      <w:numFmt w:val="lowerRoman"/>
+      <w:lvlText w:val="%9"/>
+      <w:lvlJc w:val="left"/>
+      <w:pPr>
+        <w:ind w:left="6120"/>
       </w:pPr>
       <w:rPr>
         <w:rFonts w:ascii="Arial" w:eastAsia="Arial" w:hAnsi="Arial" w:cs="Arial"/>
@@ -7016,13 +7020,167 @@
         <w:vertAlign w:val="baseline"/>
       </w:rPr>
     </w:lvl>
-    <w:lvl w:ilvl="8" w:tplc="14CE72F8">
-      <w:start w:val="1"/>
-      <w:numFmt w:val="lowerRoman"/>
-      <w:lvlText w:val="%9"/>
-      <w:lvlJc w:val="left"/>
-      <w:pPr>
-        <w:ind w:left="6120"/>
+  </w:abstractNum>
+  <w:abstractNum w:abstractNumId="14" w15:restartNumberingAfterBreak="0">
+    <w:nsid w:val="5E97054E"/>
+    <w:multiLevelType w:val="multilevel"/>
+    <w:tmpl w:val="5130F884"/>
+    <w:lvl w:ilvl="0">
+      <w:start w:val="1"/>
+      <w:numFmt w:val="bullet"/>
+      <w:lvlText w:val=""/>
+      <w:lvlJc w:val="left"/>
+      <w:pPr>
+        <w:tabs>
+          <w:tab w:val="num" w:pos="720"/>
+        </w:tabs>
+        <w:ind w:left="720" w:hanging="360"/>
+      </w:pPr>
+      <w:rPr>
+        <w:rFonts w:ascii="Symbol" w:hAnsi="Symbol" w:hint="default"/>
+        <w:sz w:val="20"/>
+      </w:rPr>
+    </w:lvl>
+    <w:lvl w:ilvl="1" w:tentative="1">
+      <w:start w:val="1"/>
+      <w:numFmt w:val="bullet"/>
+      <w:lvlText w:val="o"/>
+      <w:lvlJc w:val="left"/>
+      <w:pPr>
+        <w:tabs>
+          <w:tab w:val="num" w:pos="1440"/>
+        </w:tabs>
+        <w:ind w:left="1440" w:hanging="360"/>
+      </w:pPr>
+      <w:rPr>
+        <w:rFonts w:ascii="Courier New" w:hAnsi="Courier New" w:hint="default"/>
+        <w:sz w:val="20"/>
+      </w:rPr>
+    </w:lvl>
+    <w:lvl w:ilvl="2" w:tentative="1">
+      <w:start w:val="1"/>
+      <w:numFmt w:val="bullet"/>
+      <w:lvlText w:val=""/>
+      <w:lvlJc w:val="left"/>
+      <w:pPr>
+        <w:tabs>
+          <w:tab w:val="num" w:pos="2160"/>
+        </w:tabs>
+        <w:ind w:left="2160" w:hanging="360"/>
+      </w:pPr>
+      <w:rPr>
+        <w:rFonts w:ascii="Wingdings" w:hAnsi="Wingdings" w:hint="default"/>
+        <w:sz w:val="20"/>
+      </w:rPr>
+    </w:lvl>
+    <w:lvl w:ilvl="3" w:tentative="1">
+      <w:start w:val="1"/>
+      <w:numFmt w:val="bullet"/>
+      <w:lvlText w:val=""/>
+      <w:lvlJc w:val="left"/>
+      <w:pPr>
+        <w:tabs>
+          <w:tab w:val="num" w:pos="2880"/>
+        </w:tabs>
+        <w:ind w:left="2880" w:hanging="360"/>
+      </w:pPr>
+      <w:rPr>
+        <w:rFonts w:ascii="Wingdings" w:hAnsi="Wingdings" w:hint="default"/>
+        <w:sz w:val="20"/>
+      </w:rPr>
+    </w:lvl>
+    <w:lvl w:ilvl="4" w:tentative="1">
+      <w:start w:val="1"/>
+      <w:numFmt w:val="bullet"/>
+      <w:lvlText w:val=""/>
+      <w:lvlJc w:val="left"/>
+      <w:pPr>
+        <w:tabs>
+          <w:tab w:val="num" w:pos="3600"/>
+        </w:tabs>
+        <w:ind w:left="3600" w:hanging="360"/>
+      </w:pPr>
+      <w:rPr>
+        <w:rFonts w:ascii="Wingdings" w:hAnsi="Wingdings" w:hint="default"/>
+        <w:sz w:val="20"/>
+      </w:rPr>
+    </w:lvl>
+    <w:lvl w:ilvl="5" w:tentative="1">
+      <w:start w:val="1"/>
+      <w:numFmt w:val="bullet"/>
+      <w:lvlText w:val=""/>
+      <w:lvlJc w:val="left"/>
+      <w:pPr>
+        <w:tabs>
+          <w:tab w:val="num" w:pos="4320"/>
+        </w:tabs>
+        <w:ind w:left="4320" w:hanging="360"/>
+      </w:pPr>
+      <w:rPr>
+        <w:rFonts w:ascii="Wingdings" w:hAnsi="Wingdings" w:hint="default"/>
+        <w:sz w:val="20"/>
+      </w:rPr>
+    </w:lvl>
+    <w:lvl w:ilvl="6" w:tentative="1">
+      <w:start w:val="1"/>
+      <w:numFmt w:val="bullet"/>
+      <w:lvlText w:val=""/>
+      <w:lvlJc w:val="left"/>
+      <w:pPr>
+        <w:tabs>
+          <w:tab w:val="num" w:pos="5040"/>
+        </w:tabs>
+        <w:ind w:left="5040" w:hanging="360"/>
+      </w:pPr>
+      <w:rPr>
+        <w:rFonts w:ascii="Wingdings" w:hAnsi="Wingdings" w:hint="default"/>
+        <w:sz w:val="20"/>
+      </w:rPr>
+    </w:lvl>
+    <w:lvl w:ilvl="7" w:tentative="1">
+      <w:start w:val="1"/>
+      <w:numFmt w:val="bullet"/>
+      <w:lvlText w:val=""/>
+      <w:lvlJc w:val="left"/>
+      <w:pPr>
+        <w:tabs>
+          <w:tab w:val="num" w:pos="5760"/>
+        </w:tabs>
+        <w:ind w:left="5760" w:hanging="360"/>
+      </w:pPr>
+      <w:rPr>
+        <w:rFonts w:ascii="Wingdings" w:hAnsi="Wingdings" w:hint="default"/>
+        <w:sz w:val="20"/>
+      </w:rPr>
+    </w:lvl>
+    <w:lvl w:ilvl="8" w:tentative="1">
+      <w:start w:val="1"/>
+      <w:numFmt w:val="bullet"/>
+      <w:lvlText w:val=""/>
+      <w:lvlJc w:val="left"/>
+      <w:pPr>
+        <w:tabs>
+          <w:tab w:val="num" w:pos="6480"/>
+        </w:tabs>
+        <w:ind w:left="6480" w:hanging="360"/>
+      </w:pPr>
+      <w:rPr>
+        <w:rFonts w:ascii="Wingdings" w:hAnsi="Wingdings" w:hint="default"/>
+        <w:sz w:val="20"/>
+      </w:rPr>
+    </w:lvl>
+  </w:abstractNum>
+  <w:abstractNum w:abstractNumId="15" w15:restartNumberingAfterBreak="0">
+    <w:nsid w:val="5F306F66"/>
+    <w:multiLevelType w:val="hybridMultilevel"/>
+    <w:tmpl w:val="C29A3B9E"/>
+    <w:lvl w:ilvl="0" w:tplc="937EBBAA">
+      <w:start w:val="4"/>
+      <w:numFmt w:val="upperLetter"/>
+      <w:lvlText w:val="(%1)"/>
+      <w:lvlJc w:val="left"/>
+      <w:pPr>
+        <w:ind w:left="400"/>
       </w:pPr>
       <w:rPr>
         <w:rFonts w:ascii="Arial" w:eastAsia="Arial" w:hAnsi="Arial" w:cs="Arial"/>
@@ -7039,8 +7197,192 @@
         <w:vertAlign w:val="baseline"/>
       </w:rPr>
     </w:lvl>
+    <w:lvl w:ilvl="1" w:tplc="03C4B5C4">
+      <w:start w:val="1"/>
+      <w:numFmt w:val="lowerLetter"/>
+      <w:lvlText w:val="%2"/>
+      <w:lvlJc w:val="left"/>
+      <w:pPr>
+        <w:ind w:left="1080"/>
+      </w:pPr>
+      <w:rPr>
+        <w:rFonts w:ascii="Arial" w:eastAsia="Arial" w:hAnsi="Arial" w:cs="Arial"/>
+        <w:b w:val="0"/>
+        <w:i w:val="0"/>
+        <w:strike w:val="0"/>
+        <w:dstrike w:val="0"/>
+        <w:color w:val="000000"/>
+        <w:sz w:val="24"/>
+        <w:szCs w:val="24"/>
+        <w:u w:val="none" w:color="000000"/>
+        <w:bdr w:val="none" w:sz="0" w:space="0" w:color="auto"/>
+        <w:shd w:val="clear" w:color="auto" w:fill="auto"/>
+        <w:vertAlign w:val="baseline"/>
+      </w:rPr>
+    </w:lvl>
+    <w:lvl w:ilvl="2" w:tplc="952A16D8">
+      <w:start w:val="1"/>
+      <w:numFmt w:val="lowerRoman"/>
+      <w:lvlText w:val="%3"/>
+      <w:lvlJc w:val="left"/>
+      <w:pPr>
+        <w:ind w:left="1800"/>
+      </w:pPr>
+      <w:rPr>
+        <w:rFonts w:ascii="Arial" w:eastAsia="Arial" w:hAnsi="Arial" w:cs="Arial"/>
+        <w:b w:val="0"/>
+        <w:i w:val="0"/>
+        <w:strike w:val="0"/>
+        <w:dstrike w:val="0"/>
+        <w:color w:val="000000"/>
+        <w:sz w:val="24"/>
+        <w:szCs w:val="24"/>
+        <w:u w:val="none" w:color="000000"/>
+        <w:bdr w:val="none" w:sz="0" w:space="0" w:color="auto"/>
+        <w:shd w:val="clear" w:color="auto" w:fill="auto"/>
+        <w:vertAlign w:val="baseline"/>
+      </w:rPr>
+    </w:lvl>
+    <w:lvl w:ilvl="3" w:tplc="D3B2F7AA">
+      <w:start w:val="1"/>
+      <w:numFmt w:val="decimal"/>
+      <w:lvlText w:val="%4"/>
+      <w:lvlJc w:val="left"/>
+      <w:pPr>
+        <w:ind w:left="2520"/>
+      </w:pPr>
+      <w:rPr>
+        <w:rFonts w:ascii="Arial" w:eastAsia="Arial" w:hAnsi="Arial" w:cs="Arial"/>
+        <w:b w:val="0"/>
+        <w:i w:val="0"/>
+        <w:strike w:val="0"/>
+        <w:dstrike w:val="0"/>
+        <w:color w:val="000000"/>
+        <w:sz w:val="24"/>
+        <w:szCs w:val="24"/>
+        <w:u w:val="none" w:color="000000"/>
+        <w:bdr w:val="none" w:sz="0" w:space="0" w:color="auto"/>
+        <w:shd w:val="clear" w:color="auto" w:fill="auto"/>
+        <w:vertAlign w:val="baseline"/>
+      </w:rPr>
+    </w:lvl>
+    <w:lvl w:ilvl="4" w:tplc="CA42F058">
+      <w:start w:val="1"/>
+      <w:numFmt w:val="lowerLetter"/>
+      <w:lvlText w:val="%5"/>
+      <w:lvlJc w:val="left"/>
+      <w:pPr>
+        <w:ind w:left="3240"/>
+      </w:pPr>
+      <w:rPr>
+        <w:rFonts w:ascii="Arial" w:eastAsia="Arial" w:hAnsi="Arial" w:cs="Arial"/>
+        <w:b w:val="0"/>
+        <w:i w:val="0"/>
+        <w:strike w:val="0"/>
+        <w:dstrike w:val="0"/>
+        <w:color w:val="000000"/>
+        <w:sz w:val="24"/>
+        <w:szCs w:val="24"/>
+        <w:u w:val="none" w:color="000000"/>
+        <w:bdr w:val="none" w:sz="0" w:space="0" w:color="auto"/>
+        <w:shd w:val="clear" w:color="auto" w:fill="auto"/>
+        <w:vertAlign w:val="baseline"/>
+      </w:rPr>
+    </w:lvl>
+    <w:lvl w:ilvl="5" w:tplc="1242E1F8">
+      <w:start w:val="1"/>
+      <w:numFmt w:val="lowerRoman"/>
+      <w:lvlText w:val="%6"/>
+      <w:lvlJc w:val="left"/>
+      <w:pPr>
+        <w:ind w:left="3960"/>
+      </w:pPr>
+      <w:rPr>
+        <w:rFonts w:ascii="Arial" w:eastAsia="Arial" w:hAnsi="Arial" w:cs="Arial"/>
+        <w:b w:val="0"/>
+        <w:i w:val="0"/>
+        <w:strike w:val="0"/>
+        <w:dstrike w:val="0"/>
+        <w:color w:val="000000"/>
+        <w:sz w:val="24"/>
+        <w:szCs w:val="24"/>
+        <w:u w:val="none" w:color="000000"/>
+        <w:bdr w:val="none" w:sz="0" w:space="0" w:color="auto"/>
+        <w:shd w:val="clear" w:color="auto" w:fill="auto"/>
+        <w:vertAlign w:val="baseline"/>
+      </w:rPr>
+    </w:lvl>
+    <w:lvl w:ilvl="6" w:tplc="9D9C0A58">
+      <w:start w:val="1"/>
+      <w:numFmt w:val="decimal"/>
+      <w:lvlText w:val="%7"/>
+      <w:lvlJc w:val="left"/>
+      <w:pPr>
+        <w:ind w:left="4680"/>
+      </w:pPr>
+      <w:rPr>
+        <w:rFonts w:ascii="Arial" w:eastAsia="Arial" w:hAnsi="Arial" w:cs="Arial"/>
+        <w:b w:val="0"/>
+        <w:i w:val="0"/>
+        <w:strike w:val="0"/>
+        <w:dstrike w:val="0"/>
+        <w:color w:val="000000"/>
+        <w:sz w:val="24"/>
+        <w:szCs w:val="24"/>
+        <w:u w:val="none" w:color="000000"/>
+        <w:bdr w:val="none" w:sz="0" w:space="0" w:color="auto"/>
+        <w:shd w:val="clear" w:color="auto" w:fill="auto"/>
+        <w:vertAlign w:val="baseline"/>
+      </w:rPr>
+    </w:lvl>
+    <w:lvl w:ilvl="7" w:tplc="3A66C534">
+      <w:start w:val="1"/>
+      <w:numFmt w:val="lowerLetter"/>
+      <w:lvlText w:val="%8"/>
+      <w:lvlJc w:val="left"/>
+      <w:pPr>
+        <w:ind w:left="5400"/>
+      </w:pPr>
+      <w:rPr>
+        <w:rFonts w:ascii="Arial" w:eastAsia="Arial" w:hAnsi="Arial" w:cs="Arial"/>
+        <w:b w:val="0"/>
+        <w:i w:val="0"/>
+        <w:strike w:val="0"/>
+        <w:dstrike w:val="0"/>
+        <w:color w:val="000000"/>
+        <w:sz w:val="24"/>
+        <w:szCs w:val="24"/>
+        <w:u w:val="none" w:color="000000"/>
+        <w:bdr w:val="none" w:sz="0" w:space="0" w:color="auto"/>
+        <w:shd w:val="clear" w:color="auto" w:fill="auto"/>
+        <w:vertAlign w:val="baseline"/>
+      </w:rPr>
+    </w:lvl>
+    <w:lvl w:ilvl="8" w:tplc="14CE72F8">
+      <w:start w:val="1"/>
+      <w:numFmt w:val="lowerRoman"/>
+      <w:lvlText w:val="%9"/>
+      <w:lvlJc w:val="left"/>
+      <w:pPr>
+        <w:ind w:left="6120"/>
+      </w:pPr>
+      <w:rPr>
+        <w:rFonts w:ascii="Arial" w:eastAsia="Arial" w:hAnsi="Arial" w:cs="Arial"/>
+        <w:b w:val="0"/>
+        <w:i w:val="0"/>
+        <w:strike w:val="0"/>
+        <w:dstrike w:val="0"/>
+        <w:color w:val="000000"/>
+        <w:sz w:val="24"/>
+        <w:szCs w:val="24"/>
+        <w:u w:val="none" w:color="000000"/>
+        <w:bdr w:val="none" w:sz="0" w:space="0" w:color="auto"/>
+        <w:shd w:val="clear" w:color="auto" w:fill="auto"/>
+        <w:vertAlign w:val="baseline"/>
+      </w:rPr>
+    </w:lvl>
   </w:abstractNum>
-  <w:abstractNum w:abstractNumId="12" w15:restartNumberingAfterBreak="0">
+  <w:abstractNum w:abstractNumId="16" w15:restartNumberingAfterBreak="0">
     <w:nsid w:val="60A72B2A"/>
     <w:multiLevelType w:val="hybridMultilevel"/>
     <w:tmpl w:val="6DDE6F68"/>
@@ -7153,7 +7495,574 @@
       </w:rPr>
     </w:lvl>
   </w:abstractNum>
-  <w:abstractNum w:abstractNumId="13" w15:restartNumberingAfterBreak="0">
+  <w:abstractNum w:abstractNumId="17" w15:restartNumberingAfterBreak="0">
+    <w:nsid w:val="640E280D"/>
+    <w:multiLevelType w:val="hybridMultilevel"/>
+    <w:tmpl w:val="8702F7EA"/>
+    <w:lvl w:ilvl="0" w:tplc="3E2C8C14">
+      <w:start w:val="1"/>
+      <w:numFmt w:val="upperLetter"/>
+      <w:lvlText w:val="%1)"/>
+      <w:lvlJc w:val="left"/>
+      <w:pPr>
+        <w:ind w:left="640" w:hanging="360"/>
+      </w:pPr>
+      <w:rPr>
+        <w:rFonts w:hint="default"/>
+      </w:rPr>
+    </w:lvl>
+    <w:lvl w:ilvl="1" w:tplc="40090019" w:tentative="1">
+      <w:start w:val="1"/>
+      <w:numFmt w:val="lowerLetter"/>
+      <w:lvlText w:val="%2."/>
+      <w:lvlJc w:val="left"/>
+      <w:pPr>
+        <w:ind w:left="1360" w:hanging="360"/>
+      </w:pPr>
+    </w:lvl>
+    <w:lvl w:ilvl="2" w:tplc="4009001B" w:tentative="1">
+      <w:start w:val="1"/>
+      <w:numFmt w:val="lowerRoman"/>
+      <w:lvlText w:val="%3."/>
+      <w:lvlJc w:val="right"/>
+      <w:pPr>
+        <w:ind w:left="2080" w:hanging="180"/>
+      </w:pPr>
+    </w:lvl>
+    <w:lvl w:ilvl="3" w:tplc="4009000F" w:tentative="1">
+      <w:start w:val="1"/>
+      <w:numFmt w:val="decimal"/>
+      <w:lvlText w:val="%4."/>
+      <w:lvlJc w:val="left"/>
+      <w:pPr>
+        <w:ind w:left="2800" w:hanging="360"/>
+      </w:pPr>
+    </w:lvl>
+    <w:lvl w:ilvl="4" w:tplc="40090019" w:tentative="1">
+      <w:start w:val="1"/>
+      <w:numFmt w:val="lowerLetter"/>
+      <w:lvlText w:val="%5."/>
+      <w:lvlJc w:val="left"/>
+      <w:pPr>
+        <w:ind w:left="3520" w:hanging="360"/>
+      </w:pPr>
+    </w:lvl>
+    <w:lvl w:ilvl="5" w:tplc="4009001B" w:tentative="1">
+      <w:start w:val="1"/>
+      <w:numFmt w:val="lowerRoman"/>
+      <w:lvlText w:val="%6."/>
+      <w:lvlJc w:val="right"/>
+      <w:pPr>
+        <w:ind w:left="4240" w:hanging="180"/>
+      </w:pPr>
+    </w:lvl>
+    <w:lvl w:ilvl="6" w:tplc="4009000F" w:tentative="1">
+      <w:start w:val="1"/>
+      <w:numFmt w:val="decimal"/>
+      <w:lvlText w:val="%7."/>
+      <w:lvlJc w:val="left"/>
+      <w:pPr>
+        <w:ind w:left="4960" w:hanging="360"/>
+      </w:pPr>
+    </w:lvl>
+    <w:lvl w:ilvl="7" w:tplc="40090019" w:tentative="1">
+      <w:start w:val="1"/>
+      <w:numFmt w:val="lowerLetter"/>
+      <w:lvlText w:val="%8."/>
+      <w:lvlJc w:val="left"/>
+      <w:pPr>
+        <w:ind w:left="5680" w:hanging="360"/>
+      </w:pPr>
+    </w:lvl>
+    <w:lvl w:ilvl="8" w:tplc="4009001B" w:tentative="1">
+      <w:start w:val="1"/>
+      <w:numFmt w:val="lowerRoman"/>
+      <w:lvlText w:val="%9."/>
+      <w:lvlJc w:val="right"/>
+      <w:pPr>
+        <w:ind w:left="6400" w:hanging="180"/>
+      </w:pPr>
+    </w:lvl>
+  </w:abstractNum>
+  <w:abstractNum w:abstractNumId="18" w15:restartNumberingAfterBreak="0">
+    <w:nsid w:val="65F35586"/>
+    <w:multiLevelType w:val="hybridMultilevel"/>
+    <w:tmpl w:val="8C0084E8"/>
+    <w:lvl w:ilvl="0" w:tplc="40090015">
+      <w:start w:val="1"/>
+      <w:numFmt w:val="upperLetter"/>
+      <w:lvlText w:val="%1."/>
+      <w:lvlJc w:val="left"/>
+      <w:pPr>
+        <w:ind w:left="293"/>
+      </w:pPr>
+      <w:rPr>
+        <w:b w:val="0"/>
+        <w:i w:val="0"/>
+        <w:strike w:val="0"/>
+        <w:dstrike w:val="0"/>
+        <w:color w:val="000000"/>
+        <w:sz w:val="21"/>
+        <w:szCs w:val="21"/>
+        <w:u w:val="none" w:color="000000"/>
+        <w:bdr w:val="none" w:sz="0" w:space="0" w:color="auto"/>
+        <w:shd w:val="clear" w:color="auto" w:fill="auto"/>
+        <w:vertAlign w:val="baseline"/>
+      </w:rPr>
+    </w:lvl>
+    <w:lvl w:ilvl="1" w:tplc="FFFFFFFF">
+      <w:start w:val="1"/>
+      <w:numFmt w:val="lowerLetter"/>
+      <w:lvlText w:val="%2"/>
+      <w:lvlJc w:val="left"/>
+      <w:pPr>
+        <w:ind w:left="1080"/>
+      </w:pPr>
+      <w:rPr>
+        <w:rFonts w:ascii="Arial" w:eastAsia="Arial" w:hAnsi="Arial" w:cs="Arial"/>
+        <w:b w:val="0"/>
+        <w:i w:val="0"/>
+        <w:strike w:val="0"/>
+        <w:dstrike w:val="0"/>
+        <w:color w:val="000000"/>
+        <w:sz w:val="24"/>
+        <w:szCs w:val="24"/>
+        <w:u w:val="none" w:color="000000"/>
+        <w:bdr w:val="none" w:sz="0" w:space="0" w:color="auto"/>
+        <w:shd w:val="clear" w:color="auto" w:fill="auto"/>
+        <w:vertAlign w:val="baseline"/>
+      </w:rPr>
+    </w:lvl>
+    <w:lvl w:ilvl="2" w:tplc="FFFFFFFF">
+      <w:start w:val="1"/>
+      <w:numFmt w:val="lowerRoman"/>
+      <w:lvlText w:val="%3"/>
+      <w:lvlJc w:val="left"/>
+      <w:pPr>
+        <w:ind w:left="1800"/>
+      </w:pPr>
+      <w:rPr>
+        <w:rFonts w:ascii="Arial" w:eastAsia="Arial" w:hAnsi="Arial" w:cs="Arial"/>
+        <w:b w:val="0"/>
+        <w:i w:val="0"/>
+        <w:strike w:val="0"/>
+        <w:dstrike w:val="0"/>
+        <w:color w:val="000000"/>
+        <w:sz w:val="24"/>
+        <w:szCs w:val="24"/>
+        <w:u w:val="none" w:color="000000"/>
+        <w:bdr w:val="none" w:sz="0" w:space="0" w:color="auto"/>
+        <w:shd w:val="clear" w:color="auto" w:fill="auto"/>
+        <w:vertAlign w:val="baseline"/>
+      </w:rPr>
+    </w:lvl>
+    <w:lvl w:ilvl="3" w:tplc="FFFFFFFF">
+      <w:start w:val="1"/>
+      <w:numFmt w:val="decimal"/>
+      <w:lvlText w:val="%4"/>
+      <w:lvlJc w:val="left"/>
+      <w:pPr>
+        <w:ind w:left="2520"/>
+      </w:pPr>
+      <w:rPr>
+        <w:rFonts w:ascii="Arial" w:eastAsia="Arial" w:hAnsi="Arial" w:cs="Arial"/>
+        <w:b w:val="0"/>
+        <w:i w:val="0"/>
+        <w:strike w:val="0"/>
+        <w:dstrike w:val="0"/>
+        <w:color w:val="000000"/>
+        <w:sz w:val="24"/>
+        <w:szCs w:val="24"/>
+        <w:u w:val="none" w:color="000000"/>
+        <w:bdr w:val="none" w:sz="0" w:space="0" w:color="auto"/>
+        <w:shd w:val="clear" w:color="auto" w:fill="auto"/>
+        <w:vertAlign w:val="baseline"/>
+      </w:rPr>
+    </w:lvl>
+    <w:lvl w:ilvl="4" w:tplc="FFFFFFFF">
+      <w:start w:val="1"/>
+      <w:numFmt w:val="lowerLetter"/>
+      <w:lvlText w:val="%5"/>
+      <w:lvlJc w:val="left"/>
+      <w:pPr>
+        <w:ind w:left="3240"/>
+      </w:pPr>
+      <w:rPr>
+        <w:rFonts w:ascii="Arial" w:eastAsia="Arial" w:hAnsi="Arial" w:cs="Arial"/>
+        <w:b w:val="0"/>
+        <w:i w:val="0"/>
+        <w:strike w:val="0"/>
+        <w:dstrike w:val="0"/>
+        <w:color w:val="000000"/>
+        <w:sz w:val="24"/>
+        <w:szCs w:val="24"/>
+        <w:u w:val="none" w:color="000000"/>
+        <w:bdr w:val="none" w:sz="0" w:space="0" w:color="auto"/>
+        <w:shd w:val="clear" w:color="auto" w:fill="auto"/>
+        <w:vertAlign w:val="baseline"/>
+      </w:rPr>
+    </w:lvl>
+    <w:lvl w:ilvl="5" w:tplc="FFFFFFFF">
+      <w:start w:val="1"/>
+      <w:numFmt w:val="lowerRoman"/>
+      <w:lvlText w:val="%6"/>
+      <w:lvlJc w:val="left"/>
+      <w:pPr>
+        <w:ind w:left="3960"/>
+      </w:pPr>
+      <w:rPr>
+        <w:rFonts w:ascii="Arial" w:eastAsia="Arial" w:hAnsi="Arial" w:cs="Arial"/>
+        <w:b w:val="0"/>
+        <w:i w:val="0"/>
+        <w:strike w:val="0"/>
+        <w:dstrike w:val="0"/>
+        <w:color w:val="000000"/>
+        <w:sz w:val="24"/>
+        <w:szCs w:val="24"/>
+        <w:u w:val="none" w:color="000000"/>
+        <w:bdr w:val="none" w:sz="0" w:space="0" w:color="auto"/>
+        <w:shd w:val="clear" w:color="auto" w:fill="auto"/>
+        <w:vertAlign w:val="baseline"/>
+      </w:rPr>
+    </w:lvl>
+    <w:lvl w:ilvl="6" w:tplc="FFFFFFFF">
+      <w:start w:val="1"/>
+      <w:numFmt w:val="decimal"/>
+      <w:lvlText w:val="%7"/>
+      <w:lvlJc w:val="left"/>
+      <w:pPr>
+        <w:ind w:left="4680"/>
+      </w:pPr>
+      <w:rPr>
+        <w:rFonts w:ascii="Arial" w:eastAsia="Arial" w:hAnsi="Arial" w:cs="Arial"/>
+        <w:b w:val="0"/>
+        <w:i w:val="0"/>
+        <w:strike w:val="0"/>
+        <w:dstrike w:val="0"/>
+        <w:color w:val="000000"/>
+        <w:sz w:val="24"/>
+        <w:szCs w:val="24"/>
+        <w:u w:val="none" w:color="000000"/>
+        <w:bdr w:val="none" w:sz="0" w:space="0" w:color="auto"/>
+        <w:shd w:val="clear" w:color="auto" w:fill="auto"/>
+        <w:vertAlign w:val="baseline"/>
+      </w:rPr>
+    </w:lvl>
+    <w:lvl w:ilvl="7" w:tplc="FFFFFFFF">
+      <w:start w:val="1"/>
+      <w:numFmt w:val="lowerLetter"/>
+      <w:lvlText w:val="%8"/>
+      <w:lvlJc w:val="left"/>
+      <w:pPr>
+        <w:ind w:left="5400"/>
+      </w:pPr>
+      <w:rPr>
+        <w:rFonts w:ascii="Arial" w:eastAsia="Arial" w:hAnsi="Arial" w:cs="Arial"/>
+        <w:b w:val="0"/>
+        <w:i w:val="0"/>
+        <w:strike w:val="0"/>
+        <w:dstrike w:val="0"/>
+        <w:color w:val="000000"/>
+        <w:sz w:val="24"/>
+        <w:szCs w:val="24"/>
+        <w:u w:val="none" w:color="000000"/>
+        <w:bdr w:val="none" w:sz="0" w:space="0" w:color="auto"/>
+        <w:shd w:val="clear" w:color="auto" w:fill="auto"/>
+        <w:vertAlign w:val="baseline"/>
+      </w:rPr>
+    </w:lvl>
+    <w:lvl w:ilvl="8" w:tplc="FFFFFFFF">
+      <w:start w:val="1"/>
+      <w:numFmt w:val="lowerRoman"/>
+      <w:lvlText w:val="%9"/>
+      <w:lvlJc w:val="left"/>
+      <w:pPr>
+        <w:ind w:left="6120"/>
+      </w:pPr>
+      <w:rPr>
+        <w:rFonts w:ascii="Arial" w:eastAsia="Arial" w:hAnsi="Arial" w:cs="Arial"/>
+        <w:b w:val="0"/>
+        <w:i w:val="0"/>
+        <w:strike w:val="0"/>
+        <w:dstrike w:val="0"/>
+        <w:color w:val="000000"/>
+        <w:sz w:val="24"/>
+        <w:szCs w:val="24"/>
+        <w:u w:val="none" w:color="000000"/>
+        <w:bdr w:val="none" w:sz="0" w:space="0" w:color="auto"/>
+        <w:shd w:val="clear" w:color="auto" w:fill="auto"/>
+        <w:vertAlign w:val="baseline"/>
+      </w:rPr>
+    </w:lvl>
+  </w:abstractNum>
+  <w:abstractNum w:abstractNumId="19" w15:restartNumberingAfterBreak="0">
+    <w:nsid w:val="669F28BF"/>
+    <w:multiLevelType w:val="hybridMultilevel"/>
+    <w:tmpl w:val="BB0C383E"/>
+    <w:lvl w:ilvl="0" w:tplc="9244E242">
+      <w:start w:val="1"/>
+      <w:numFmt w:val="decimal"/>
+      <w:lvlText w:val="%1)"/>
+      <w:lvlJc w:val="left"/>
+      <w:pPr>
+        <w:ind w:left="1000" w:hanging="360"/>
+      </w:pPr>
+      <w:rPr>
+        <w:rFonts w:hint="default"/>
+      </w:rPr>
+    </w:lvl>
+    <w:lvl w:ilvl="1" w:tplc="40090019" w:tentative="1">
+      <w:start w:val="1"/>
+      <w:numFmt w:val="lowerLetter"/>
+      <w:lvlText w:val="%2."/>
+      <w:lvlJc w:val="left"/>
+      <w:pPr>
+        <w:ind w:left="1720" w:hanging="360"/>
+      </w:pPr>
+    </w:lvl>
+    <w:lvl w:ilvl="2" w:tplc="4009001B" w:tentative="1">
+      <w:start w:val="1"/>
+      <w:numFmt w:val="lowerRoman"/>
+      <w:lvlText w:val="%3."/>
+      <w:lvlJc w:val="right"/>
+      <w:pPr>
+        <w:ind w:left="2440" w:hanging="180"/>
+      </w:pPr>
+    </w:lvl>
+    <w:lvl w:ilvl="3" w:tplc="4009000F" w:tentative="1">
+      <w:start w:val="1"/>
+      <w:numFmt w:val="decimal"/>
+      <w:lvlText w:val="%4."/>
+      <w:lvlJc w:val="left"/>
+      <w:pPr>
+        <w:ind w:left="3160" w:hanging="360"/>
+      </w:pPr>
+    </w:lvl>
+    <w:lvl w:ilvl="4" w:tplc="40090019" w:tentative="1">
+      <w:start w:val="1"/>
+      <w:numFmt w:val="lowerLetter"/>
+      <w:lvlText w:val="%5."/>
+      <w:lvlJc w:val="left"/>
+      <w:pPr>
+        <w:ind w:left="3880" w:hanging="360"/>
+      </w:pPr>
+    </w:lvl>
+    <w:lvl w:ilvl="5" w:tplc="4009001B" w:tentative="1">
+      <w:start w:val="1"/>
+      <w:numFmt w:val="lowerRoman"/>
+      <w:lvlText w:val="%6."/>
+      <w:lvlJc w:val="right"/>
+      <w:pPr>
+        <w:ind w:left="4600" w:hanging="180"/>
+      </w:pPr>
+    </w:lvl>
+    <w:lvl w:ilvl="6" w:tplc="4009000F" w:tentative="1">
+      <w:start w:val="1"/>
+      <w:numFmt w:val="decimal"/>
+      <w:lvlText w:val="%7."/>
+      <w:lvlJc w:val="left"/>
+      <w:pPr>
+        <w:ind w:left="5320" w:hanging="360"/>
+      </w:pPr>
+    </w:lvl>
+    <w:lvl w:ilvl="7" w:tplc="40090019" w:tentative="1">
+      <w:start w:val="1"/>
+      <w:numFmt w:val="lowerLetter"/>
+      <w:lvlText w:val="%8."/>
+      <w:lvlJc w:val="left"/>
+      <w:pPr>
+        <w:ind w:left="6040" w:hanging="360"/>
+      </w:pPr>
+    </w:lvl>
+    <w:lvl w:ilvl="8" w:tplc="4009001B" w:tentative="1">
+      <w:start w:val="1"/>
+      <w:numFmt w:val="lowerRoman"/>
+      <w:lvlText w:val="%9."/>
+      <w:lvlJc w:val="right"/>
+      <w:pPr>
+        <w:ind w:left="6760" w:hanging="180"/>
+      </w:pPr>
+    </w:lvl>
+  </w:abstractNum>
+  <w:abstractNum w:abstractNumId="20" w15:restartNumberingAfterBreak="0">
+    <w:nsid w:val="66D42C3D"/>
+    <w:multiLevelType w:val="hybridMultilevel"/>
+    <w:tmpl w:val="89F61A4C"/>
+    <w:lvl w:ilvl="0" w:tplc="172674CE">
+      <w:start w:val="2"/>
+      <w:numFmt w:val="upperLetter"/>
+      <w:lvlText w:val="(%1)"/>
+      <w:lvlJc w:val="left"/>
+      <w:pPr>
+        <w:ind w:left="730" w:hanging="360"/>
+      </w:pPr>
+      <w:rPr>
+        <w:rFonts w:hint="default"/>
+      </w:rPr>
+    </w:lvl>
+    <w:lvl w:ilvl="1" w:tplc="40090019" w:tentative="1">
+      <w:start w:val="1"/>
+      <w:numFmt w:val="lowerLetter"/>
+      <w:lvlText w:val="%2."/>
+      <w:lvlJc w:val="left"/>
+      <w:pPr>
+        <w:ind w:left="1450" w:hanging="360"/>
+      </w:pPr>
+    </w:lvl>
+    <w:lvl w:ilvl="2" w:tplc="4009001B" w:tentative="1">
+      <w:start w:val="1"/>
+      <w:numFmt w:val="lowerRoman"/>
+      <w:lvlText w:val="%3."/>
+      <w:lvlJc w:val="right"/>
+      <w:pPr>
+        <w:ind w:left="2170" w:hanging="180"/>
+      </w:pPr>
+    </w:lvl>
+    <w:lvl w:ilvl="3" w:tplc="4009000F" w:tentative="1">
+      <w:start w:val="1"/>
+      <w:numFmt w:val="decimal"/>
+      <w:lvlText w:val="%4."/>
+      <w:lvlJc w:val="left"/>
+      <w:pPr>
+        <w:ind w:left="2890" w:hanging="360"/>
+      </w:pPr>
+    </w:lvl>
+    <w:lvl w:ilvl="4" w:tplc="40090019" w:tentative="1">
+      <w:start w:val="1"/>
+      <w:numFmt w:val="lowerLetter"/>
+      <w:lvlText w:val="%5."/>
+      <w:lvlJc w:val="left"/>
+      <w:pPr>
+        <w:ind w:left="3610" w:hanging="360"/>
+      </w:pPr>
+    </w:lvl>
+    <w:lvl w:ilvl="5" w:tplc="4009001B" w:tentative="1">
+      <w:start w:val="1"/>
+      <w:numFmt w:val="lowerRoman"/>
+      <w:lvlText w:val="%6."/>
+      <w:lvlJc w:val="right"/>
+      <w:pPr>
+        <w:ind w:left="4330" w:hanging="180"/>
+      </w:pPr>
+    </w:lvl>
+    <w:lvl w:ilvl="6" w:tplc="4009000F" w:tentative="1">
+      <w:start w:val="1"/>
+      <w:numFmt w:val="decimal"/>
+      <w:lvlText w:val="%7."/>
+      <w:lvlJc w:val="left"/>
+      <w:pPr>
+        <w:ind w:left="5050" w:hanging="360"/>
+      </w:pPr>
+    </w:lvl>
+    <w:lvl w:ilvl="7" w:tplc="40090019" w:tentative="1">
+      <w:start w:val="1"/>
+      <w:numFmt w:val="lowerLetter"/>
+      <w:lvlText w:val="%8."/>
+      <w:lvlJc w:val="left"/>
+      <w:pPr>
+        <w:ind w:left="5770" w:hanging="360"/>
+      </w:pPr>
+    </w:lvl>
+    <w:lvl w:ilvl="8" w:tplc="4009001B" w:tentative="1">
+      <w:start w:val="1"/>
+      <w:numFmt w:val="lowerRoman"/>
+      <w:lvlText w:val="%9."/>
+      <w:lvlJc w:val="right"/>
+      <w:pPr>
+        <w:ind w:left="6490" w:hanging="180"/>
+      </w:pPr>
+    </w:lvl>
+  </w:abstractNum>
+  <w:abstractNum w:abstractNumId="21" w15:restartNumberingAfterBreak="0">
+    <w:nsid w:val="6E3A7732"/>
+    <w:multiLevelType w:val="hybridMultilevel"/>
+    <w:tmpl w:val="A8F2E088"/>
+    <w:lvl w:ilvl="0" w:tplc="3E2C8C14">
+      <w:start w:val="1"/>
+      <w:numFmt w:val="upperLetter"/>
+      <w:lvlText w:val="%1)"/>
+      <w:lvlJc w:val="left"/>
+      <w:pPr>
+        <w:ind w:left="1000" w:hanging="360"/>
+      </w:pPr>
+      <w:rPr>
+        <w:rFonts w:hint="default"/>
+      </w:rPr>
+    </w:lvl>
+    <w:lvl w:ilvl="1" w:tplc="FFFFFFFF" w:tentative="1">
+      <w:start w:val="1"/>
+      <w:numFmt w:val="lowerLetter"/>
+      <w:lvlText w:val="%2."/>
+      <w:lvlJc w:val="left"/>
+      <w:pPr>
+        <w:ind w:left="1720" w:hanging="360"/>
+      </w:pPr>
+    </w:lvl>
+    <w:lvl w:ilvl="2" w:tplc="FFFFFFFF" w:tentative="1">
+      <w:start w:val="1"/>
+      <w:numFmt w:val="lowerRoman"/>
+      <w:lvlText w:val="%3."/>
+      <w:lvlJc w:val="right"/>
+      <w:pPr>
+        <w:ind w:left="2440" w:hanging="180"/>
+      </w:pPr>
+    </w:lvl>
+    <w:lvl w:ilvl="3" w:tplc="FFFFFFFF" w:tentative="1">
+      <w:start w:val="1"/>
+      <w:numFmt w:val="decimal"/>
+      <w:lvlText w:val="%4."/>
+      <w:lvlJc w:val="left"/>
+      <w:pPr>
+        <w:ind w:left="3160" w:hanging="360"/>
+      </w:pPr>
+    </w:lvl>
+    <w:lvl w:ilvl="4" w:tplc="FFFFFFFF" w:tentative="1">
+      <w:start w:val="1"/>
+      <w:numFmt w:val="lowerLetter"/>
+      <w:lvlText w:val="%5."/>
+      <w:lvlJc w:val="left"/>
+      <w:pPr>
+        <w:ind w:left="3880" w:hanging="360"/>
+      </w:pPr>
+    </w:lvl>
+    <w:lvl w:ilvl="5" w:tplc="FFFFFFFF" w:tentative="1">
+      <w:start w:val="1"/>
+      <w:numFmt w:val="lowerRoman"/>
+      <w:lvlText w:val="%6."/>
+      <w:lvlJc w:val="right"/>
+      <w:pPr>
+        <w:ind w:left="4600" w:hanging="180"/>
+      </w:pPr>
+    </w:lvl>
+    <w:lvl w:ilvl="6" w:tplc="FFFFFFFF" w:tentative="1">
+      <w:start w:val="1"/>
+      <w:numFmt w:val="decimal"/>
+      <w:lvlText w:val="%7."/>
+      <w:lvlJc w:val="left"/>
+      <w:pPr>
+        <w:ind w:left="5320" w:hanging="360"/>
+      </w:pPr>
+    </w:lvl>
+    <w:lvl w:ilvl="7" w:tplc="FFFFFFFF" w:tentative="1">
+      <w:start w:val="1"/>
+      <w:numFmt w:val="lowerLetter"/>
+      <w:lvlText w:val="%8."/>
+      <w:lvlJc w:val="left"/>
+      <w:pPr>
+        <w:ind w:left="6040" w:hanging="360"/>
+      </w:pPr>
+    </w:lvl>
+    <w:lvl w:ilvl="8" w:tplc="FFFFFFFF" w:tentative="1">
+      <w:start w:val="1"/>
+      <w:numFmt w:val="lowerRoman"/>
+      <w:lvlText w:val="%9."/>
+      <w:lvlJc w:val="right"/>
+      <w:pPr>
+        <w:ind w:left="6760" w:hanging="180"/>
+      </w:pPr>
+    </w:lvl>
+  </w:abstractNum>
+  <w:abstractNum w:abstractNumId="22" w15:restartNumberingAfterBreak="0">
     <w:nsid w:val="75BA1EF4"/>
     <w:multiLevelType w:val="hybridMultilevel"/>
     <w:tmpl w:val="EB5CE160"/>
@@ -7267,37 +8176,37 @@
     </w:lvl>
   </w:abstractNum>
   <w:num w:numId="1" w16cid:durableId="553659016">
-    <w:abstractNumId w:val="6"/>
+    <w:abstractNumId w:val="9"/>
   </w:num>
   <w:num w:numId="2" w16cid:durableId="1620990736">
-    <w:abstractNumId w:val="8"/>
+    <w:abstractNumId w:val="11"/>
   </w:num>
   <w:num w:numId="3" w16cid:durableId="2114204824">
-    <w:abstractNumId w:val="3"/>
+    <w:abstractNumId w:val="5"/>
   </w:num>
   <w:num w:numId="4" w16cid:durableId="2080401312">
-    <w:abstractNumId w:val="9"/>
+    <w:abstractNumId w:val="12"/>
   </w:num>
   <w:num w:numId="5" w16cid:durableId="1446654949">
-    <w:abstractNumId w:val="11"/>
+    <w:abstractNumId w:val="15"/>
   </w:num>
   <w:num w:numId="6" w16cid:durableId="792217316">
     <w:abstractNumId w:val="1"/>
   </w:num>
   <w:num w:numId="7" w16cid:durableId="53477411">
-    <w:abstractNumId w:val="5"/>
+    <w:abstractNumId w:val="8"/>
   </w:num>
   <w:num w:numId="8" w16cid:durableId="851796687">
-    <w:abstractNumId w:val="4"/>
+    <w:abstractNumId w:val="7"/>
   </w:num>
   <w:num w:numId="9" w16cid:durableId="1194148858">
+    <w:abstractNumId w:val="14"/>
+  </w:num>
+  <w:num w:numId="10" w16cid:durableId="764617942">
     <w:abstractNumId w:val="10"/>
   </w:num>
-  <w:num w:numId="10" w16cid:durableId="764617942">
-    <w:abstractNumId w:val="7"/>
-  </w:num>
   <w:num w:numId="11" w16cid:durableId="664433144">
-    <w:abstractNumId w:val="13"/>
+    <w:abstractNumId w:val="22"/>
   </w:num>
   <w:num w:numId="12" w16cid:durableId="1599479457">
     <w:abstractNumId w:val="2"/>
@@ -7306,7 +8215,34 @@
     <w:abstractNumId w:val="0"/>
   </w:num>
   <w:num w:numId="14" w16cid:durableId="236521234">
-    <w:abstractNumId w:val="12"/>
+    <w:abstractNumId w:val="16"/>
+  </w:num>
+  <w:num w:numId="15" w16cid:durableId="1122648982">
+    <w:abstractNumId w:val="4"/>
+  </w:num>
+  <w:num w:numId="16" w16cid:durableId="1031418726">
+    <w:abstractNumId w:val="17"/>
+  </w:num>
+  <w:num w:numId="17" w16cid:durableId="1842768713">
+    <w:abstractNumId w:val="20"/>
+  </w:num>
+  <w:num w:numId="18" w16cid:durableId="1201942892">
+    <w:abstractNumId w:val="19"/>
+  </w:num>
+  <w:num w:numId="19" w16cid:durableId="1166045511">
+    <w:abstractNumId w:val="6"/>
+  </w:num>
+  <w:num w:numId="20" w16cid:durableId="195390663">
+    <w:abstractNumId w:val="21"/>
+  </w:num>
+  <w:num w:numId="21" w16cid:durableId="993025200">
+    <w:abstractNumId w:val="3"/>
+  </w:num>
+  <w:num w:numId="22" w16cid:durableId="1209031597">
+    <w:abstractNumId w:val="18"/>
+  </w:num>
+  <w:num w:numId="23" w16cid:durableId="181674660">
+    <w:abstractNumId w:val="13"/>
   </w:num>
 </w:numbering>
 </file>
@@ -7746,6 +8682,7 @@
   <w:style w:type="character" w:default="1" w:styleId="DefaultParagraphFont">
     <w:name w:val="Default Paragraph Font"/>
     <w:uiPriority w:val="1"/>
+    <w:semiHidden/>
     <w:unhideWhenUsed/>
   </w:style>
   <w:style w:type="table" w:default="1" w:styleId="TableNormal">
@@ -8164,4 +9101,16 @@
     </a:ext>
   </a:extLst>
 </a:theme>
+</file>
+
+<file path=customXml/item1.xml><?xml version="1.0" encoding="utf-8"?>
+<b:Sources xmlns:b="http://schemas.openxmlformats.org/officeDocument/2006/bibliography" xmlns="http://schemas.openxmlformats.org/officeDocument/2006/bibliography" SelectedStyle="\APASixthEditionOfficeOnline.xsl" StyleName="APA" Version="6"/>
+</file>
+
+<file path=customXml/itemProps1.xml><?xml version="1.0" encoding="utf-8"?>
+<ds:datastoreItem xmlns:ds="http://schemas.openxmlformats.org/officeDocument/2006/customXml" ds:itemID="{A7C08C84-0064-493D-9EFF-23D8603AC943}">
+  <ds:schemaRefs>
+    <ds:schemaRef ds:uri="http://schemas.openxmlformats.org/officeDocument/2006/bibliography"/>
+  </ds:schemaRefs>
+</ds:datastoreItem>
 </file>
--- a/backend-templates/MultiCombinations.docx
+++ b/backend-templates/MultiCombinations.docx
@@ -1,6 +1,6 @@
 
 <file path=word/document.xml><?xml version="1.0" encoding="utf-8"?>
-<w:document xmlns:wpc="http://schemas.microsoft.com/office/word/2010/wordprocessingCanvas" xmlns:cx="http://schemas.microsoft.com/office/drawing/2014/chartex" xmlns:cx1="http://schemas.microsoft.com/office/drawing/2015/9/8/chartex" xmlns:cx2="http://schemas.microsoft.com/office/drawing/2015/10/21/chartex" xmlns:cx3="http://schemas.microsoft.com/office/drawing/2016/5/9/chartex" xmlns:cx4="http://schemas.microsoft.com/office/drawing/2016/5/10/chartex" xmlns:cx5="http://schemas.microsoft.com/office/drawing/2016/5/11/chartex" xmlns:cx6="http://schemas.microsoft.com/office/drawing/2016/5/12/chartex" xmlns:cx7="http://schemas.microsoft.com/office/drawing/2016/5/13/chartex" xmlns:cx8="http://schemas.microsoft.com/office/drawing/2016/5/14/chartex" xmlns:mc="http://schemas.openxmlformats.org/markup-compatibility/2006" xmlns:aink="http://schemas.microsoft.com/office/drawing/2016/ink" xmlns:am3d="http://schemas.microsoft.com/office/drawing/2017/model3d" xmlns:o="urn:schemas-microsoft-com:office:office" xmlns:oel="http://schemas.microsoft.com/office/2019/extlst" xmlns:r="http://schemas.openxmlformats.org/officeDocument/2006/relationships" xmlns:m="http://schemas.openxmlformats.org/officeDocument/2006/math" xmlns:v="urn:schemas-microsoft-com:vml" xmlns:wp14="http://schemas.microsoft.com/office/word/2010/wordprocessingDrawing" xmlns:wp="http://schemas.openxmlformats.org/drawingml/2006/wordprocessingDrawing" xmlns:w10="urn:schemas-microsoft-com:office:word" xmlns:w="http://schemas.openxmlformats.org/wordprocessingml/2006/main" xmlns:w14="http://schemas.microsoft.com/office/word/2010/wordml" xmlns:w15="http://schemas.microsoft.com/office/word/2012/wordml" xmlns:w16cex="http://schemas.microsoft.com/office/word/2018/wordml/cex" xmlns:w16cid="http://schemas.microsoft.com/office/word/2016/wordml/cid" xmlns:w16="http://schemas.microsoft.com/office/word/2018/wordml" xmlns:w16du="http://schemas.microsoft.com/office/word/2023/wordml/word16du" xmlns:w16sdtdh="http://schemas.microsoft.com/office/word/2020/wordml/sdtdatahash" xmlns:w16sdtfl="http://schemas.microsoft.com/office/word/2024/wordml/sdtformatlock" xmlns:w16se="http://schemas.microsoft.com/office/word/2015/wordml/symex" xmlns:wpg="http://schemas.microsoft.com/office/word/2010/wordprocessingGroup" xmlns:wpi="http://schemas.microsoft.com/office/word/2010/wordprocessingInk" xmlns:wne="http://schemas.microsoft.com/office/word/2006/wordml" xmlns:wps="http://schemas.microsoft.com/office/word/2010/wordprocessingShape" mc:Ignorable="w14 w15 w16se w16cid w16 w16cex w16sdtdh w16sdtfl w16du wp14">
+<w:document xmlns:wpc="http://schemas.microsoft.com/office/word/2010/wordprocessingCanvas" xmlns:cx="http://schemas.microsoft.com/office/drawing/2014/chartex" xmlns:cx1="http://schemas.microsoft.com/office/drawing/2015/9/8/chartex" xmlns:cx2="http://schemas.microsoft.com/office/drawing/2015/10/21/chartex" xmlns:cx3="http://schemas.microsoft.com/office/drawing/2016/5/9/chartex" xmlns:cx4="http://schemas.microsoft.com/office/drawing/2016/5/10/chartex" xmlns:cx5="http://schemas.microsoft.com/office/drawing/2016/5/11/chartex" xmlns:cx6="http://schemas.microsoft.com/office/drawing/2016/5/12/chartex" xmlns:cx7="http://schemas.microsoft.com/office/drawing/2016/5/13/chartex" xmlns:cx8="http://schemas.microsoft.com/office/drawing/2016/5/14/chartex" xmlns:mc="http://schemas.openxmlformats.org/markup-compatibility/2006" xmlns:aink="http://schemas.microsoft.com/office/drawing/2016/ink" xmlns:am3d="http://schemas.microsoft.com/office/drawing/2017/model3d" xmlns:o="urn:schemas-microsoft-com:office:office" xmlns:oel="http://schemas.microsoft.com/office/2019/extlst" xmlns:r="http://schemas.openxmlformats.org/officeDocument/2006/relationships" xmlns:m="http://schemas.openxmlformats.org/officeDocument/2006/math" xmlns:v="urn:schemas-microsoft-com:vml" xmlns:wp14="http://schemas.microsoft.com/office/word/2010/wordprocessingDrawing" xmlns:wp="http://schemas.openxmlformats.org/drawingml/2006/wordprocessingDrawing" xmlns:w10="urn:schemas-microsoft-com:office:word" xmlns:w="http://schemas.openxmlformats.org/wordprocessingml/2006/main" xmlns:w14="http://schemas.microsoft.com/office/word/2010/wordml" xmlns:w15="http://schemas.microsoft.com/office/word/2012/wordml" xmlns:w16cei="http://schemas.microsoft.com/office/word/2026/wordml/cei" xmlns:w16cex="http://schemas.microsoft.com/office/word/2018/wordml/cex" xmlns:w16cid="http://schemas.microsoft.com/office/word/2016/wordml/cid" xmlns:w16="http://schemas.microsoft.com/office/word/2018/wordml" xmlns:w16du="http://schemas.microsoft.com/office/word/2023/wordml/word16du" xmlns:w16sdtdh="http://schemas.microsoft.com/office/word/2020/wordml/sdtdatahash" xmlns:w16sdtfl="http://schemas.microsoft.com/office/word/2024/wordml/sdtformatlock" xmlns:w16se="http://schemas.microsoft.com/office/word/2015/wordml/symex" xmlns:wpg="http://schemas.microsoft.com/office/word/2010/wordprocessingGroup" xmlns:wpi="http://schemas.microsoft.com/office/word/2010/wordprocessingInk" xmlns:wne="http://schemas.microsoft.com/office/word/2006/wordml" xmlns:wps="http://schemas.microsoft.com/office/word/2010/wordprocessingShape" mc:Ignorable="w14 w15 w16se w16cid w16 w16cex w16sdtdh w16sdtfl w16du wp14">
   <w:body>
     <w:p>
       <w:pPr>
@@ -8,34 +8,18 @@
         <w:ind w:left="0" w:firstLine="0"/>
         <w:jc w:val="center"/>
       </w:pPr>
-      <w:proofErr w:type="spellStart"/>
       <w:r>
         <w:rPr>
           <w:b/>
         </w:rPr>
-        <w:t>CloudFuze</w:t>
-      </w:r>
-      <w:proofErr w:type="spellEnd"/>
-      <w:r>
-        <w:rPr>
-          <w:b/>
-        </w:rPr>
-        <w:t xml:space="preserve"> Purchase Agreement for </w:t>
+        <w:t xml:space="preserve">CloudFuze Purchase Agreement for </w:t>
       </w:r>
       <w:r>
         <w:rPr>
           <w:b/>
           <w:bCs/>
         </w:rPr>
-        <w:t>{{</w:t>
-      </w:r>
-      <w:proofErr w:type="spellStart"/>
-      <w:r>
-        <w:rPr>
-          <w:b/>
-          <w:bCs/>
-        </w:rPr>
-        <w:t>Company</w:t>
+        <w:t>{{Company</w:t>
       </w:r>
       <w:r>
         <w:rPr>
@@ -51,62 +35,53 @@
           <w:bCs/>
           <w:spacing w:val="-2"/>
         </w:rPr>
-        <w:t>Name</w:t>
-      </w:r>
-      <w:proofErr w:type="spellEnd"/>
+        <w:t>Name}}</w:t>
+      </w:r>
+    </w:p>
+    <w:p>
+      <w:pPr>
+        <w:spacing w:after="588" w:line="265" w:lineRule="auto"/>
+        <w:ind w:left="-5"/>
+        <w:rPr>
+          <w:sz w:val="21"/>
+          <w:szCs w:val="21"/>
+        </w:rPr>
+      </w:pPr>
+      <w:r>
+        <w:rPr>
+          <w:sz w:val="21"/>
+          <w:szCs w:val="21"/>
+        </w:rPr>
+        <w:t xml:space="preserve">This agreement provides </w:t>
+      </w:r>
+      <w:r>
+        <w:rPr>
+          <w:b/>
+          <w:bCs/>
+          <w:sz w:val="21"/>
+          <w:szCs w:val="21"/>
+        </w:rPr>
+        <w:t>{{Company</w:t>
+      </w:r>
+      <w:r>
+        <w:rPr>
+          <w:b/>
+          <w:bCs/>
+          <w:spacing w:val="-7"/>
+          <w:sz w:val="21"/>
+          <w:szCs w:val="21"/>
+        </w:rPr>
+        <w:t>_</w:t>
+      </w:r>
       <w:r>
         <w:rPr>
           <w:b/>
           <w:bCs/>
           <w:spacing w:val="-2"/>
-        </w:rPr>
-        <w:t>}}</w:t>
-      </w:r>
-    </w:p>
-    <w:p>
-      <w:pPr>
-        <w:spacing w:after="588" w:line="265" w:lineRule="auto"/>
-        <w:ind w:left="-5"/>
-        <w:rPr>
-          <w:sz w:val="21"/>
-          <w:szCs w:val="21"/>
-        </w:rPr>
-      </w:pPr>
-      <w:r>
-        <w:rPr>
-          <w:sz w:val="21"/>
-          <w:szCs w:val="21"/>
-        </w:rPr>
-        <w:t xml:space="preserve">This agreement provides </w:t>
-      </w:r>
-      <w:r>
-        <w:rPr>
-          <w:b/>
-          <w:bCs/>
-          <w:sz w:val="21"/>
-          <w:szCs w:val="21"/>
-        </w:rPr>
-        <w:t>{{</w:t>
-      </w:r>
-      <w:proofErr w:type="spellStart"/>
-      <w:r>
-        <w:rPr>
-          <w:b/>
-          <w:bCs/>
-          <w:sz w:val="21"/>
-          <w:szCs w:val="21"/>
-        </w:rPr>
-        <w:t>Company</w:t>
-      </w:r>
-      <w:r>
-        <w:rPr>
-          <w:b/>
-          <w:bCs/>
-          <w:spacing w:val="-7"/>
-          <w:sz w:val="21"/>
-          <w:szCs w:val="21"/>
-        </w:rPr>
-        <w:t>_</w:t>
+          <w:sz w:val="21"/>
+          <w:szCs w:val="21"/>
+        </w:rPr>
+        <w:t>Name}}</w:t>
       </w:r>
       <w:r>
         <w:rPr>
@@ -116,27 +91,6 @@
           <w:sz w:val="21"/>
           <w:szCs w:val="21"/>
         </w:rPr>
-        <w:t>Name</w:t>
-      </w:r>
-      <w:proofErr w:type="spellEnd"/>
-      <w:r>
-        <w:rPr>
-          <w:b/>
-          <w:bCs/>
-          <w:spacing w:val="-2"/>
-          <w:sz w:val="21"/>
-          <w:szCs w:val="21"/>
-        </w:rPr>
-        <w:t>}}</w:t>
-      </w:r>
-      <w:r>
-        <w:rPr>
-          <w:b/>
-          <w:bCs/>
-          <w:spacing w:val="-2"/>
-          <w:sz w:val="21"/>
-          <w:szCs w:val="21"/>
-        </w:rPr>
         <w:t xml:space="preserve"> </w:t>
       </w:r>
       <w:r>
@@ -144,23 +98,7 @@
           <w:sz w:val="21"/>
           <w:szCs w:val="21"/>
         </w:rPr>
-        <w:t xml:space="preserve">with pricing for use of the </w:t>
-      </w:r>
-      <w:proofErr w:type="spellStart"/>
-      <w:r>
-        <w:rPr>
-          <w:sz w:val="21"/>
-          <w:szCs w:val="21"/>
-        </w:rPr>
-        <w:t>CloudFuze’s</w:t>
-      </w:r>
-      <w:proofErr w:type="spellEnd"/>
-      <w:r>
-        <w:rPr>
-          <w:sz w:val="21"/>
-          <w:szCs w:val="21"/>
-        </w:rPr>
-        <w:t xml:space="preserve"> X-Change Enterprise Data Migration Solution:</w:t>
+        <w:t>with pricing for use of the CloudFuze’s X-Change Enterprise Data Migration Solution:</w:t>
       </w:r>
     </w:p>
     <w:p>
@@ -447,23 +385,7 @@
                 <w:sz w:val="21"/>
                 <w:szCs w:val="21"/>
               </w:rPr>
-              <w:t>{{</w:t>
-            </w:r>
-            <w:proofErr w:type="spellStart"/>
-            <w:r>
-              <w:rPr>
-                <w:sz w:val="21"/>
-                <w:szCs w:val="21"/>
-              </w:rPr>
-              <w:t>exhibitType</w:t>
-            </w:r>
-            <w:proofErr w:type="spellEnd"/>
-            <w:r>
-              <w:rPr>
-                <w:sz w:val="21"/>
-                <w:szCs w:val="21"/>
-              </w:rPr>
-              <w:t>}}</w:t>
+              <w:t>{{exhibitType}}</w:t>
             </w:r>
           </w:p>
         </w:tc>
@@ -495,25 +417,7 @@
                 <w:sz w:val="21"/>
                 <w:szCs w:val="21"/>
               </w:rPr>
-              <w:t>{{</w:t>
-            </w:r>
-            <w:proofErr w:type="spellStart"/>
-            <w:r>
-              <w:rPr>
-                <w:bCs/>
-                <w:sz w:val="21"/>
-                <w:szCs w:val="21"/>
-              </w:rPr>
-              <w:t>exhibitDesc</w:t>
-            </w:r>
-            <w:proofErr w:type="spellEnd"/>
-            <w:r>
-              <w:rPr>
-                <w:bCs/>
-                <w:sz w:val="21"/>
-                <w:szCs w:val="21"/>
-              </w:rPr>
-              <w:t>}}</w:t>
+              <w:t>{{exhibitDesc}}</w:t>
             </w:r>
           </w:p>
         </w:tc>
@@ -542,23 +446,7 @@
                 <w:sz w:val="21"/>
                 <w:szCs w:val="21"/>
               </w:rPr>
-              <w:t>{{</w:t>
-            </w:r>
-            <w:proofErr w:type="spellStart"/>
-            <w:r>
-              <w:rPr>
-                <w:sz w:val="21"/>
-                <w:szCs w:val="21"/>
-              </w:rPr>
-              <w:t>exhibitPrice</w:t>
-            </w:r>
-            <w:proofErr w:type="spellEnd"/>
-            <w:r>
-              <w:rPr>
-                <w:sz w:val="21"/>
-                <w:szCs w:val="21"/>
-              </w:rPr>
-              <w:t>}}</w:t>
+              <w:t>{{exhibitPrice}}</w:t>
             </w:r>
           </w:p>
         </w:tc>
@@ -815,25 +703,7 @@
                 <w:sz w:val="21"/>
                 <w:szCs w:val="21"/>
               </w:rPr>
-              <w:t>Valid for {{</w:t>
-            </w:r>
-            <w:proofErr w:type="spellStart"/>
-            <w:r>
-              <w:rPr>
-                <w:bCs/>
-                <w:sz w:val="21"/>
-                <w:szCs w:val="21"/>
-              </w:rPr>
-              <w:t>Duration_of_months</w:t>
-            </w:r>
-            <w:proofErr w:type="spellEnd"/>
-            <w:r>
-              <w:rPr>
-                <w:bCs/>
-                <w:sz w:val="21"/>
-                <w:szCs w:val="21"/>
-              </w:rPr>
-              <w:t>}} Months</w:t>
+              <w:t>Valid for {{Duration_of_months}} Months</w:t>
             </w:r>
           </w:p>
         </w:tc>
@@ -862,23 +732,7 @@
                 <w:sz w:val="21"/>
                 <w:szCs w:val="21"/>
               </w:rPr>
-              <w:t>{{</w:t>
-            </w:r>
-            <w:proofErr w:type="spellStart"/>
-            <w:r>
-              <w:rPr>
-                <w:sz w:val="21"/>
-                <w:szCs w:val="21"/>
-              </w:rPr>
-              <w:t>price_migration</w:t>
-            </w:r>
-            <w:proofErr w:type="spellEnd"/>
-            <w:r>
-              <w:rPr>
-                <w:sz w:val="21"/>
-                <w:szCs w:val="21"/>
-              </w:rPr>
-              <w:t>}}</w:t>
+              <w:t>{{price_migration}}</w:t>
             </w:r>
           </w:p>
         </w:tc>
@@ -964,23 +818,7 @@
                 <w:sz w:val="21"/>
                 <w:szCs w:val="21"/>
               </w:rPr>
-              <w:t>{{</w:t>
-            </w:r>
-            <w:proofErr w:type="spellStart"/>
-            <w:r>
-              <w:rPr>
-                <w:sz w:val="21"/>
-                <w:szCs w:val="21"/>
-              </w:rPr>
-              <w:t>serverDescription</w:t>
-            </w:r>
-            <w:proofErr w:type="spellEnd"/>
-            <w:r>
-              <w:rPr>
-                <w:sz w:val="21"/>
-                <w:szCs w:val="21"/>
-              </w:rPr>
-              <w:t>}}</w:t>
+              <w:t>{{serverDescription}}</w:t>
             </w:r>
             <w:r>
               <w:rPr>
@@ -988,23 +826,7 @@
                 <w:szCs w:val="21"/>
               </w:rPr>
               <w:br/>
-              <w:t>{{</w:t>
-            </w:r>
-            <w:proofErr w:type="spellStart"/>
-            <w:r>
-              <w:rPr>
-                <w:sz w:val="21"/>
-                <w:szCs w:val="21"/>
-              </w:rPr>
-              <w:t>combinationName</w:t>
-            </w:r>
-            <w:proofErr w:type="spellEnd"/>
-            <w:r>
-              <w:rPr>
-                <w:sz w:val="21"/>
-                <w:szCs w:val="21"/>
-              </w:rPr>
-              <w:t>}}</w:t>
+              <w:t>{{combinationName}}</w:t>
             </w:r>
             <w:r>
               <w:rPr>
@@ -1012,23 +834,7 @@
                 <w:szCs w:val="21"/>
               </w:rPr>
               <w:br/>
-              <w:t>Instance Valid for {{</w:t>
-            </w:r>
-            <w:proofErr w:type="spellStart"/>
-            <w:r>
-              <w:rPr>
-                <w:sz w:val="21"/>
-                <w:szCs w:val="21"/>
-              </w:rPr>
-              <w:t>serverMonths</w:t>
-            </w:r>
-            <w:proofErr w:type="spellEnd"/>
-            <w:r>
-              <w:rPr>
-                <w:sz w:val="21"/>
-                <w:szCs w:val="21"/>
-              </w:rPr>
-              <w:t>}} Months</w:t>
+              <w:t>Instance Valid for {{serverMonths}} Months</w:t>
             </w:r>
           </w:p>
         </w:tc>
@@ -1066,23 +872,7 @@
                 <w:sz w:val="21"/>
                 <w:szCs w:val="21"/>
               </w:rPr>
-              <w:t>{{</w:t>
-            </w:r>
-            <w:proofErr w:type="spellStart"/>
-            <w:r>
-              <w:rPr>
-                <w:sz w:val="21"/>
-                <w:szCs w:val="21"/>
-              </w:rPr>
-              <w:t>serverPrice</w:t>
-            </w:r>
-            <w:proofErr w:type="spellEnd"/>
-            <w:r>
-              <w:rPr>
-                <w:sz w:val="21"/>
-                <w:szCs w:val="21"/>
-              </w:rPr>
-              <w:t>}}</w:t>
+              <w:t>{{serverPrice}}</w:t>
             </w:r>
           </w:p>
           <w:p>
@@ -1255,25 +1045,7 @@
                 <w:sz w:val="21"/>
                 <w:szCs w:val="21"/>
               </w:rPr>
-              <w:t>{{</w:t>
-            </w:r>
-            <w:proofErr w:type="spellStart"/>
-            <w:r>
-              <w:rPr>
-                <w:b/>
-                <w:sz w:val="21"/>
-                <w:szCs w:val="21"/>
-              </w:rPr>
-              <w:t>discount_percent</w:t>
-            </w:r>
-            <w:proofErr w:type="spellEnd"/>
-            <w:r>
-              <w:rPr>
-                <w:b/>
-                <w:sz w:val="21"/>
-                <w:szCs w:val="21"/>
-              </w:rPr>
-              <w:t>}}%</w:t>
+              <w:t>{{discount_percent}}%</w:t>
             </w:r>
             <w:r>
               <w:rPr>
@@ -1311,23 +1083,7 @@
                 <w:sz w:val="21"/>
                 <w:szCs w:val="21"/>
               </w:rPr>
-              <w:t>{{</w:t>
-            </w:r>
-            <w:proofErr w:type="spellStart"/>
-            <w:r>
-              <w:rPr>
-                <w:sz w:val="21"/>
-                <w:szCs w:val="21"/>
-              </w:rPr>
-              <w:t>discount_amount</w:t>
-            </w:r>
-            <w:proofErr w:type="spellEnd"/>
-            <w:r>
-              <w:rPr>
-                <w:sz w:val="21"/>
-                <w:szCs w:val="21"/>
-              </w:rPr>
-              <w:t>}}</w:t>
+              <w:t>{{discount_amount}}</w:t>
             </w:r>
           </w:p>
         </w:tc>
@@ -1420,25 +1176,7 @@
                 <w:sz w:val="21"/>
                 <w:szCs w:val="21"/>
               </w:rPr>
-              <w:t>{{</w:t>
-            </w:r>
-            <w:proofErr w:type="spellStart"/>
-            <w:r>
-              <w:rPr>
-                <w:b/>
-                <w:sz w:val="21"/>
-                <w:szCs w:val="21"/>
-              </w:rPr>
-              <w:t>total_price_discount</w:t>
-            </w:r>
-            <w:proofErr w:type="spellEnd"/>
-            <w:r>
-              <w:rPr>
-                <w:b/>
-                <w:sz w:val="21"/>
-                <w:szCs w:val="21"/>
-              </w:rPr>
-              <w:t>}}</w:t>
+              <w:t>{{total_price_discount}}</w:t>
             </w:r>
           </w:p>
         </w:tc>
@@ -1607,97 +1345,7 @@
           <w:sz w:val="21"/>
           <w:szCs w:val="21"/>
         </w:rPr>
-        <w:t>{{#exhibits}}Overage Charges for {{</w:t>
-      </w:r>
-      <w:proofErr w:type="spellStart"/>
-      <w:r>
-        <w:rPr>
-          <w:b/>
-          <w:sz w:val="21"/>
-          <w:szCs w:val="21"/>
-        </w:rPr>
-        <w:t>exhibitCombinationName</w:t>
-      </w:r>
-      <w:proofErr w:type="spellEnd"/>
-      <w:r>
-        <w:rPr>
-          <w:b/>
-          <w:sz w:val="21"/>
-          <w:szCs w:val="21"/>
-        </w:rPr>
-        <w:t>}}: {{</w:t>
-      </w:r>
-      <w:proofErr w:type="spellStart"/>
-      <w:r>
-        <w:rPr>
-          <w:b/>
-          <w:sz w:val="21"/>
-          <w:szCs w:val="21"/>
-        </w:rPr>
-        <w:t>exhibitOveragePerUser</w:t>
-      </w:r>
-      <w:proofErr w:type="spellEnd"/>
-      <w:r>
-        <w:rPr>
-          <w:b/>
-          <w:sz w:val="21"/>
-          <w:szCs w:val="21"/>
-        </w:rPr>
-        <w:t>}} per User | {{</w:t>
-      </w:r>
-      <w:proofErr w:type="spellStart"/>
-      <w:r>
-        <w:rPr>
-          <w:b/>
-          <w:sz w:val="21"/>
-          <w:szCs w:val="21"/>
-        </w:rPr>
-        <w:t>exhibitOveragePerServer</w:t>
-      </w:r>
-      <w:proofErr w:type="spellEnd"/>
-      <w:r>
-        <w:rPr>
-          <w:b/>
-          <w:sz w:val="21"/>
-          <w:szCs w:val="21"/>
-        </w:rPr>
-        <w:t>}} per server per month{{#exhibitOveragePerGB}} | {{</w:t>
-      </w:r>
-      <w:proofErr w:type="spellStart"/>
-      <w:r>
-        <w:rPr>
-          <w:b/>
-          <w:sz w:val="21"/>
-          <w:szCs w:val="21"/>
-        </w:rPr>
-        <w:t>exhibitOveragePerGB</w:t>
-      </w:r>
-      <w:proofErr w:type="spellEnd"/>
-      <w:r>
-        <w:rPr>
-          <w:b/>
-          <w:sz w:val="21"/>
-          <w:szCs w:val="21"/>
-        </w:rPr>
-        <w:t>}} per GB{{/</w:t>
-      </w:r>
-      <w:proofErr w:type="spellStart"/>
-      <w:r>
-        <w:rPr>
-          <w:b/>
-          <w:sz w:val="21"/>
-          <w:szCs w:val="21"/>
-        </w:rPr>
-        <w:t>exhibitOveragePerGB</w:t>
-      </w:r>
-      <w:proofErr w:type="spellEnd"/>
-      <w:r>
-        <w:rPr>
-          <w:b/>
-          <w:sz w:val="21"/>
-          <w:szCs w:val="21"/>
-        </w:rPr>
-        <w:t>}}</w:t>
+        <w:t>{{#exhibits}}Overage Charges for {{exhibitCombinationName}}: {{exhibitOveragePerUser}} per User | {{exhibitOveragePerServer}} per server per month{{#exhibitOveragePerGB}} | {{exhibitOveragePerGB}} per GB{{/exhibitOveragePerGB}}</w:t>
       </w:r>
       <w:r>
         <w:rPr>
@@ -1781,39 +1429,7 @@
           <w:sz w:val="21"/>
           <w:szCs w:val="21"/>
         </w:rPr>
-        <w:t>{{</w:t>
-      </w:r>
-      <w:proofErr w:type="spellStart"/>
-      <w:r>
-        <w:rPr>
-          <w:sz w:val="21"/>
-          <w:szCs w:val="21"/>
-        </w:rPr>
-        <w:t>Start_date</w:t>
-      </w:r>
-      <w:proofErr w:type="spellEnd"/>
-      <w:r>
-        <w:rPr>
-          <w:sz w:val="21"/>
-          <w:szCs w:val="21"/>
-        </w:rPr>
-        <w:t>}} till {{</w:t>
-      </w:r>
-      <w:proofErr w:type="spellStart"/>
-      <w:r>
-        <w:rPr>
-          <w:sz w:val="21"/>
-          <w:szCs w:val="21"/>
-        </w:rPr>
-        <w:t>End_date</w:t>
-      </w:r>
-      <w:proofErr w:type="spellEnd"/>
-      <w:r>
-        <w:rPr>
-          <w:sz w:val="21"/>
-          <w:szCs w:val="21"/>
-        </w:rPr>
-        <w:t>}}</w:t>
+        <w:t>{{Start_date}} till {{End_date}}</w:t>
       </w:r>
       <w:bookmarkEnd w:id="0"/>
     </w:p>
@@ -1886,23 +1502,13 @@
           <w:sz w:val="21"/>
         </w:rPr>
       </w:pPr>
-      <w:proofErr w:type="spellStart"/>
       <w:r>
         <w:rPr>
           <w:b/>
           <w:sz w:val="21"/>
           <w:szCs w:val="21"/>
         </w:rPr>
-        <w:t>CloudFuze</w:t>
-      </w:r>
-      <w:proofErr w:type="spellEnd"/>
-      <w:r>
-        <w:rPr>
-          <w:b/>
-          <w:sz w:val="21"/>
-          <w:szCs w:val="21"/>
-        </w:rPr>
-        <w:t>, Inc. with a place of business at 600 Park Offices Dr, suite#LL-52 Durham, NC 27709 (“Company”), and the Customer listed above (“Customer”). This Agreement includes and incorporates the above Order Form, Included in Migration Exhibit ("Exhibit 1"), Not included in Migration Exhibit ("Exhibit 2"), all attachments hereto, as well as the attached Terms and Conditions and contains, among other things, warranty disclaimers, liability limitations and use limitations. There shall be no force or effect to any different terms of any related purchase order or similar form even if signed by the parties after the date hereof.</w:t>
+        <w:t>CloudFuze, Inc. with a place of business at 600 Park Offices Dr, suite#LL-52 Durham, NC 27709 (“Company”), and the Customer listed above (“Customer”). This Agreement includes and incorporates the above Order Form, Included in Migration Exhibit ("Exhibit 1"), Not included in Migration Exhibit ("Exhibit 2"), all attachments hereto, as well as the attached Terms and Conditions and contains, among other things, warranty disclaimers, liability limitations and use limitations. There shall be no force or effect to any different terms of any related purchase order or similar form even if signed by the parties after the date hereof.</w:t>
       </w:r>
       <w:r>
         <w:rPr>
@@ -2039,25 +1645,7 @@
                 <w:bCs/>
                 <w:u w:val="single"/>
               </w:rPr>
-              <w:t xml:space="preserve">For </w:t>
-            </w:r>
-            <w:proofErr w:type="spellStart"/>
-            <w:r>
-              <w:rPr>
-                <w:b/>
-                <w:bCs/>
-                <w:u w:val="single"/>
-              </w:rPr>
-              <w:t>CloudFuze</w:t>
-            </w:r>
-            <w:proofErr w:type="spellEnd"/>
-            <w:r>
-              <w:rPr>
-                <w:b/>
-                <w:bCs/>
-                <w:u w:val="single"/>
-              </w:rPr>
-              <w:t>, Inc.</w:t>
+              <w:t>For CloudFuze, Inc.</w:t>
             </w:r>
           </w:p>
           <w:p>
@@ -2140,16 +1728,7 @@
                 <w:bCs/>
                 <w:u w:val="single"/>
               </w:rPr>
-              <w:t>{{</w:t>
-            </w:r>
-            <w:proofErr w:type="spellStart"/>
-            <w:r>
-              <w:rPr>
-                <w:b/>
-                <w:bCs/>
-                <w:u w:val="single"/>
-              </w:rPr>
-              <w:t>Company</w:t>
+              <w:t>{{Company</w:t>
             </w:r>
             <w:r>
               <w:rPr>
@@ -2167,17 +1746,7 @@
                 <w:spacing w:val="-2"/>
                 <w:u w:val="single"/>
               </w:rPr>
-              <w:t>Name</w:t>
-            </w:r>
-            <w:proofErr w:type="spellEnd"/>
-            <w:r>
-              <w:rPr>
-                <w:b/>
-                <w:bCs/>
-                <w:spacing w:val="-2"/>
-                <w:u w:val="single"/>
-              </w:rPr>
-              <w:t>}}</w:t>
+              <w:t>Name}}</w:t>
             </w:r>
           </w:p>
           <w:p>
@@ -2352,71 +1921,7 @@
           <w:sz w:val="21"/>
           <w:szCs w:val="21"/>
         </w:rPr>
-        <w:t>Each party (the “Receiving Party”) understands that the other party (the “Disclosing Party”) has disclosed or may disclose business, technical or financial information relating to the Disclosing Party’s business (hereinafter referred to as “Proprietary Information” of the Disclosing Party). Proprietary Information of Company includes non-public information regarding features, functionality and performance of the Service. Proprietary Information of Customer includes non-public data provided by Customer to Company to enable the provision of the Services (“Customer Data”). The Receiving Party agrees: (</w:t>
-      </w:r>
-      <w:proofErr w:type="spellStart"/>
-      <w:r>
-        <w:rPr>
-          <w:sz w:val="21"/>
-          <w:szCs w:val="21"/>
-        </w:rPr>
-        <w:t>i</w:t>
-      </w:r>
-      <w:proofErr w:type="spellEnd"/>
-      <w:r>
-        <w:rPr>
-          <w:sz w:val="21"/>
-          <w:szCs w:val="21"/>
-        </w:rPr>
-        <w:t xml:space="preserve">) to take reasonable precautions to protect such Proprietary Information, and (ii) not to use (except in performance of the Services or as otherwise permitted herein) or divulge to any third person any such Proprietary Information. The Disclosing Party agrees that the foregoing shall not apply with respect to any information after five (5) years following the disclosure thereof or any information that the Receiving Party can document (a) is or becomes generally available to the public, or (b) was in its possession or known by </w:t>
-      </w:r>
-      <w:proofErr w:type="spellStart"/>
-      <w:r>
-        <w:rPr>
-          <w:sz w:val="21"/>
-          <w:szCs w:val="21"/>
-        </w:rPr>
-        <w:t>it</w:t>
-      </w:r>
-      <w:proofErr w:type="spellEnd"/>
-      <w:r>
-        <w:rPr>
-          <w:sz w:val="21"/>
-          <w:szCs w:val="21"/>
-        </w:rPr>
-        <w:t xml:space="preserve"> prior to receipt from the Disclosing Party, or (c) was rightfully disclosed to it without restriction by a third party, or (d) was independently developed without use of any Proprietary Information of the Disclosing Party or (e) is required to be disclosed by law. Customer shall own all right, title and interest in and to the Customer Data, as well as any data that is based on or derived from the Customer Data and provided to Customer as part of the Services. Company shall own and retain all right, title and interest in and to (a) the Services and Software, all improvements, enhancements or modifications thereto, (b) any software, applications, inventions or other technology developed in connection with Implementation Services or support, and (c) all intellectual property rights related to any of the foregoing. Notwithstanding anything to the contrary, Company shall have the right collect and </w:t>
-      </w:r>
-      <w:proofErr w:type="spellStart"/>
-      <w:r>
-        <w:rPr>
-          <w:sz w:val="21"/>
-          <w:szCs w:val="21"/>
-        </w:rPr>
-        <w:t>analyze</w:t>
-      </w:r>
-      <w:proofErr w:type="spellEnd"/>
-      <w:r>
-        <w:rPr>
-          <w:sz w:val="21"/>
-          <w:szCs w:val="21"/>
-        </w:rPr>
-        <w:t xml:space="preserve"> data and other information relating to the provision, use and performance of various aspects of the Services and related systems and technologies (including, without limitation, information concerning Customer Data and data derived there from), and Company will be free (during and after the term hereof) to (</w:t>
-      </w:r>
-      <w:proofErr w:type="spellStart"/>
-      <w:r>
-        <w:rPr>
-          <w:sz w:val="21"/>
-          <w:szCs w:val="21"/>
-        </w:rPr>
-        <w:t>i</w:t>
-      </w:r>
-      <w:proofErr w:type="spellEnd"/>
-      <w:r>
-        <w:rPr>
-          <w:sz w:val="21"/>
-          <w:szCs w:val="21"/>
-        </w:rPr>
-        <w:t>) use such information and data to improve and enhance the Services and for other development, diagnostic and corrective purposes in connection with the Services and other Company offerings, and (ii) disclose such data solely in aggregate or other de-identified form in connection with its business. No rights or licenses are granted except as expressly set forth herein.</w:t>
+        <w:t>Each party (the “Receiving Party”) understands that the other party (the “Disclosing Party”) has disclosed or may disclose business, technical or financial information relating to the Disclosing Party’s business (hereinafter referred to as “Proprietary Information” of the Disclosing Party). Proprietary Information of Company includes non-public information regarding features, functionality and performance of the Service. Proprietary Information of Customer includes non-public data provided by Customer to Company to enable the provision of the Services (“Customer Data”). The Receiving Party agrees: (i) to take reasonable precautions to protect such Proprietary Information, and (ii) not to use (except in performance of the Services or as otherwise permitted herein) or divulge to any third person any such Proprietary Information. The Disclosing Party agrees that the foregoing shall not apply with respect to any information after five (5) years following the disclosure thereof or any information that the Receiving Party can document (a) is or becomes generally available to the public, or (b) was in its possession or known by it prior to receipt from the Disclosing Party, or (c) was rightfully disclosed to it without restriction by a third party, or (d) was independently developed without use of any Proprietary Information of the Disclosing Party or (e) is required to be disclosed by law. Customer shall own all right, title and interest in and to the Customer Data, as well as any data that is based on or derived from the Customer Data and provided to Customer as part of the Services. Company shall own and retain all right, title and interest in and to (a) the Services and Software, all improvements, enhancements or modifications thereto, (b) any software, applications, inventions or other technology developed in connection with Implementation Services or support, and (c) all intellectual property rights related to any of the foregoing. Notwithstanding anything to the contrary, Company shall have the right collect and analyze data and other information relating to the provision, use and performance of various aspects of the Services and related systems and technologies (including, without limitation, information concerning Customer Data and data derived there from), and Company will be free (during and after the term hereof) to (i) use such information and data to improve and enhance the Services and for other development, diagnostic and corrective purposes in connection with the Services and other Company offerings, and (ii) disclose such data solely in aggregate or other de-identified form in connection with its business. No rights or licenses are granted except as expressly set forth herein.</w:t>
       </w:r>
     </w:p>
     <w:p>
@@ -2843,23 +2348,7 @@
           <w:sz w:val="21"/>
           <w:szCs w:val="21"/>
         </w:rPr>
-        <w:t xml:space="preserve">Company shall hold Customer harmless from liability to third parties resulting from infringement by the Service of any United States patent or any copyright or misappropriation of any trade secret, provided Company is promptly notified of any and all threats, claims and proceedings related thereto and given reasonable assistance and the opportunity to assume sole control over </w:t>
-      </w:r>
-      <w:proofErr w:type="spellStart"/>
-      <w:r>
-        <w:rPr>
-          <w:sz w:val="21"/>
-          <w:szCs w:val="21"/>
-        </w:rPr>
-        <w:t>defense</w:t>
-      </w:r>
-      <w:proofErr w:type="spellEnd"/>
-      <w:r>
-        <w:rPr>
-          <w:sz w:val="21"/>
-          <w:szCs w:val="21"/>
-        </w:rPr>
-        <w:t xml:space="preserve"> and settlement; Company will not be responsible for any settlement it does not approve in writing. The foregoing obligations do not apply with respect to portions or components of the Service</w:t>
+        <w:t>Company shall hold Customer harmless from liability to third parties resulting from infringement by the Service of any United States patent or any copyright or misappropriation of any trade secret, provided Company is promptly notified of any and all threats, claims and proceedings related thereto and given reasonable assistance and the opportunity to assume sole control over defense and settlement; Company will not be responsible for any settlement it does not approve in writing. The foregoing obligations do not apply with respect to portions or components of the Service</w:t>
       </w:r>
     </w:p>
     <w:p>
@@ -3593,6 +3082,7 @@
         </w:sectPr>
       </w:pPr>
       <w:r>
+        <w:lastRenderedPageBreak/>
         <w:br w:type="page"/>
       </w:r>
     </w:p>
@@ -3619,7 +3109,7 @@
 </file>
 
 <file path=word/endnotes.xml><?xml version="1.0" encoding="utf-8"?>
-<w:endnotes xmlns:wpc="http://schemas.microsoft.com/office/word/2010/wordprocessingCanvas" xmlns:cx="http://schemas.microsoft.com/office/drawing/2014/chartex" xmlns:cx1="http://schemas.microsoft.com/office/drawing/2015/9/8/chartex" xmlns:cx2="http://schemas.microsoft.com/office/drawing/2015/10/21/chartex" xmlns:cx3="http://schemas.microsoft.com/office/drawing/2016/5/9/chartex" xmlns:cx4="http://schemas.microsoft.com/office/drawing/2016/5/10/chartex" xmlns:cx5="http://schemas.microsoft.com/office/drawing/2016/5/11/chartex" xmlns:cx6="http://schemas.microsoft.com/office/drawing/2016/5/12/chartex" xmlns:cx7="http://schemas.microsoft.com/office/drawing/2016/5/13/chartex" xmlns:cx8="http://schemas.microsoft.com/office/drawing/2016/5/14/chartex" xmlns:mc="http://schemas.openxmlformats.org/markup-compatibility/2006" xmlns:aink="http://schemas.microsoft.com/office/drawing/2016/ink" xmlns:am3d="http://schemas.microsoft.com/office/drawing/2017/model3d" xmlns:o="urn:schemas-microsoft-com:office:office" xmlns:oel="http://schemas.microsoft.com/office/2019/extlst" xmlns:r="http://schemas.openxmlformats.org/officeDocument/2006/relationships" xmlns:m="http://schemas.openxmlformats.org/officeDocument/2006/math" xmlns:v="urn:schemas-microsoft-com:vml" xmlns:wp14="http://schemas.microsoft.com/office/word/2010/wordprocessingDrawing" xmlns:wp="http://schemas.openxmlformats.org/drawingml/2006/wordprocessingDrawing" xmlns:w10="urn:schemas-microsoft-com:office:word" xmlns:w="http://schemas.openxmlformats.org/wordprocessingml/2006/main" xmlns:w14="http://schemas.microsoft.com/office/word/2010/wordml" xmlns:w15="http://schemas.microsoft.com/office/word/2012/wordml" xmlns:w16cex="http://schemas.microsoft.com/office/word/2018/wordml/cex" xmlns:w16cid="http://schemas.microsoft.com/office/word/2016/wordml/cid" xmlns:w16="http://schemas.microsoft.com/office/word/2018/wordml" xmlns:w16du="http://schemas.microsoft.com/office/word/2023/wordml/word16du" xmlns:w16sdtdh="http://schemas.microsoft.com/office/word/2020/wordml/sdtdatahash" xmlns:w16sdtfl="http://schemas.microsoft.com/office/word/2024/wordml/sdtformatlock" xmlns:w16se="http://schemas.microsoft.com/office/word/2015/wordml/symex" xmlns:wpg="http://schemas.microsoft.com/office/word/2010/wordprocessingGroup" xmlns:wpi="http://schemas.microsoft.com/office/word/2010/wordprocessingInk" xmlns:wne="http://schemas.microsoft.com/office/word/2006/wordml" xmlns:wps="http://schemas.microsoft.com/office/word/2010/wordprocessingShape" mc:Ignorable="w14 w15 w16se w16cid w16 w16cex w16sdtdh w16sdtfl w16du wp14">
+<w:endnotes xmlns:wpc="http://schemas.microsoft.com/office/word/2010/wordprocessingCanvas" xmlns:cx="http://schemas.microsoft.com/office/drawing/2014/chartex" xmlns:cx1="http://schemas.microsoft.com/office/drawing/2015/9/8/chartex" xmlns:cx2="http://schemas.microsoft.com/office/drawing/2015/10/21/chartex" xmlns:cx3="http://schemas.microsoft.com/office/drawing/2016/5/9/chartex" xmlns:cx4="http://schemas.microsoft.com/office/drawing/2016/5/10/chartex" xmlns:cx5="http://schemas.microsoft.com/office/drawing/2016/5/11/chartex" xmlns:cx6="http://schemas.microsoft.com/office/drawing/2016/5/12/chartex" xmlns:cx7="http://schemas.microsoft.com/office/drawing/2016/5/13/chartex" xmlns:cx8="http://schemas.microsoft.com/office/drawing/2016/5/14/chartex" xmlns:mc="http://schemas.openxmlformats.org/markup-compatibility/2006" xmlns:aink="http://schemas.microsoft.com/office/drawing/2016/ink" xmlns:am3d="http://schemas.microsoft.com/office/drawing/2017/model3d" xmlns:o="urn:schemas-microsoft-com:office:office" xmlns:oel="http://schemas.microsoft.com/office/2019/extlst" xmlns:r="http://schemas.openxmlformats.org/officeDocument/2006/relationships" xmlns:m="http://schemas.openxmlformats.org/officeDocument/2006/math" xmlns:v="urn:schemas-microsoft-com:vml" xmlns:wp14="http://schemas.microsoft.com/office/word/2010/wordprocessingDrawing" xmlns:wp="http://schemas.openxmlformats.org/drawingml/2006/wordprocessingDrawing" xmlns:w10="urn:schemas-microsoft-com:office:word" xmlns:w="http://schemas.openxmlformats.org/wordprocessingml/2006/main" xmlns:w14="http://schemas.microsoft.com/office/word/2010/wordml" xmlns:w15="http://schemas.microsoft.com/office/word/2012/wordml" xmlns:w16cei="http://schemas.microsoft.com/office/word/2026/wordml/cei" xmlns:w16cex="http://schemas.microsoft.com/office/word/2018/wordml/cex" xmlns:w16cid="http://schemas.microsoft.com/office/word/2016/wordml/cid" xmlns:w16="http://schemas.microsoft.com/office/word/2018/wordml" xmlns:w16du="http://schemas.microsoft.com/office/word/2023/wordml/word16du" xmlns:w16sdtdh="http://schemas.microsoft.com/office/word/2020/wordml/sdtdatahash" xmlns:w16sdtfl="http://schemas.microsoft.com/office/word/2024/wordml/sdtformatlock" xmlns:w16se="http://schemas.microsoft.com/office/word/2015/wordml/symex" xmlns:wpg="http://schemas.microsoft.com/office/word/2010/wordprocessingGroup" xmlns:wpi="http://schemas.microsoft.com/office/word/2010/wordprocessingInk" xmlns:wne="http://schemas.microsoft.com/office/word/2006/wordml" xmlns:wps="http://schemas.microsoft.com/office/word/2010/wordprocessingShape" mc:Ignorable="w14 w15 w16se w16cid w16 w16cex w16sdtdh w16sdtfl w16du wp14">
   <w:endnote w:type="separator" w:id="-1">
     <w:p>
       <w:pPr>
@@ -3644,7 +3134,7 @@
 </file>
 
 <file path=word/footer1.xml><?xml version="1.0" encoding="utf-8"?>
-<w:ftr xmlns:wpc="http://schemas.microsoft.com/office/word/2010/wordprocessingCanvas" xmlns:cx="http://schemas.microsoft.com/office/drawing/2014/chartex" xmlns:cx1="http://schemas.microsoft.com/office/drawing/2015/9/8/chartex" xmlns:cx2="http://schemas.microsoft.com/office/drawing/2015/10/21/chartex" xmlns:cx3="http://schemas.microsoft.com/office/drawing/2016/5/9/chartex" xmlns:cx4="http://schemas.microsoft.com/office/drawing/2016/5/10/chartex" xmlns:cx5="http://schemas.microsoft.com/office/drawing/2016/5/11/chartex" xmlns:cx6="http://schemas.microsoft.com/office/drawing/2016/5/12/chartex" xmlns:cx7="http://schemas.microsoft.com/office/drawing/2016/5/13/chartex" xmlns:cx8="http://schemas.microsoft.com/office/drawing/2016/5/14/chartex" xmlns:mc="http://schemas.openxmlformats.org/markup-compatibility/2006" xmlns:aink="http://schemas.microsoft.com/office/drawing/2016/ink" xmlns:am3d="http://schemas.microsoft.com/office/drawing/2017/model3d" xmlns:o="urn:schemas-microsoft-com:office:office" xmlns:oel="http://schemas.microsoft.com/office/2019/extlst" xmlns:r="http://schemas.openxmlformats.org/officeDocument/2006/relationships" xmlns:m="http://schemas.openxmlformats.org/officeDocument/2006/math" xmlns:v="urn:schemas-microsoft-com:vml" xmlns:wp14="http://schemas.microsoft.com/office/word/2010/wordprocessingDrawing" xmlns:wp="http://schemas.openxmlformats.org/drawingml/2006/wordprocessingDrawing" xmlns:w10="urn:schemas-microsoft-com:office:word" xmlns:w="http://schemas.openxmlformats.org/wordprocessingml/2006/main" xmlns:w14="http://schemas.microsoft.com/office/word/2010/wordml" xmlns:w15="http://schemas.microsoft.com/office/word/2012/wordml" xmlns:w16cex="http://schemas.microsoft.com/office/word/2018/wordml/cex" xmlns:w16cid="http://schemas.microsoft.com/office/word/2016/wordml/cid" xmlns:w16="http://schemas.microsoft.com/office/word/2018/wordml" xmlns:w16du="http://schemas.microsoft.com/office/word/2023/wordml/word16du" xmlns:w16sdtdh="http://schemas.microsoft.com/office/word/2020/wordml/sdtdatahash" xmlns:w16sdtfl="http://schemas.microsoft.com/office/word/2024/wordml/sdtformatlock" xmlns:w16se="http://schemas.microsoft.com/office/word/2015/wordml/symex" xmlns:wpg="http://schemas.microsoft.com/office/word/2010/wordprocessingGroup" xmlns:wpi="http://schemas.microsoft.com/office/word/2010/wordprocessingInk" xmlns:wne="http://schemas.microsoft.com/office/word/2006/wordml" xmlns:wps="http://schemas.microsoft.com/office/word/2010/wordprocessingShape" mc:Ignorable="w14 w15 w16se w16cid w16 w16cex w16sdtdh w16sdtfl w16du wp14">
+<w:ftr xmlns:wpc="http://schemas.microsoft.com/office/word/2010/wordprocessingCanvas" xmlns:cx="http://schemas.microsoft.com/office/drawing/2014/chartex" xmlns:cx1="http://schemas.microsoft.com/office/drawing/2015/9/8/chartex" xmlns:cx2="http://schemas.microsoft.com/office/drawing/2015/10/21/chartex" xmlns:cx3="http://schemas.microsoft.com/office/drawing/2016/5/9/chartex" xmlns:cx4="http://schemas.microsoft.com/office/drawing/2016/5/10/chartex" xmlns:cx5="http://schemas.microsoft.com/office/drawing/2016/5/11/chartex" xmlns:cx6="http://schemas.microsoft.com/office/drawing/2016/5/12/chartex" xmlns:cx7="http://schemas.microsoft.com/office/drawing/2016/5/13/chartex" xmlns:cx8="http://schemas.microsoft.com/office/drawing/2016/5/14/chartex" xmlns:mc="http://schemas.openxmlformats.org/markup-compatibility/2006" xmlns:aink="http://schemas.microsoft.com/office/drawing/2016/ink" xmlns:am3d="http://schemas.microsoft.com/office/drawing/2017/model3d" xmlns:o="urn:schemas-microsoft-com:office:office" xmlns:oel="http://schemas.microsoft.com/office/2019/extlst" xmlns:r="http://schemas.openxmlformats.org/officeDocument/2006/relationships" xmlns:m="http://schemas.openxmlformats.org/officeDocument/2006/math" xmlns:v="urn:schemas-microsoft-com:vml" xmlns:wp14="http://schemas.microsoft.com/office/word/2010/wordprocessingDrawing" xmlns:wp="http://schemas.openxmlformats.org/drawingml/2006/wordprocessingDrawing" xmlns:w10="urn:schemas-microsoft-com:office:word" xmlns:w="http://schemas.openxmlformats.org/wordprocessingml/2006/main" xmlns:w14="http://schemas.microsoft.com/office/word/2010/wordml" xmlns:w15="http://schemas.microsoft.com/office/word/2012/wordml" xmlns:w16cei="http://schemas.microsoft.com/office/word/2026/wordml/cei" xmlns:w16cex="http://schemas.microsoft.com/office/word/2018/wordml/cex" xmlns:w16cid="http://schemas.microsoft.com/office/word/2016/wordml/cid" xmlns:w16="http://schemas.microsoft.com/office/word/2018/wordml" xmlns:w16du="http://schemas.microsoft.com/office/word/2023/wordml/word16du" xmlns:w16sdtdh="http://schemas.microsoft.com/office/word/2020/wordml/sdtdatahash" xmlns:w16sdtfl="http://schemas.microsoft.com/office/word/2024/wordml/sdtformatlock" xmlns:w16se="http://schemas.microsoft.com/office/word/2015/wordml/symex" xmlns:wpg="http://schemas.microsoft.com/office/word/2010/wordprocessingGroup" xmlns:wpi="http://schemas.microsoft.com/office/word/2010/wordprocessingInk" xmlns:wne="http://schemas.microsoft.com/office/word/2006/wordml" xmlns:wps="http://schemas.microsoft.com/office/word/2010/wordprocessingShape" mc:Ignorable="w14 w15 w16se w16cid w16 w16cex w16sdtdh w16sdtfl w16du wp14">
   <w:tbl>
     <w:tblPr>
       <w:tblStyle w:val="TableGrid"/>
@@ -3759,7 +3249,28 @@
             <w:rPr>
               <w:sz w:val="14"/>
             </w:rPr>
-            <w:t xml:space="preserve"> of 16</w:t>
+            <w:t xml:space="preserve"> of </w:t>
+          </w:r>
+          <w:r>
+            <w:fldChar w:fldCharType="begin"/>
+          </w:r>
+          <w:r>
+            <w:instrText xml:space="preserve"> NUMPAGES   \* MERGEFORMAT </w:instrText>
+          </w:r>
+          <w:r>
+            <w:fldChar w:fldCharType="separate"/>
+          </w:r>
+          <w:r>
+            <w:rPr>
+              <w:sz w:val="14"/>
+            </w:rPr>
+            <w:t>16</w:t>
+          </w:r>
+          <w:r>
+            <w:rPr>
+              <w:sz w:val="14"/>
+            </w:rPr>
+            <w:fldChar w:fldCharType="end"/>
           </w:r>
         </w:p>
       </w:tc>
@@ -3771,19 +3282,11 @@
       <w:ind w:left="0" w:firstLine="0"/>
       <w:jc w:val="center"/>
     </w:pPr>
-    <w:proofErr w:type="spellStart"/>
     <w:r>
       <w:rPr>
         <w:sz w:val="16"/>
       </w:rPr>
-      <w:t>CloudFuze</w:t>
-    </w:r>
-    <w:proofErr w:type="spellEnd"/>
-    <w:r>
-      <w:rPr>
-        <w:sz w:val="16"/>
-      </w:rPr>
-      <w:t xml:space="preserve">, Inc. </w:t>
+      <w:t xml:space="preserve">CloudFuze, Inc. </w:t>
     </w:r>
     <w:r>
       <w:rPr>
@@ -3915,7 +3418,7 @@
 </file>
 
 <file path=word/footer2.xml><?xml version="1.0" encoding="utf-8"?>
-<w:ftr xmlns:wpc="http://schemas.microsoft.com/office/word/2010/wordprocessingCanvas" xmlns:cx="http://schemas.microsoft.com/office/drawing/2014/chartex" xmlns:cx1="http://schemas.microsoft.com/office/drawing/2015/9/8/chartex" xmlns:cx2="http://schemas.microsoft.com/office/drawing/2015/10/21/chartex" xmlns:cx3="http://schemas.microsoft.com/office/drawing/2016/5/9/chartex" xmlns:cx4="http://schemas.microsoft.com/office/drawing/2016/5/10/chartex" xmlns:cx5="http://schemas.microsoft.com/office/drawing/2016/5/11/chartex" xmlns:cx6="http://schemas.microsoft.com/office/drawing/2016/5/12/chartex" xmlns:cx7="http://schemas.microsoft.com/office/drawing/2016/5/13/chartex" xmlns:cx8="http://schemas.microsoft.com/office/drawing/2016/5/14/chartex" xmlns:mc="http://schemas.openxmlformats.org/markup-compatibility/2006" xmlns:aink="http://schemas.microsoft.com/office/drawing/2016/ink" xmlns:am3d="http://schemas.microsoft.com/office/drawing/2017/model3d" xmlns:o="urn:schemas-microsoft-com:office:office" xmlns:oel="http://schemas.microsoft.com/office/2019/extlst" xmlns:r="http://schemas.openxmlformats.org/officeDocument/2006/relationships" xmlns:m="http://schemas.openxmlformats.org/officeDocument/2006/math" xmlns:v="urn:schemas-microsoft-com:vml" xmlns:wp14="http://schemas.microsoft.com/office/word/2010/wordprocessingDrawing" xmlns:wp="http://schemas.openxmlformats.org/drawingml/2006/wordprocessingDrawing" xmlns:w10="urn:schemas-microsoft-com:office:word" xmlns:w="http://schemas.openxmlformats.org/wordprocessingml/2006/main" xmlns:w14="http://schemas.microsoft.com/office/word/2010/wordml" xmlns:w15="http://schemas.microsoft.com/office/word/2012/wordml" xmlns:w16cex="http://schemas.microsoft.com/office/word/2018/wordml/cex" xmlns:w16cid="http://schemas.microsoft.com/office/word/2016/wordml/cid" xmlns:w16="http://schemas.microsoft.com/office/word/2018/wordml" xmlns:w16du="http://schemas.microsoft.com/office/word/2023/wordml/word16du" xmlns:w16sdtdh="http://schemas.microsoft.com/office/word/2020/wordml/sdtdatahash" xmlns:w16sdtfl="http://schemas.microsoft.com/office/word/2024/wordml/sdtformatlock" xmlns:w16se="http://schemas.microsoft.com/office/word/2015/wordml/symex" xmlns:wpg="http://schemas.microsoft.com/office/word/2010/wordprocessingGroup" xmlns:wpi="http://schemas.microsoft.com/office/word/2010/wordprocessingInk" xmlns:wne="http://schemas.microsoft.com/office/word/2006/wordml" xmlns:wps="http://schemas.microsoft.com/office/word/2010/wordprocessingShape" mc:Ignorable="w14 w15 w16se w16cid w16 w16cex w16sdtdh w16sdtfl w16du wp14">
+<w:ftr xmlns:wpc="http://schemas.microsoft.com/office/word/2010/wordprocessingCanvas" xmlns:cx="http://schemas.microsoft.com/office/drawing/2014/chartex" xmlns:cx1="http://schemas.microsoft.com/office/drawing/2015/9/8/chartex" xmlns:cx2="http://schemas.microsoft.com/office/drawing/2015/10/21/chartex" xmlns:cx3="http://schemas.microsoft.com/office/drawing/2016/5/9/chartex" xmlns:cx4="http://schemas.microsoft.com/office/drawing/2016/5/10/chartex" xmlns:cx5="http://schemas.microsoft.com/office/drawing/2016/5/11/chartex" xmlns:cx6="http://schemas.microsoft.com/office/drawing/2016/5/12/chartex" xmlns:cx7="http://schemas.microsoft.com/office/drawing/2016/5/13/chartex" xmlns:cx8="http://schemas.microsoft.com/office/drawing/2016/5/14/chartex" xmlns:mc="http://schemas.openxmlformats.org/markup-compatibility/2006" xmlns:aink="http://schemas.microsoft.com/office/drawing/2016/ink" xmlns:am3d="http://schemas.microsoft.com/office/drawing/2017/model3d" xmlns:o="urn:schemas-microsoft-com:office:office" xmlns:oel="http://schemas.microsoft.com/office/2019/extlst" xmlns:r="http://schemas.openxmlformats.org/officeDocument/2006/relationships" xmlns:m="http://schemas.openxmlformats.org/officeDocument/2006/math" xmlns:v="urn:schemas-microsoft-com:vml" xmlns:wp14="http://schemas.microsoft.com/office/word/2010/wordprocessingDrawing" xmlns:wp="http://schemas.openxmlformats.org/drawingml/2006/wordprocessingDrawing" xmlns:w10="urn:schemas-microsoft-com:office:word" xmlns:w="http://schemas.openxmlformats.org/wordprocessingml/2006/main" xmlns:w14="http://schemas.microsoft.com/office/word/2010/wordml" xmlns:w15="http://schemas.microsoft.com/office/word/2012/wordml" xmlns:w16cei="http://schemas.microsoft.com/office/word/2026/wordml/cei" xmlns:w16cex="http://schemas.microsoft.com/office/word/2018/wordml/cex" xmlns:w16cid="http://schemas.microsoft.com/office/word/2016/wordml/cid" xmlns:w16="http://schemas.microsoft.com/office/word/2018/wordml" xmlns:w16du="http://schemas.microsoft.com/office/word/2023/wordml/word16du" xmlns:w16sdtdh="http://schemas.microsoft.com/office/word/2020/wordml/sdtdatahash" xmlns:w16sdtfl="http://schemas.microsoft.com/office/word/2024/wordml/sdtformatlock" xmlns:w16se="http://schemas.microsoft.com/office/word/2015/wordml/symex" xmlns:wpg="http://schemas.microsoft.com/office/word/2010/wordprocessingGroup" xmlns:wpi="http://schemas.microsoft.com/office/word/2010/wordprocessingInk" xmlns:wne="http://schemas.microsoft.com/office/word/2006/wordml" xmlns:wps="http://schemas.microsoft.com/office/word/2010/wordprocessingShape" mc:Ignorable="w14 w15 w16se w16cid w16 w16cex w16sdtdh w16sdtfl w16du wp14">
   <w:tbl>
     <w:tblPr>
       <w:tblStyle w:val="TableGrid"/>
@@ -4030,7 +3533,28 @@
             <w:rPr>
               <w:sz w:val="14"/>
             </w:rPr>
-            <w:t xml:space="preserve"> of 16</w:t>
+            <w:t xml:space="preserve"> of </w:t>
+          </w:r>
+          <w:r>
+            <w:fldChar w:fldCharType="begin"/>
+          </w:r>
+          <w:r>
+            <w:instrText xml:space="preserve"> NUMPAGES   \* MERGEFORMAT </w:instrText>
+          </w:r>
+          <w:r>
+            <w:fldChar w:fldCharType="separate"/>
+          </w:r>
+          <w:r>
+            <w:rPr>
+              <w:sz w:val="14"/>
+            </w:rPr>
+            <w:t>14</w:t>
+          </w:r>
+          <w:r>
+            <w:rPr>
+              <w:sz w:val="14"/>
+            </w:rPr>
+            <w:fldChar w:fldCharType="end"/>
           </w:r>
         </w:p>
       </w:tc>
@@ -4042,19 +3566,11 @@
       <w:ind w:left="0" w:firstLine="0"/>
       <w:jc w:val="center"/>
     </w:pPr>
-    <w:proofErr w:type="spellStart"/>
     <w:r>
       <w:rPr>
         <w:sz w:val="16"/>
       </w:rPr>
-      <w:t>CloudFuze</w:t>
-    </w:r>
-    <w:proofErr w:type="spellEnd"/>
-    <w:r>
-      <w:rPr>
-        <w:sz w:val="16"/>
-      </w:rPr>
-      <w:t xml:space="preserve">, Inc. </w:t>
+      <w:t xml:space="preserve">CloudFuze, Inc. </w:t>
     </w:r>
     <w:r>
       <w:rPr>
@@ -4186,7 +3702,7 @@
 </file>
 
 <file path=word/footer3.xml><?xml version="1.0" encoding="utf-8"?>
-<w:ftr xmlns:wpc="http://schemas.microsoft.com/office/word/2010/wordprocessingCanvas" xmlns:cx="http://schemas.microsoft.com/office/drawing/2014/chartex" xmlns:cx1="http://schemas.microsoft.com/office/drawing/2015/9/8/chartex" xmlns:cx2="http://schemas.microsoft.com/office/drawing/2015/10/21/chartex" xmlns:cx3="http://schemas.microsoft.com/office/drawing/2016/5/9/chartex" xmlns:cx4="http://schemas.microsoft.com/office/drawing/2016/5/10/chartex" xmlns:cx5="http://schemas.microsoft.com/office/drawing/2016/5/11/chartex" xmlns:cx6="http://schemas.microsoft.com/office/drawing/2016/5/12/chartex" xmlns:cx7="http://schemas.microsoft.com/office/drawing/2016/5/13/chartex" xmlns:cx8="http://schemas.microsoft.com/office/drawing/2016/5/14/chartex" xmlns:mc="http://schemas.openxmlformats.org/markup-compatibility/2006" xmlns:aink="http://schemas.microsoft.com/office/drawing/2016/ink" xmlns:am3d="http://schemas.microsoft.com/office/drawing/2017/model3d" xmlns:o="urn:schemas-microsoft-com:office:office" xmlns:oel="http://schemas.microsoft.com/office/2019/extlst" xmlns:r="http://schemas.openxmlformats.org/officeDocument/2006/relationships" xmlns:m="http://schemas.openxmlformats.org/officeDocument/2006/math" xmlns:v="urn:schemas-microsoft-com:vml" xmlns:wp14="http://schemas.microsoft.com/office/word/2010/wordprocessingDrawing" xmlns:wp="http://schemas.openxmlformats.org/drawingml/2006/wordprocessingDrawing" xmlns:w10="urn:schemas-microsoft-com:office:word" xmlns:w="http://schemas.openxmlformats.org/wordprocessingml/2006/main" xmlns:w14="http://schemas.microsoft.com/office/word/2010/wordml" xmlns:w15="http://schemas.microsoft.com/office/word/2012/wordml" xmlns:w16cex="http://schemas.microsoft.com/office/word/2018/wordml/cex" xmlns:w16cid="http://schemas.microsoft.com/office/word/2016/wordml/cid" xmlns:w16="http://schemas.microsoft.com/office/word/2018/wordml" xmlns:w16du="http://schemas.microsoft.com/office/word/2023/wordml/word16du" xmlns:w16sdtdh="http://schemas.microsoft.com/office/word/2020/wordml/sdtdatahash" xmlns:w16sdtfl="http://schemas.microsoft.com/office/word/2024/wordml/sdtformatlock" xmlns:w16se="http://schemas.microsoft.com/office/word/2015/wordml/symex" xmlns:wpg="http://schemas.microsoft.com/office/word/2010/wordprocessingGroup" xmlns:wpi="http://schemas.microsoft.com/office/word/2010/wordprocessingInk" xmlns:wne="http://schemas.microsoft.com/office/word/2006/wordml" xmlns:wps="http://schemas.microsoft.com/office/word/2010/wordprocessingShape" mc:Ignorable="w14 w15 w16se w16cid w16 w16cex w16sdtdh w16sdtfl w16du wp14">
+<w:ftr xmlns:wpc="http://schemas.microsoft.com/office/word/2010/wordprocessingCanvas" xmlns:cx="http://schemas.microsoft.com/office/drawing/2014/chartex" xmlns:cx1="http://schemas.microsoft.com/office/drawing/2015/9/8/chartex" xmlns:cx2="http://schemas.microsoft.com/office/drawing/2015/10/21/chartex" xmlns:cx3="http://schemas.microsoft.com/office/drawing/2016/5/9/chartex" xmlns:cx4="http://schemas.microsoft.com/office/drawing/2016/5/10/chartex" xmlns:cx5="http://schemas.microsoft.com/office/drawing/2016/5/11/chartex" xmlns:cx6="http://schemas.microsoft.com/office/drawing/2016/5/12/chartex" xmlns:cx7="http://schemas.microsoft.com/office/drawing/2016/5/13/chartex" xmlns:cx8="http://schemas.microsoft.com/office/drawing/2016/5/14/chartex" xmlns:mc="http://schemas.openxmlformats.org/markup-compatibility/2006" xmlns:aink="http://schemas.microsoft.com/office/drawing/2016/ink" xmlns:am3d="http://schemas.microsoft.com/office/drawing/2017/model3d" xmlns:o="urn:schemas-microsoft-com:office:office" xmlns:oel="http://schemas.microsoft.com/office/2019/extlst" xmlns:r="http://schemas.openxmlformats.org/officeDocument/2006/relationships" xmlns:m="http://schemas.openxmlformats.org/officeDocument/2006/math" xmlns:v="urn:schemas-microsoft-com:vml" xmlns:wp14="http://schemas.microsoft.com/office/word/2010/wordprocessingDrawing" xmlns:wp="http://schemas.openxmlformats.org/drawingml/2006/wordprocessingDrawing" xmlns:w10="urn:schemas-microsoft-com:office:word" xmlns:w="http://schemas.openxmlformats.org/wordprocessingml/2006/main" xmlns:w14="http://schemas.microsoft.com/office/word/2010/wordml" xmlns:w15="http://schemas.microsoft.com/office/word/2012/wordml" xmlns:w16cei="http://schemas.microsoft.com/office/word/2026/wordml/cei" xmlns:w16cex="http://schemas.microsoft.com/office/word/2018/wordml/cex" xmlns:w16cid="http://schemas.microsoft.com/office/word/2016/wordml/cid" xmlns:w16="http://schemas.microsoft.com/office/word/2018/wordml" xmlns:w16du="http://schemas.microsoft.com/office/word/2023/wordml/word16du" xmlns:w16sdtdh="http://schemas.microsoft.com/office/word/2020/wordml/sdtdatahash" xmlns:w16sdtfl="http://schemas.microsoft.com/office/word/2024/wordml/sdtformatlock" xmlns:w16se="http://schemas.microsoft.com/office/word/2015/wordml/symex" xmlns:wpg="http://schemas.microsoft.com/office/word/2010/wordprocessingGroup" xmlns:wpi="http://schemas.microsoft.com/office/word/2010/wordprocessingInk" xmlns:wne="http://schemas.microsoft.com/office/word/2006/wordml" xmlns:wps="http://schemas.microsoft.com/office/word/2010/wordprocessingShape" mc:Ignorable="w14 w15 w16se w16cid w16 w16cex w16sdtdh w16sdtfl w16du wp14">
   <w:tbl>
     <w:tblPr>
       <w:tblStyle w:val="TableGrid"/>
@@ -4301,7 +3817,28 @@
             <w:rPr>
               <w:sz w:val="14"/>
             </w:rPr>
-            <w:t xml:space="preserve"> of 16</w:t>
+            <w:t xml:space="preserve"> of </w:t>
+          </w:r>
+          <w:r>
+            <w:fldChar w:fldCharType="begin"/>
+          </w:r>
+          <w:r>
+            <w:instrText xml:space="preserve"> NUMPAGES   \* MERGEFORMAT </w:instrText>
+          </w:r>
+          <w:r>
+            <w:fldChar w:fldCharType="separate"/>
+          </w:r>
+          <w:r>
+            <w:rPr>
+              <w:sz w:val="14"/>
+            </w:rPr>
+            <w:t>16</w:t>
+          </w:r>
+          <w:r>
+            <w:rPr>
+              <w:sz w:val="14"/>
+            </w:rPr>
+            <w:fldChar w:fldCharType="end"/>
           </w:r>
         </w:p>
       </w:tc>
@@ -4313,19 +3850,11 @@
       <w:ind w:left="0" w:firstLine="0"/>
       <w:jc w:val="center"/>
     </w:pPr>
-    <w:proofErr w:type="spellStart"/>
     <w:r>
       <w:rPr>
         <w:sz w:val="16"/>
       </w:rPr>
-      <w:t>CloudFuze</w:t>
-    </w:r>
-    <w:proofErr w:type="spellEnd"/>
-    <w:r>
-      <w:rPr>
-        <w:sz w:val="16"/>
-      </w:rPr>
-      <w:t xml:space="preserve">, Inc. </w:t>
+      <w:t xml:space="preserve">CloudFuze, Inc. </w:t>
     </w:r>
     <w:r>
       <w:rPr>
@@ -4457,7 +3986,7 @@
 </file>
 
 <file path=word/footer4.xml><?xml version="1.0" encoding="utf-8"?>
-<w:ftr xmlns:wpc="http://schemas.microsoft.com/office/word/2010/wordprocessingCanvas" xmlns:cx="http://schemas.microsoft.com/office/drawing/2014/chartex" xmlns:cx1="http://schemas.microsoft.com/office/drawing/2015/9/8/chartex" xmlns:cx2="http://schemas.microsoft.com/office/drawing/2015/10/21/chartex" xmlns:cx3="http://schemas.microsoft.com/office/drawing/2016/5/9/chartex" xmlns:cx4="http://schemas.microsoft.com/office/drawing/2016/5/10/chartex" xmlns:cx5="http://schemas.microsoft.com/office/drawing/2016/5/11/chartex" xmlns:cx6="http://schemas.microsoft.com/office/drawing/2016/5/12/chartex" xmlns:cx7="http://schemas.microsoft.com/office/drawing/2016/5/13/chartex" xmlns:cx8="http://schemas.microsoft.com/office/drawing/2016/5/14/chartex" xmlns:mc="http://schemas.openxmlformats.org/markup-compatibility/2006" xmlns:aink="http://schemas.microsoft.com/office/drawing/2016/ink" xmlns:am3d="http://schemas.microsoft.com/office/drawing/2017/model3d" xmlns:o="urn:schemas-microsoft-com:office:office" xmlns:oel="http://schemas.microsoft.com/office/2019/extlst" xmlns:r="http://schemas.openxmlformats.org/officeDocument/2006/relationships" xmlns:m="http://schemas.openxmlformats.org/officeDocument/2006/math" xmlns:v="urn:schemas-microsoft-com:vml" xmlns:wp14="http://schemas.microsoft.com/office/word/2010/wordprocessingDrawing" xmlns:wp="http://schemas.openxmlformats.org/drawingml/2006/wordprocessingDrawing" xmlns:w10="urn:schemas-microsoft-com:office:word" xmlns:w="http://schemas.openxmlformats.org/wordprocessingml/2006/main" xmlns:w14="http://schemas.microsoft.com/office/word/2010/wordml" xmlns:w15="http://schemas.microsoft.com/office/word/2012/wordml" xmlns:w16cex="http://schemas.microsoft.com/office/word/2018/wordml/cex" xmlns:w16cid="http://schemas.microsoft.com/office/word/2016/wordml/cid" xmlns:w16="http://schemas.microsoft.com/office/word/2018/wordml" xmlns:w16du="http://schemas.microsoft.com/office/word/2023/wordml/word16du" xmlns:w16sdtdh="http://schemas.microsoft.com/office/word/2020/wordml/sdtdatahash" xmlns:w16sdtfl="http://schemas.microsoft.com/office/word/2024/wordml/sdtformatlock" xmlns:w16se="http://schemas.microsoft.com/office/word/2015/wordml/symex" xmlns:wpg="http://schemas.microsoft.com/office/word/2010/wordprocessingGroup" xmlns:wpi="http://schemas.microsoft.com/office/word/2010/wordprocessingInk" xmlns:wne="http://schemas.microsoft.com/office/word/2006/wordml" xmlns:wps="http://schemas.microsoft.com/office/word/2010/wordprocessingShape" mc:Ignorable="w14 w15 w16se w16cid w16 w16cex w16sdtdh w16sdtfl w16du wp14">
+<w:ftr xmlns:wpc="http://schemas.microsoft.com/office/word/2010/wordprocessingCanvas" xmlns:cx="http://schemas.microsoft.com/office/drawing/2014/chartex" xmlns:cx1="http://schemas.microsoft.com/office/drawing/2015/9/8/chartex" xmlns:cx2="http://schemas.microsoft.com/office/drawing/2015/10/21/chartex" xmlns:cx3="http://schemas.microsoft.com/office/drawing/2016/5/9/chartex" xmlns:cx4="http://schemas.microsoft.com/office/drawing/2016/5/10/chartex" xmlns:cx5="http://schemas.microsoft.com/office/drawing/2016/5/11/chartex" xmlns:cx6="http://schemas.microsoft.com/office/drawing/2016/5/12/chartex" xmlns:cx7="http://schemas.microsoft.com/office/drawing/2016/5/13/chartex" xmlns:cx8="http://schemas.microsoft.com/office/drawing/2016/5/14/chartex" xmlns:mc="http://schemas.openxmlformats.org/markup-compatibility/2006" xmlns:aink="http://schemas.microsoft.com/office/drawing/2016/ink" xmlns:am3d="http://schemas.microsoft.com/office/drawing/2017/model3d" xmlns:o="urn:schemas-microsoft-com:office:office" xmlns:oel="http://schemas.microsoft.com/office/2019/extlst" xmlns:r="http://schemas.openxmlformats.org/officeDocument/2006/relationships" xmlns:m="http://schemas.openxmlformats.org/officeDocument/2006/math" xmlns:v="urn:schemas-microsoft-com:vml" xmlns:wp14="http://schemas.microsoft.com/office/word/2010/wordprocessingDrawing" xmlns:wp="http://schemas.openxmlformats.org/drawingml/2006/wordprocessingDrawing" xmlns:w10="urn:schemas-microsoft-com:office:word" xmlns:w="http://schemas.openxmlformats.org/wordprocessingml/2006/main" xmlns:w14="http://schemas.microsoft.com/office/word/2010/wordml" xmlns:w15="http://schemas.microsoft.com/office/word/2012/wordml" xmlns:w16cei="http://schemas.microsoft.com/office/word/2026/wordml/cei" xmlns:w16cex="http://schemas.microsoft.com/office/word/2018/wordml/cex" xmlns:w16cid="http://schemas.microsoft.com/office/word/2016/wordml/cid" xmlns:w16="http://schemas.microsoft.com/office/word/2018/wordml" xmlns:w16du="http://schemas.microsoft.com/office/word/2023/wordml/word16du" xmlns:w16sdtdh="http://schemas.microsoft.com/office/word/2020/wordml/sdtdatahash" xmlns:w16sdtfl="http://schemas.microsoft.com/office/word/2024/wordml/sdtformatlock" xmlns:w16se="http://schemas.microsoft.com/office/word/2015/wordml/symex" xmlns:wpg="http://schemas.microsoft.com/office/word/2010/wordprocessingGroup" xmlns:wpi="http://schemas.microsoft.com/office/word/2010/wordprocessingInk" xmlns:wne="http://schemas.microsoft.com/office/word/2006/wordml" xmlns:wps="http://schemas.microsoft.com/office/word/2010/wordprocessingShape" mc:Ignorable="w14 w15 w16se w16cid w16 w16cex w16sdtdh w16sdtfl w16du wp14">
   <w:p>
     <w:pPr>
       <w:spacing w:after="160" w:line="259" w:lineRule="auto"/>
@@ -4469,7 +3998,7 @@
 </file>
 
 <file path=word/footer5.xml><?xml version="1.0" encoding="utf-8"?>
-<w:ftr xmlns:wpc="http://schemas.microsoft.com/office/word/2010/wordprocessingCanvas" xmlns:cx="http://schemas.microsoft.com/office/drawing/2014/chartex" xmlns:cx1="http://schemas.microsoft.com/office/drawing/2015/9/8/chartex" xmlns:cx2="http://schemas.microsoft.com/office/drawing/2015/10/21/chartex" xmlns:cx3="http://schemas.microsoft.com/office/drawing/2016/5/9/chartex" xmlns:cx4="http://schemas.microsoft.com/office/drawing/2016/5/10/chartex" xmlns:cx5="http://schemas.microsoft.com/office/drawing/2016/5/11/chartex" xmlns:cx6="http://schemas.microsoft.com/office/drawing/2016/5/12/chartex" xmlns:cx7="http://schemas.microsoft.com/office/drawing/2016/5/13/chartex" xmlns:cx8="http://schemas.microsoft.com/office/drawing/2016/5/14/chartex" xmlns:mc="http://schemas.openxmlformats.org/markup-compatibility/2006" xmlns:aink="http://schemas.microsoft.com/office/drawing/2016/ink" xmlns:am3d="http://schemas.microsoft.com/office/drawing/2017/model3d" xmlns:o="urn:schemas-microsoft-com:office:office" xmlns:oel="http://schemas.microsoft.com/office/2019/extlst" xmlns:r="http://schemas.openxmlformats.org/officeDocument/2006/relationships" xmlns:m="http://schemas.openxmlformats.org/officeDocument/2006/math" xmlns:v="urn:schemas-microsoft-com:vml" xmlns:wp14="http://schemas.microsoft.com/office/word/2010/wordprocessingDrawing" xmlns:wp="http://schemas.openxmlformats.org/drawingml/2006/wordprocessingDrawing" xmlns:w10="urn:schemas-microsoft-com:office:word" xmlns:w="http://schemas.openxmlformats.org/wordprocessingml/2006/main" xmlns:w14="http://schemas.microsoft.com/office/word/2010/wordml" xmlns:w15="http://schemas.microsoft.com/office/word/2012/wordml" xmlns:w16cex="http://schemas.microsoft.com/office/word/2018/wordml/cex" xmlns:w16cid="http://schemas.microsoft.com/office/word/2016/wordml/cid" xmlns:w16="http://schemas.microsoft.com/office/word/2018/wordml" xmlns:w16du="http://schemas.microsoft.com/office/word/2023/wordml/word16du" xmlns:w16sdtdh="http://schemas.microsoft.com/office/word/2020/wordml/sdtdatahash" xmlns:w16sdtfl="http://schemas.microsoft.com/office/word/2024/wordml/sdtformatlock" xmlns:w16se="http://schemas.microsoft.com/office/word/2015/wordml/symex" xmlns:wpg="http://schemas.microsoft.com/office/word/2010/wordprocessingGroup" xmlns:wpi="http://schemas.microsoft.com/office/word/2010/wordprocessingInk" xmlns:wne="http://schemas.microsoft.com/office/word/2006/wordml" xmlns:wps="http://schemas.microsoft.com/office/word/2010/wordprocessingShape" mc:Ignorable="w14 w15 w16se w16cid w16 w16cex w16sdtdh w16sdtfl w16du wp14">
+<w:ftr xmlns:wpc="http://schemas.microsoft.com/office/word/2010/wordprocessingCanvas" xmlns:cx="http://schemas.microsoft.com/office/drawing/2014/chartex" xmlns:cx1="http://schemas.microsoft.com/office/drawing/2015/9/8/chartex" xmlns:cx2="http://schemas.microsoft.com/office/drawing/2015/10/21/chartex" xmlns:cx3="http://schemas.microsoft.com/office/drawing/2016/5/9/chartex" xmlns:cx4="http://schemas.microsoft.com/office/drawing/2016/5/10/chartex" xmlns:cx5="http://schemas.microsoft.com/office/drawing/2016/5/11/chartex" xmlns:cx6="http://schemas.microsoft.com/office/drawing/2016/5/12/chartex" xmlns:cx7="http://schemas.microsoft.com/office/drawing/2016/5/13/chartex" xmlns:cx8="http://schemas.microsoft.com/office/drawing/2016/5/14/chartex" xmlns:mc="http://schemas.openxmlformats.org/markup-compatibility/2006" xmlns:aink="http://schemas.microsoft.com/office/drawing/2016/ink" xmlns:am3d="http://schemas.microsoft.com/office/drawing/2017/model3d" xmlns:o="urn:schemas-microsoft-com:office:office" xmlns:oel="http://schemas.microsoft.com/office/2019/extlst" xmlns:r="http://schemas.openxmlformats.org/officeDocument/2006/relationships" xmlns:m="http://schemas.openxmlformats.org/officeDocument/2006/math" xmlns:v="urn:schemas-microsoft-com:vml" xmlns:wp14="http://schemas.microsoft.com/office/word/2010/wordprocessingDrawing" xmlns:wp="http://schemas.openxmlformats.org/drawingml/2006/wordprocessingDrawing" xmlns:w10="urn:schemas-microsoft-com:office:word" xmlns:w="http://schemas.openxmlformats.org/wordprocessingml/2006/main" xmlns:w14="http://schemas.microsoft.com/office/word/2010/wordml" xmlns:w15="http://schemas.microsoft.com/office/word/2012/wordml" xmlns:w16cei="http://schemas.microsoft.com/office/word/2026/wordml/cei" xmlns:w16cex="http://schemas.microsoft.com/office/word/2018/wordml/cex" xmlns:w16cid="http://schemas.microsoft.com/office/word/2016/wordml/cid" xmlns:w16="http://schemas.microsoft.com/office/word/2018/wordml" xmlns:w16du="http://schemas.microsoft.com/office/word/2023/wordml/word16du" xmlns:w16sdtdh="http://schemas.microsoft.com/office/word/2020/wordml/sdtdatahash" xmlns:w16sdtfl="http://schemas.microsoft.com/office/word/2024/wordml/sdtformatlock" xmlns:w16se="http://schemas.microsoft.com/office/word/2015/wordml/symex" xmlns:wpg="http://schemas.microsoft.com/office/word/2010/wordprocessingGroup" xmlns:wpi="http://schemas.microsoft.com/office/word/2010/wordprocessingInk" xmlns:wne="http://schemas.microsoft.com/office/word/2006/wordml" xmlns:wps="http://schemas.microsoft.com/office/word/2010/wordprocessingShape" mc:Ignorable="w14 w15 w16se w16cid w16 w16cex w16sdtdh w16sdtfl w16du wp14">
   <w:p>
     <w:pPr>
       <w:spacing w:after="160" w:line="259" w:lineRule="auto"/>
@@ -4481,7 +4010,7 @@
 </file>
 
 <file path=word/footer6.xml><?xml version="1.0" encoding="utf-8"?>
-<w:ftr xmlns:wpc="http://schemas.microsoft.com/office/word/2010/wordprocessingCanvas" xmlns:cx="http://schemas.microsoft.com/office/drawing/2014/chartex" xmlns:cx1="http://schemas.microsoft.com/office/drawing/2015/9/8/chartex" xmlns:cx2="http://schemas.microsoft.com/office/drawing/2015/10/21/chartex" xmlns:cx3="http://schemas.microsoft.com/office/drawing/2016/5/9/chartex" xmlns:cx4="http://schemas.microsoft.com/office/drawing/2016/5/10/chartex" xmlns:cx5="http://schemas.microsoft.com/office/drawing/2016/5/11/chartex" xmlns:cx6="http://schemas.microsoft.com/office/drawing/2016/5/12/chartex" xmlns:cx7="http://schemas.microsoft.com/office/drawing/2016/5/13/chartex" xmlns:cx8="http://schemas.microsoft.com/office/drawing/2016/5/14/chartex" xmlns:mc="http://schemas.openxmlformats.org/markup-compatibility/2006" xmlns:aink="http://schemas.microsoft.com/office/drawing/2016/ink" xmlns:am3d="http://schemas.microsoft.com/office/drawing/2017/model3d" xmlns:o="urn:schemas-microsoft-com:office:office" xmlns:oel="http://schemas.microsoft.com/office/2019/extlst" xmlns:r="http://schemas.openxmlformats.org/officeDocument/2006/relationships" xmlns:m="http://schemas.openxmlformats.org/officeDocument/2006/math" xmlns:v="urn:schemas-microsoft-com:vml" xmlns:wp14="http://schemas.microsoft.com/office/word/2010/wordprocessingDrawing" xmlns:wp="http://schemas.openxmlformats.org/drawingml/2006/wordprocessingDrawing" xmlns:w10="urn:schemas-microsoft-com:office:word" xmlns:w="http://schemas.openxmlformats.org/wordprocessingml/2006/main" xmlns:w14="http://schemas.microsoft.com/office/word/2010/wordml" xmlns:w15="http://schemas.microsoft.com/office/word/2012/wordml" xmlns:w16cex="http://schemas.microsoft.com/office/word/2018/wordml/cex" xmlns:w16cid="http://schemas.microsoft.com/office/word/2016/wordml/cid" xmlns:w16="http://schemas.microsoft.com/office/word/2018/wordml" xmlns:w16du="http://schemas.microsoft.com/office/word/2023/wordml/word16du" xmlns:w16sdtdh="http://schemas.microsoft.com/office/word/2020/wordml/sdtdatahash" xmlns:w16sdtfl="http://schemas.microsoft.com/office/word/2024/wordml/sdtformatlock" xmlns:w16se="http://schemas.microsoft.com/office/word/2015/wordml/symex" xmlns:wpg="http://schemas.microsoft.com/office/word/2010/wordprocessingGroup" xmlns:wpi="http://schemas.microsoft.com/office/word/2010/wordprocessingInk" xmlns:wne="http://schemas.microsoft.com/office/word/2006/wordml" xmlns:wps="http://schemas.microsoft.com/office/word/2010/wordprocessingShape" mc:Ignorable="w14 w15 w16se w16cid w16 w16cex w16sdtdh w16sdtfl w16du wp14">
+<w:ftr xmlns:wpc="http://schemas.microsoft.com/office/word/2010/wordprocessingCanvas" xmlns:cx="http://schemas.microsoft.com/office/drawing/2014/chartex" xmlns:cx1="http://schemas.microsoft.com/office/drawing/2015/9/8/chartex" xmlns:cx2="http://schemas.microsoft.com/office/drawing/2015/10/21/chartex" xmlns:cx3="http://schemas.microsoft.com/office/drawing/2016/5/9/chartex" xmlns:cx4="http://schemas.microsoft.com/office/drawing/2016/5/10/chartex" xmlns:cx5="http://schemas.microsoft.com/office/drawing/2016/5/11/chartex" xmlns:cx6="http://schemas.microsoft.com/office/drawing/2016/5/12/chartex" xmlns:cx7="http://schemas.microsoft.com/office/drawing/2016/5/13/chartex" xmlns:cx8="http://schemas.microsoft.com/office/drawing/2016/5/14/chartex" xmlns:mc="http://schemas.openxmlformats.org/markup-compatibility/2006" xmlns:aink="http://schemas.microsoft.com/office/drawing/2016/ink" xmlns:am3d="http://schemas.microsoft.com/office/drawing/2017/model3d" xmlns:o="urn:schemas-microsoft-com:office:office" xmlns:oel="http://schemas.microsoft.com/office/2019/extlst" xmlns:r="http://schemas.openxmlformats.org/officeDocument/2006/relationships" xmlns:m="http://schemas.openxmlformats.org/officeDocument/2006/math" xmlns:v="urn:schemas-microsoft-com:vml" xmlns:wp14="http://schemas.microsoft.com/office/word/2010/wordprocessingDrawing" xmlns:wp="http://schemas.openxmlformats.org/drawingml/2006/wordprocessingDrawing" xmlns:w10="urn:schemas-microsoft-com:office:word" xmlns:w="http://schemas.openxmlformats.org/wordprocessingml/2006/main" xmlns:w14="http://schemas.microsoft.com/office/word/2010/wordml" xmlns:w15="http://schemas.microsoft.com/office/word/2012/wordml" xmlns:w16cei="http://schemas.microsoft.com/office/word/2026/wordml/cei" xmlns:w16cex="http://schemas.microsoft.com/office/word/2018/wordml/cex" xmlns:w16cid="http://schemas.microsoft.com/office/word/2016/wordml/cid" xmlns:w16="http://schemas.microsoft.com/office/word/2018/wordml" xmlns:w16du="http://schemas.microsoft.com/office/word/2023/wordml/word16du" xmlns:w16sdtdh="http://schemas.microsoft.com/office/word/2020/wordml/sdtdatahash" xmlns:w16sdtfl="http://schemas.microsoft.com/office/word/2024/wordml/sdtformatlock" xmlns:w16se="http://schemas.microsoft.com/office/word/2015/wordml/symex" xmlns:wpg="http://schemas.microsoft.com/office/word/2010/wordprocessingGroup" xmlns:wpi="http://schemas.microsoft.com/office/word/2010/wordprocessingInk" xmlns:wne="http://schemas.microsoft.com/office/word/2006/wordml" xmlns:wps="http://schemas.microsoft.com/office/word/2010/wordprocessingShape" mc:Ignorable="w14 w15 w16se w16cid w16 w16cex w16sdtdh w16sdtfl w16du wp14">
   <w:p>
     <w:pPr>
       <w:spacing w:after="160" w:line="259" w:lineRule="auto"/>
@@ -4493,7 +4022,7 @@
 </file>
 
 <file path=word/footnotes.xml><?xml version="1.0" encoding="utf-8"?>
-<w:footnotes xmlns:wpc="http://schemas.microsoft.com/office/word/2010/wordprocessingCanvas" xmlns:cx="http://schemas.microsoft.com/office/drawing/2014/chartex" xmlns:cx1="http://schemas.microsoft.com/office/drawing/2015/9/8/chartex" xmlns:cx2="http://schemas.microsoft.com/office/drawing/2015/10/21/chartex" xmlns:cx3="http://schemas.microsoft.com/office/drawing/2016/5/9/chartex" xmlns:cx4="http://schemas.microsoft.com/office/drawing/2016/5/10/chartex" xmlns:cx5="http://schemas.microsoft.com/office/drawing/2016/5/11/chartex" xmlns:cx6="http://schemas.microsoft.com/office/drawing/2016/5/12/chartex" xmlns:cx7="http://schemas.microsoft.com/office/drawing/2016/5/13/chartex" xmlns:cx8="http://schemas.microsoft.com/office/drawing/2016/5/14/chartex" xmlns:mc="http://schemas.openxmlformats.org/markup-compatibility/2006" xmlns:aink="http://schemas.microsoft.com/office/drawing/2016/ink" xmlns:am3d="http://schemas.microsoft.com/office/drawing/2017/model3d" xmlns:o="urn:schemas-microsoft-com:office:office" xmlns:oel="http://schemas.microsoft.com/office/2019/extlst" xmlns:r="http://schemas.openxmlformats.org/officeDocument/2006/relationships" xmlns:m="http://schemas.openxmlformats.org/officeDocument/2006/math" xmlns:v="urn:schemas-microsoft-com:vml" xmlns:wp14="http://schemas.microsoft.com/office/word/2010/wordprocessingDrawing" xmlns:wp="http://schemas.openxmlformats.org/drawingml/2006/wordprocessingDrawing" xmlns:w10="urn:schemas-microsoft-com:office:word" xmlns:w="http://schemas.openxmlformats.org/wordprocessingml/2006/main" xmlns:w14="http://schemas.microsoft.com/office/word/2010/wordml" xmlns:w15="http://schemas.microsoft.com/office/word/2012/wordml" xmlns:w16cex="http://schemas.microsoft.com/office/word/2018/wordml/cex" xmlns:w16cid="http://schemas.microsoft.com/office/word/2016/wordml/cid" xmlns:w16="http://schemas.microsoft.com/office/word/2018/wordml" xmlns:w16du="http://schemas.microsoft.com/office/word/2023/wordml/word16du" xmlns:w16sdtdh="http://schemas.microsoft.com/office/word/2020/wordml/sdtdatahash" xmlns:w16sdtfl="http://schemas.microsoft.com/office/word/2024/wordml/sdtformatlock" xmlns:w16se="http://schemas.microsoft.com/office/word/2015/wordml/symex" xmlns:wpg="http://schemas.microsoft.com/office/word/2010/wordprocessingGroup" xmlns:wpi="http://schemas.microsoft.com/office/word/2010/wordprocessingInk" xmlns:wne="http://schemas.microsoft.com/office/word/2006/wordml" xmlns:wps="http://schemas.microsoft.com/office/word/2010/wordprocessingShape" mc:Ignorable="w14 w15 w16se w16cid w16 w16cex w16sdtdh w16sdtfl w16du wp14">
+<w:footnotes xmlns:wpc="http://schemas.microsoft.com/office/word/2010/wordprocessingCanvas" xmlns:cx="http://schemas.microsoft.com/office/drawing/2014/chartex" xmlns:cx1="http://schemas.microsoft.com/office/drawing/2015/9/8/chartex" xmlns:cx2="http://schemas.microsoft.com/office/drawing/2015/10/21/chartex" xmlns:cx3="http://schemas.microsoft.com/office/drawing/2016/5/9/chartex" xmlns:cx4="http://schemas.microsoft.com/office/drawing/2016/5/10/chartex" xmlns:cx5="http://schemas.microsoft.com/office/drawing/2016/5/11/chartex" xmlns:cx6="http://schemas.microsoft.com/office/drawing/2016/5/12/chartex" xmlns:cx7="http://schemas.microsoft.com/office/drawing/2016/5/13/chartex" xmlns:cx8="http://schemas.microsoft.com/office/drawing/2016/5/14/chartex" xmlns:mc="http://schemas.openxmlformats.org/markup-compatibility/2006" xmlns:aink="http://schemas.microsoft.com/office/drawing/2016/ink" xmlns:am3d="http://schemas.microsoft.com/office/drawing/2017/model3d" xmlns:o="urn:schemas-microsoft-com:office:office" xmlns:oel="http://schemas.microsoft.com/office/2019/extlst" xmlns:r="http://schemas.openxmlformats.org/officeDocument/2006/relationships" xmlns:m="http://schemas.openxmlformats.org/officeDocument/2006/math" xmlns:v="urn:schemas-microsoft-com:vml" xmlns:wp14="http://schemas.microsoft.com/office/word/2010/wordprocessingDrawing" xmlns:wp="http://schemas.openxmlformats.org/drawingml/2006/wordprocessingDrawing" xmlns:w10="urn:schemas-microsoft-com:office:word" xmlns:w="http://schemas.openxmlformats.org/wordprocessingml/2006/main" xmlns:w14="http://schemas.microsoft.com/office/word/2010/wordml" xmlns:w15="http://schemas.microsoft.com/office/word/2012/wordml" xmlns:w16cei="http://schemas.microsoft.com/office/word/2026/wordml/cei" xmlns:w16cex="http://schemas.microsoft.com/office/word/2018/wordml/cex" xmlns:w16cid="http://schemas.microsoft.com/office/word/2016/wordml/cid" xmlns:w16="http://schemas.microsoft.com/office/word/2018/wordml" xmlns:w16du="http://schemas.microsoft.com/office/word/2023/wordml/word16du" xmlns:w16sdtdh="http://schemas.microsoft.com/office/word/2020/wordml/sdtdatahash" xmlns:w16sdtfl="http://schemas.microsoft.com/office/word/2024/wordml/sdtformatlock" xmlns:w16se="http://schemas.microsoft.com/office/word/2015/wordml/symex" xmlns:wpg="http://schemas.microsoft.com/office/word/2010/wordprocessingGroup" xmlns:wpi="http://schemas.microsoft.com/office/word/2010/wordprocessingInk" xmlns:wne="http://schemas.microsoft.com/office/word/2006/wordml" xmlns:wps="http://schemas.microsoft.com/office/word/2010/wordprocessingShape" mc:Ignorable="w14 w15 w16se w16cid w16 w16cex w16sdtdh w16sdtfl w16du wp14">
   <w:footnote w:type="separator" w:id="-1">
     <w:p>
       <w:pPr>
@@ -4518,7 +4047,7 @@
 </file>
 
 <file path=word/header1.xml><?xml version="1.0" encoding="utf-8"?>
-<w:hdr xmlns:wpc="http://schemas.microsoft.com/office/word/2010/wordprocessingCanvas" xmlns:cx="http://schemas.microsoft.com/office/drawing/2014/chartex" xmlns:cx1="http://schemas.microsoft.com/office/drawing/2015/9/8/chartex" xmlns:cx2="http://schemas.microsoft.com/office/drawing/2015/10/21/chartex" xmlns:cx3="http://schemas.microsoft.com/office/drawing/2016/5/9/chartex" xmlns:cx4="http://schemas.microsoft.com/office/drawing/2016/5/10/chartex" xmlns:cx5="http://schemas.microsoft.com/office/drawing/2016/5/11/chartex" xmlns:cx6="http://schemas.microsoft.com/office/drawing/2016/5/12/chartex" xmlns:cx7="http://schemas.microsoft.com/office/drawing/2016/5/13/chartex" xmlns:cx8="http://schemas.microsoft.com/office/drawing/2016/5/14/chartex" xmlns:mc="http://schemas.openxmlformats.org/markup-compatibility/2006" xmlns:aink="http://schemas.microsoft.com/office/drawing/2016/ink" xmlns:am3d="http://schemas.microsoft.com/office/drawing/2017/model3d" xmlns:o="urn:schemas-microsoft-com:office:office" xmlns:oel="http://schemas.microsoft.com/office/2019/extlst" xmlns:r="http://schemas.openxmlformats.org/officeDocument/2006/relationships" xmlns:m="http://schemas.openxmlformats.org/officeDocument/2006/math" xmlns:v="urn:schemas-microsoft-com:vml" xmlns:wp14="http://schemas.microsoft.com/office/word/2010/wordprocessingDrawing" xmlns:wp="http://schemas.openxmlformats.org/drawingml/2006/wordprocessingDrawing" xmlns:w10="urn:schemas-microsoft-com:office:word" xmlns:w="http://schemas.openxmlformats.org/wordprocessingml/2006/main" xmlns:w14="http://schemas.microsoft.com/office/word/2010/wordml" xmlns:w15="http://schemas.microsoft.com/office/word/2012/wordml" xmlns:w16cex="http://schemas.microsoft.com/office/word/2018/wordml/cex" xmlns:w16cid="http://schemas.microsoft.com/office/word/2016/wordml/cid" xmlns:w16="http://schemas.microsoft.com/office/word/2018/wordml" xmlns:w16du="http://schemas.microsoft.com/office/word/2023/wordml/word16du" xmlns:w16sdtdh="http://schemas.microsoft.com/office/word/2020/wordml/sdtdatahash" xmlns:w16sdtfl="http://schemas.microsoft.com/office/word/2024/wordml/sdtformatlock" xmlns:w16se="http://schemas.microsoft.com/office/word/2015/wordml/symex" xmlns:wpg="http://schemas.microsoft.com/office/word/2010/wordprocessingGroup" xmlns:wpi="http://schemas.microsoft.com/office/word/2010/wordprocessingInk" xmlns:wne="http://schemas.microsoft.com/office/word/2006/wordml" xmlns:wps="http://schemas.microsoft.com/office/word/2010/wordprocessingShape" mc:Ignorable="w14 w15 w16se w16cid w16 w16cex w16sdtdh w16sdtfl w16du wp14">
+<w:hdr xmlns:wpc="http://schemas.microsoft.com/office/word/2010/wordprocessingCanvas" xmlns:cx="http://schemas.microsoft.com/office/drawing/2014/chartex" xmlns:cx1="http://schemas.microsoft.com/office/drawing/2015/9/8/chartex" xmlns:cx2="http://schemas.microsoft.com/office/drawing/2015/10/21/chartex" xmlns:cx3="http://schemas.microsoft.com/office/drawing/2016/5/9/chartex" xmlns:cx4="http://schemas.microsoft.com/office/drawing/2016/5/10/chartex" xmlns:cx5="http://schemas.microsoft.com/office/drawing/2016/5/11/chartex" xmlns:cx6="http://schemas.microsoft.com/office/drawing/2016/5/12/chartex" xmlns:cx7="http://schemas.microsoft.com/office/drawing/2016/5/13/chartex" xmlns:cx8="http://schemas.microsoft.com/office/drawing/2016/5/14/chartex" xmlns:mc="http://schemas.openxmlformats.org/markup-compatibility/2006" xmlns:aink="http://schemas.microsoft.com/office/drawing/2016/ink" xmlns:am3d="http://schemas.microsoft.com/office/drawing/2017/model3d" xmlns:o="urn:schemas-microsoft-com:office:office" xmlns:oel="http://schemas.microsoft.com/office/2019/extlst" xmlns:r="http://schemas.openxmlformats.org/officeDocument/2006/relationships" xmlns:m="http://schemas.openxmlformats.org/officeDocument/2006/math" xmlns:v="urn:schemas-microsoft-com:vml" xmlns:wp14="http://schemas.microsoft.com/office/word/2010/wordprocessingDrawing" xmlns:wp="http://schemas.openxmlformats.org/drawingml/2006/wordprocessingDrawing" xmlns:w10="urn:schemas-microsoft-com:office:word" xmlns:w="http://schemas.openxmlformats.org/wordprocessingml/2006/main" xmlns:w14="http://schemas.microsoft.com/office/word/2010/wordml" xmlns:w15="http://schemas.microsoft.com/office/word/2012/wordml" xmlns:w16cei="http://schemas.microsoft.com/office/word/2026/wordml/cei" xmlns:w16cex="http://schemas.microsoft.com/office/word/2018/wordml/cex" xmlns:w16cid="http://schemas.microsoft.com/office/word/2016/wordml/cid" xmlns:w16="http://schemas.microsoft.com/office/word/2018/wordml" xmlns:w16du="http://schemas.microsoft.com/office/word/2023/wordml/word16du" xmlns:w16sdtdh="http://schemas.microsoft.com/office/word/2020/wordml/sdtdatahash" xmlns:w16sdtfl="http://schemas.microsoft.com/office/word/2024/wordml/sdtformatlock" xmlns:w16se="http://schemas.microsoft.com/office/word/2015/wordml/symex" xmlns:wpg="http://schemas.microsoft.com/office/word/2010/wordprocessingGroup" xmlns:wpi="http://schemas.microsoft.com/office/word/2010/wordprocessingInk" xmlns:wne="http://schemas.microsoft.com/office/word/2006/wordml" xmlns:wps="http://schemas.microsoft.com/office/word/2010/wordprocessingShape" mc:Ignorable="w14 w15 w16se w16cid w16 w16cex w16sdtdh w16sdtfl w16du wp14">
   <w:p>
     <w:pPr>
       <w:spacing w:after="0" w:line="259" w:lineRule="auto"/>
@@ -4629,7 +4158,7 @@
 </file>
 
 <file path=word/header2.xml><?xml version="1.0" encoding="utf-8"?>
-<w:hdr xmlns:wpc="http://schemas.microsoft.com/office/word/2010/wordprocessingCanvas" xmlns:cx="http://schemas.microsoft.com/office/drawing/2014/chartex" xmlns:cx1="http://schemas.microsoft.com/office/drawing/2015/9/8/chartex" xmlns:cx2="http://schemas.microsoft.com/office/drawing/2015/10/21/chartex" xmlns:cx3="http://schemas.microsoft.com/office/drawing/2016/5/9/chartex" xmlns:cx4="http://schemas.microsoft.com/office/drawing/2016/5/10/chartex" xmlns:cx5="http://schemas.microsoft.com/office/drawing/2016/5/11/chartex" xmlns:cx6="http://schemas.microsoft.com/office/drawing/2016/5/12/chartex" xmlns:cx7="http://schemas.microsoft.com/office/drawing/2016/5/13/chartex" xmlns:cx8="http://schemas.microsoft.com/office/drawing/2016/5/14/chartex" xmlns:mc="http://schemas.openxmlformats.org/markup-compatibility/2006" xmlns:aink="http://schemas.microsoft.com/office/drawing/2016/ink" xmlns:am3d="http://schemas.microsoft.com/office/drawing/2017/model3d" xmlns:o="urn:schemas-microsoft-com:office:office" xmlns:oel="http://schemas.microsoft.com/office/2019/extlst" xmlns:r="http://schemas.openxmlformats.org/officeDocument/2006/relationships" xmlns:m="http://schemas.openxmlformats.org/officeDocument/2006/math" xmlns:v="urn:schemas-microsoft-com:vml" xmlns:wp14="http://schemas.microsoft.com/office/word/2010/wordprocessingDrawing" xmlns:wp="http://schemas.openxmlformats.org/drawingml/2006/wordprocessingDrawing" xmlns:w10="urn:schemas-microsoft-com:office:word" xmlns:w="http://schemas.openxmlformats.org/wordprocessingml/2006/main" xmlns:w14="http://schemas.microsoft.com/office/word/2010/wordml" xmlns:w15="http://schemas.microsoft.com/office/word/2012/wordml" xmlns:w16cex="http://schemas.microsoft.com/office/word/2018/wordml/cex" xmlns:w16cid="http://schemas.microsoft.com/office/word/2016/wordml/cid" xmlns:w16="http://schemas.microsoft.com/office/word/2018/wordml" xmlns:w16du="http://schemas.microsoft.com/office/word/2023/wordml/word16du" xmlns:w16sdtdh="http://schemas.microsoft.com/office/word/2020/wordml/sdtdatahash" xmlns:w16sdtfl="http://schemas.microsoft.com/office/word/2024/wordml/sdtformatlock" xmlns:w16se="http://schemas.microsoft.com/office/word/2015/wordml/symex" xmlns:wpg="http://schemas.microsoft.com/office/word/2010/wordprocessingGroup" xmlns:wpi="http://schemas.microsoft.com/office/word/2010/wordprocessingInk" xmlns:wne="http://schemas.microsoft.com/office/word/2006/wordml" xmlns:wps="http://schemas.microsoft.com/office/word/2010/wordprocessingShape" mc:Ignorable="w14 w15 w16se w16cid w16 w16cex w16sdtdh w16sdtfl w16du wp14">
+<w:hdr xmlns:wpc="http://schemas.microsoft.com/office/word/2010/wordprocessingCanvas" xmlns:cx="http://schemas.microsoft.com/office/drawing/2014/chartex" xmlns:cx1="http://schemas.microsoft.com/office/drawing/2015/9/8/chartex" xmlns:cx2="http://schemas.microsoft.com/office/drawing/2015/10/21/chartex" xmlns:cx3="http://schemas.microsoft.com/office/drawing/2016/5/9/chartex" xmlns:cx4="http://schemas.microsoft.com/office/drawing/2016/5/10/chartex" xmlns:cx5="http://schemas.microsoft.com/office/drawing/2016/5/11/chartex" xmlns:cx6="http://schemas.microsoft.com/office/drawing/2016/5/12/chartex" xmlns:cx7="http://schemas.microsoft.com/office/drawing/2016/5/13/chartex" xmlns:cx8="http://schemas.microsoft.com/office/drawing/2016/5/14/chartex" xmlns:mc="http://schemas.openxmlformats.org/markup-compatibility/2006" xmlns:aink="http://schemas.microsoft.com/office/drawing/2016/ink" xmlns:am3d="http://schemas.microsoft.com/office/drawing/2017/model3d" xmlns:o="urn:schemas-microsoft-com:office:office" xmlns:oel="http://schemas.microsoft.com/office/2019/extlst" xmlns:r="http://schemas.openxmlformats.org/officeDocument/2006/relationships" xmlns:m="http://schemas.openxmlformats.org/officeDocument/2006/math" xmlns:v="urn:schemas-microsoft-com:vml" xmlns:wp14="http://schemas.microsoft.com/office/word/2010/wordprocessingDrawing" xmlns:wp="http://schemas.openxmlformats.org/drawingml/2006/wordprocessingDrawing" xmlns:w10="urn:schemas-microsoft-com:office:word" xmlns:w="http://schemas.openxmlformats.org/wordprocessingml/2006/main" xmlns:w14="http://schemas.microsoft.com/office/word/2010/wordml" xmlns:w15="http://schemas.microsoft.com/office/word/2012/wordml" xmlns:w16cei="http://schemas.microsoft.com/office/word/2026/wordml/cei" xmlns:w16cex="http://schemas.microsoft.com/office/word/2018/wordml/cex" xmlns:w16cid="http://schemas.microsoft.com/office/word/2016/wordml/cid" xmlns:w16="http://schemas.microsoft.com/office/word/2018/wordml" xmlns:w16du="http://schemas.microsoft.com/office/word/2023/wordml/word16du" xmlns:w16sdtdh="http://schemas.microsoft.com/office/word/2020/wordml/sdtdatahash" xmlns:w16sdtfl="http://schemas.microsoft.com/office/word/2024/wordml/sdtformatlock" xmlns:w16se="http://schemas.microsoft.com/office/word/2015/wordml/symex" xmlns:wpg="http://schemas.microsoft.com/office/word/2010/wordprocessingGroup" xmlns:wpi="http://schemas.microsoft.com/office/word/2010/wordprocessingInk" xmlns:wne="http://schemas.microsoft.com/office/word/2006/wordml" xmlns:wps="http://schemas.microsoft.com/office/word/2010/wordprocessingShape" mc:Ignorable="w14 w15 w16se w16cid w16 w16cex w16sdtdh w16sdtfl w16du wp14">
   <w:p>
     <w:pPr>
       <w:spacing w:after="0" w:line="259" w:lineRule="auto"/>
@@ -4740,7 +4269,7 @@
 </file>
 
 <file path=word/header3.xml><?xml version="1.0" encoding="utf-8"?>
-<w:hdr xmlns:wpc="http://schemas.microsoft.com/office/word/2010/wordprocessingCanvas" xmlns:cx="http://schemas.microsoft.com/office/drawing/2014/chartex" xmlns:cx1="http://schemas.microsoft.com/office/drawing/2015/9/8/chartex" xmlns:cx2="http://schemas.microsoft.com/office/drawing/2015/10/21/chartex" xmlns:cx3="http://schemas.microsoft.com/office/drawing/2016/5/9/chartex" xmlns:cx4="http://schemas.microsoft.com/office/drawing/2016/5/10/chartex" xmlns:cx5="http://schemas.microsoft.com/office/drawing/2016/5/11/chartex" xmlns:cx6="http://schemas.microsoft.com/office/drawing/2016/5/12/chartex" xmlns:cx7="http://schemas.microsoft.com/office/drawing/2016/5/13/chartex" xmlns:cx8="http://schemas.microsoft.com/office/drawing/2016/5/14/chartex" xmlns:mc="http://schemas.openxmlformats.org/markup-compatibility/2006" xmlns:aink="http://schemas.microsoft.com/office/drawing/2016/ink" xmlns:am3d="http://schemas.microsoft.com/office/drawing/2017/model3d" xmlns:o="urn:schemas-microsoft-com:office:office" xmlns:oel="http://schemas.microsoft.com/office/2019/extlst" xmlns:r="http://schemas.openxmlformats.org/officeDocument/2006/relationships" xmlns:m="http://schemas.openxmlformats.org/officeDocument/2006/math" xmlns:v="urn:schemas-microsoft-com:vml" xmlns:wp14="http://schemas.microsoft.com/office/word/2010/wordprocessingDrawing" xmlns:wp="http://schemas.openxmlformats.org/drawingml/2006/wordprocessingDrawing" xmlns:w10="urn:schemas-microsoft-com:office:word" xmlns:w="http://schemas.openxmlformats.org/wordprocessingml/2006/main" xmlns:w14="http://schemas.microsoft.com/office/word/2010/wordml" xmlns:w15="http://schemas.microsoft.com/office/word/2012/wordml" xmlns:w16cex="http://schemas.microsoft.com/office/word/2018/wordml/cex" xmlns:w16cid="http://schemas.microsoft.com/office/word/2016/wordml/cid" xmlns:w16="http://schemas.microsoft.com/office/word/2018/wordml" xmlns:w16du="http://schemas.microsoft.com/office/word/2023/wordml/word16du" xmlns:w16sdtdh="http://schemas.microsoft.com/office/word/2020/wordml/sdtdatahash" xmlns:w16sdtfl="http://schemas.microsoft.com/office/word/2024/wordml/sdtformatlock" xmlns:w16se="http://schemas.microsoft.com/office/word/2015/wordml/symex" xmlns:wpg="http://schemas.microsoft.com/office/word/2010/wordprocessingGroup" xmlns:wpi="http://schemas.microsoft.com/office/word/2010/wordprocessingInk" xmlns:wne="http://schemas.microsoft.com/office/word/2006/wordml" xmlns:wps="http://schemas.microsoft.com/office/word/2010/wordprocessingShape" mc:Ignorable="w14 w15 w16se w16cid w16 w16cex w16sdtdh w16sdtfl w16du wp14">
+<w:hdr xmlns:wpc="http://schemas.microsoft.com/office/word/2010/wordprocessingCanvas" xmlns:cx="http://schemas.microsoft.com/office/drawing/2014/chartex" xmlns:cx1="http://schemas.microsoft.com/office/drawing/2015/9/8/chartex" xmlns:cx2="http://schemas.microsoft.com/office/drawing/2015/10/21/chartex" xmlns:cx3="http://schemas.microsoft.com/office/drawing/2016/5/9/chartex" xmlns:cx4="http://schemas.microsoft.com/office/drawing/2016/5/10/chartex" xmlns:cx5="http://schemas.microsoft.com/office/drawing/2016/5/11/chartex" xmlns:cx6="http://schemas.microsoft.com/office/drawing/2016/5/12/chartex" xmlns:cx7="http://schemas.microsoft.com/office/drawing/2016/5/13/chartex" xmlns:cx8="http://schemas.microsoft.com/office/drawing/2016/5/14/chartex" xmlns:mc="http://schemas.openxmlformats.org/markup-compatibility/2006" xmlns:aink="http://schemas.microsoft.com/office/drawing/2016/ink" xmlns:am3d="http://schemas.microsoft.com/office/drawing/2017/model3d" xmlns:o="urn:schemas-microsoft-com:office:office" xmlns:oel="http://schemas.microsoft.com/office/2019/extlst" xmlns:r="http://schemas.openxmlformats.org/officeDocument/2006/relationships" xmlns:m="http://schemas.openxmlformats.org/officeDocument/2006/math" xmlns:v="urn:schemas-microsoft-com:vml" xmlns:wp14="http://schemas.microsoft.com/office/word/2010/wordprocessingDrawing" xmlns:wp="http://schemas.openxmlformats.org/drawingml/2006/wordprocessingDrawing" xmlns:w10="urn:schemas-microsoft-com:office:word" xmlns:w="http://schemas.openxmlformats.org/wordprocessingml/2006/main" xmlns:w14="http://schemas.microsoft.com/office/word/2010/wordml" xmlns:w15="http://schemas.microsoft.com/office/word/2012/wordml" xmlns:w16cei="http://schemas.microsoft.com/office/word/2026/wordml/cei" xmlns:w16cex="http://schemas.microsoft.com/office/word/2018/wordml/cex" xmlns:w16cid="http://schemas.microsoft.com/office/word/2016/wordml/cid" xmlns:w16="http://schemas.microsoft.com/office/word/2018/wordml" xmlns:w16du="http://schemas.microsoft.com/office/word/2023/wordml/word16du" xmlns:w16sdtdh="http://schemas.microsoft.com/office/word/2020/wordml/sdtdatahash" xmlns:w16sdtfl="http://schemas.microsoft.com/office/word/2024/wordml/sdtformatlock" xmlns:w16se="http://schemas.microsoft.com/office/word/2015/wordml/symex" xmlns:wpg="http://schemas.microsoft.com/office/word/2010/wordprocessingGroup" xmlns:wpi="http://schemas.microsoft.com/office/word/2010/wordprocessingInk" xmlns:wne="http://schemas.microsoft.com/office/word/2006/wordml" xmlns:wps="http://schemas.microsoft.com/office/word/2010/wordprocessingShape" mc:Ignorable="w14 w15 w16se w16cid w16 w16cex w16sdtdh w16sdtfl w16du wp14">
   <w:p>
     <w:pPr>
       <w:spacing w:after="0" w:line="259" w:lineRule="auto"/>
@@ -4851,7 +4380,7 @@
 </file>
 
 <file path=word/header4.xml><?xml version="1.0" encoding="utf-8"?>
-<w:hdr xmlns:wpc="http://schemas.microsoft.com/office/word/2010/wordprocessingCanvas" xmlns:cx="http://schemas.microsoft.com/office/drawing/2014/chartex" xmlns:cx1="http://schemas.microsoft.com/office/drawing/2015/9/8/chartex" xmlns:cx2="http://schemas.microsoft.com/office/drawing/2015/10/21/chartex" xmlns:cx3="http://schemas.microsoft.com/office/drawing/2016/5/9/chartex" xmlns:cx4="http://schemas.microsoft.com/office/drawing/2016/5/10/chartex" xmlns:cx5="http://schemas.microsoft.com/office/drawing/2016/5/11/chartex" xmlns:cx6="http://schemas.microsoft.com/office/drawing/2016/5/12/chartex" xmlns:cx7="http://schemas.microsoft.com/office/drawing/2016/5/13/chartex" xmlns:cx8="http://schemas.microsoft.com/office/drawing/2016/5/14/chartex" xmlns:mc="http://schemas.openxmlformats.org/markup-compatibility/2006" xmlns:aink="http://schemas.microsoft.com/office/drawing/2016/ink" xmlns:am3d="http://schemas.microsoft.com/office/drawing/2017/model3d" xmlns:o="urn:schemas-microsoft-com:office:office" xmlns:oel="http://schemas.microsoft.com/office/2019/extlst" xmlns:r="http://schemas.openxmlformats.org/officeDocument/2006/relationships" xmlns:m="http://schemas.openxmlformats.org/officeDocument/2006/math" xmlns:v="urn:schemas-microsoft-com:vml" xmlns:wp14="http://schemas.microsoft.com/office/word/2010/wordprocessingDrawing" xmlns:wp="http://schemas.openxmlformats.org/drawingml/2006/wordprocessingDrawing" xmlns:w10="urn:schemas-microsoft-com:office:word" xmlns:w="http://schemas.openxmlformats.org/wordprocessingml/2006/main" xmlns:w14="http://schemas.microsoft.com/office/word/2010/wordml" xmlns:w15="http://schemas.microsoft.com/office/word/2012/wordml" xmlns:w16cex="http://schemas.microsoft.com/office/word/2018/wordml/cex" xmlns:w16cid="http://schemas.microsoft.com/office/word/2016/wordml/cid" xmlns:w16="http://schemas.microsoft.com/office/word/2018/wordml" xmlns:w16du="http://schemas.microsoft.com/office/word/2023/wordml/word16du" xmlns:w16sdtdh="http://schemas.microsoft.com/office/word/2020/wordml/sdtdatahash" xmlns:w16sdtfl="http://schemas.microsoft.com/office/word/2024/wordml/sdtformatlock" xmlns:w16se="http://schemas.microsoft.com/office/word/2015/wordml/symex" xmlns:wpg="http://schemas.microsoft.com/office/word/2010/wordprocessingGroup" xmlns:wpi="http://schemas.microsoft.com/office/word/2010/wordprocessingInk" xmlns:wne="http://schemas.microsoft.com/office/word/2006/wordml" xmlns:wps="http://schemas.microsoft.com/office/word/2010/wordprocessingShape" mc:Ignorable="w14 w15 w16se w16cid w16 w16cex w16sdtdh w16sdtfl w16du wp14">
+<w:hdr xmlns:wpc="http://schemas.microsoft.com/office/word/2010/wordprocessingCanvas" xmlns:cx="http://schemas.microsoft.com/office/drawing/2014/chartex" xmlns:cx1="http://schemas.microsoft.com/office/drawing/2015/9/8/chartex" xmlns:cx2="http://schemas.microsoft.com/office/drawing/2015/10/21/chartex" xmlns:cx3="http://schemas.microsoft.com/office/drawing/2016/5/9/chartex" xmlns:cx4="http://schemas.microsoft.com/office/drawing/2016/5/10/chartex" xmlns:cx5="http://schemas.microsoft.com/office/drawing/2016/5/11/chartex" xmlns:cx6="http://schemas.microsoft.com/office/drawing/2016/5/12/chartex" xmlns:cx7="http://schemas.microsoft.com/office/drawing/2016/5/13/chartex" xmlns:cx8="http://schemas.microsoft.com/office/drawing/2016/5/14/chartex" xmlns:mc="http://schemas.openxmlformats.org/markup-compatibility/2006" xmlns:aink="http://schemas.microsoft.com/office/drawing/2016/ink" xmlns:am3d="http://schemas.microsoft.com/office/drawing/2017/model3d" xmlns:o="urn:schemas-microsoft-com:office:office" xmlns:oel="http://schemas.microsoft.com/office/2019/extlst" xmlns:r="http://schemas.openxmlformats.org/officeDocument/2006/relationships" xmlns:m="http://schemas.openxmlformats.org/officeDocument/2006/math" xmlns:v="urn:schemas-microsoft-com:vml" xmlns:wp14="http://schemas.microsoft.com/office/word/2010/wordprocessingDrawing" xmlns:wp="http://schemas.openxmlformats.org/drawingml/2006/wordprocessingDrawing" xmlns:w10="urn:schemas-microsoft-com:office:word" xmlns:w="http://schemas.openxmlformats.org/wordprocessingml/2006/main" xmlns:w14="http://schemas.microsoft.com/office/word/2010/wordml" xmlns:w15="http://schemas.microsoft.com/office/word/2012/wordml" xmlns:w16cei="http://schemas.microsoft.com/office/word/2026/wordml/cei" xmlns:w16cex="http://schemas.microsoft.com/office/word/2018/wordml/cex" xmlns:w16cid="http://schemas.microsoft.com/office/word/2016/wordml/cid" xmlns:w16="http://schemas.microsoft.com/office/word/2018/wordml" xmlns:w16du="http://schemas.microsoft.com/office/word/2023/wordml/word16du" xmlns:w16sdtdh="http://schemas.microsoft.com/office/word/2020/wordml/sdtdatahash" xmlns:w16sdtfl="http://schemas.microsoft.com/office/word/2024/wordml/sdtformatlock" xmlns:w16se="http://schemas.microsoft.com/office/word/2015/wordml/symex" xmlns:wpg="http://schemas.microsoft.com/office/word/2010/wordprocessingGroup" xmlns:wpi="http://schemas.microsoft.com/office/word/2010/wordprocessingInk" xmlns:wne="http://schemas.microsoft.com/office/word/2006/wordml" xmlns:wps="http://schemas.microsoft.com/office/word/2010/wordprocessingShape" mc:Ignorable="w14 w15 w16se w16cid w16 w16cex w16sdtdh w16sdtfl w16du wp14">
   <w:p>
     <w:pPr>
       <w:spacing w:after="160" w:line="259" w:lineRule="auto"/>
@@ -4863,7 +4392,7 @@
 </file>
 
 <file path=word/header5.xml><?xml version="1.0" encoding="utf-8"?>
-<w:hdr xmlns:wpc="http://schemas.microsoft.com/office/word/2010/wordprocessingCanvas" xmlns:cx="http://schemas.microsoft.com/office/drawing/2014/chartex" xmlns:cx1="http://schemas.microsoft.com/office/drawing/2015/9/8/chartex" xmlns:cx2="http://schemas.microsoft.com/office/drawing/2015/10/21/chartex" xmlns:cx3="http://schemas.microsoft.com/office/drawing/2016/5/9/chartex" xmlns:cx4="http://schemas.microsoft.com/office/drawing/2016/5/10/chartex" xmlns:cx5="http://schemas.microsoft.com/office/drawing/2016/5/11/chartex" xmlns:cx6="http://schemas.microsoft.com/office/drawing/2016/5/12/chartex" xmlns:cx7="http://schemas.microsoft.com/office/drawing/2016/5/13/chartex" xmlns:cx8="http://schemas.microsoft.com/office/drawing/2016/5/14/chartex" xmlns:mc="http://schemas.openxmlformats.org/markup-compatibility/2006" xmlns:aink="http://schemas.microsoft.com/office/drawing/2016/ink" xmlns:am3d="http://schemas.microsoft.com/office/drawing/2017/model3d" xmlns:o="urn:schemas-microsoft-com:office:office" xmlns:oel="http://schemas.microsoft.com/office/2019/extlst" xmlns:r="http://schemas.openxmlformats.org/officeDocument/2006/relationships" xmlns:m="http://schemas.openxmlformats.org/officeDocument/2006/math" xmlns:v="urn:schemas-microsoft-com:vml" xmlns:wp14="http://schemas.microsoft.com/office/word/2010/wordprocessingDrawing" xmlns:wp="http://schemas.openxmlformats.org/drawingml/2006/wordprocessingDrawing" xmlns:w10="urn:schemas-microsoft-com:office:word" xmlns:w="http://schemas.openxmlformats.org/wordprocessingml/2006/main" xmlns:w14="http://schemas.microsoft.com/office/word/2010/wordml" xmlns:w15="http://schemas.microsoft.com/office/word/2012/wordml" xmlns:w16cex="http://schemas.microsoft.com/office/word/2018/wordml/cex" xmlns:w16cid="http://schemas.microsoft.com/office/word/2016/wordml/cid" xmlns:w16="http://schemas.microsoft.com/office/word/2018/wordml" xmlns:w16du="http://schemas.microsoft.com/office/word/2023/wordml/word16du" xmlns:w16sdtdh="http://schemas.microsoft.com/office/word/2020/wordml/sdtdatahash" xmlns:w16sdtfl="http://schemas.microsoft.com/office/word/2024/wordml/sdtformatlock" xmlns:w16se="http://schemas.microsoft.com/office/word/2015/wordml/symex" xmlns:wpg="http://schemas.microsoft.com/office/word/2010/wordprocessingGroup" xmlns:wpi="http://schemas.microsoft.com/office/word/2010/wordprocessingInk" xmlns:wne="http://schemas.microsoft.com/office/word/2006/wordml" xmlns:wps="http://schemas.microsoft.com/office/word/2010/wordprocessingShape" mc:Ignorable="w14 w15 w16se w16cid w16 w16cex w16sdtdh w16sdtfl w16du wp14">
+<w:hdr xmlns:wpc="http://schemas.microsoft.com/office/word/2010/wordprocessingCanvas" xmlns:cx="http://schemas.microsoft.com/office/drawing/2014/chartex" xmlns:cx1="http://schemas.microsoft.com/office/drawing/2015/9/8/chartex" xmlns:cx2="http://schemas.microsoft.com/office/drawing/2015/10/21/chartex" xmlns:cx3="http://schemas.microsoft.com/office/drawing/2016/5/9/chartex" xmlns:cx4="http://schemas.microsoft.com/office/drawing/2016/5/10/chartex" xmlns:cx5="http://schemas.microsoft.com/office/drawing/2016/5/11/chartex" xmlns:cx6="http://schemas.microsoft.com/office/drawing/2016/5/12/chartex" xmlns:cx7="http://schemas.microsoft.com/office/drawing/2016/5/13/chartex" xmlns:cx8="http://schemas.microsoft.com/office/drawing/2016/5/14/chartex" xmlns:mc="http://schemas.openxmlformats.org/markup-compatibility/2006" xmlns:aink="http://schemas.microsoft.com/office/drawing/2016/ink" xmlns:am3d="http://schemas.microsoft.com/office/drawing/2017/model3d" xmlns:o="urn:schemas-microsoft-com:office:office" xmlns:oel="http://schemas.microsoft.com/office/2019/extlst" xmlns:r="http://schemas.openxmlformats.org/officeDocument/2006/relationships" xmlns:m="http://schemas.openxmlformats.org/officeDocument/2006/math" xmlns:v="urn:schemas-microsoft-com:vml" xmlns:wp14="http://schemas.microsoft.com/office/word/2010/wordprocessingDrawing" xmlns:wp="http://schemas.openxmlformats.org/drawingml/2006/wordprocessingDrawing" xmlns:w10="urn:schemas-microsoft-com:office:word" xmlns:w="http://schemas.openxmlformats.org/wordprocessingml/2006/main" xmlns:w14="http://schemas.microsoft.com/office/word/2010/wordml" xmlns:w15="http://schemas.microsoft.com/office/word/2012/wordml" xmlns:w16cei="http://schemas.microsoft.com/office/word/2026/wordml/cei" xmlns:w16cex="http://schemas.microsoft.com/office/word/2018/wordml/cex" xmlns:w16cid="http://schemas.microsoft.com/office/word/2016/wordml/cid" xmlns:w16="http://schemas.microsoft.com/office/word/2018/wordml" xmlns:w16du="http://schemas.microsoft.com/office/word/2023/wordml/word16du" xmlns:w16sdtdh="http://schemas.microsoft.com/office/word/2020/wordml/sdtdatahash" xmlns:w16sdtfl="http://schemas.microsoft.com/office/word/2024/wordml/sdtformatlock" xmlns:w16se="http://schemas.microsoft.com/office/word/2015/wordml/symex" xmlns:wpg="http://schemas.microsoft.com/office/word/2010/wordprocessingGroup" xmlns:wpi="http://schemas.microsoft.com/office/word/2010/wordprocessingInk" xmlns:wne="http://schemas.microsoft.com/office/word/2006/wordml" xmlns:wps="http://schemas.microsoft.com/office/word/2010/wordprocessingShape" mc:Ignorable="w14 w15 w16se w16cid w16 w16cex w16sdtdh w16sdtfl w16du wp14">
   <w:p>
     <w:pPr>
       <w:spacing w:after="160" w:line="259" w:lineRule="auto"/>
@@ -4875,7 +4404,7 @@
 </file>
 
 <file path=word/header6.xml><?xml version="1.0" encoding="utf-8"?>
-<w:hdr xmlns:wpc="http://schemas.microsoft.com/office/word/2010/wordprocessingCanvas" xmlns:cx="http://schemas.microsoft.com/office/drawing/2014/chartex" xmlns:cx1="http://schemas.microsoft.com/office/drawing/2015/9/8/chartex" xmlns:cx2="http://schemas.microsoft.com/office/drawing/2015/10/21/chartex" xmlns:cx3="http://schemas.microsoft.com/office/drawing/2016/5/9/chartex" xmlns:cx4="http://schemas.microsoft.com/office/drawing/2016/5/10/chartex" xmlns:cx5="http://schemas.microsoft.com/office/drawing/2016/5/11/chartex" xmlns:cx6="http://schemas.microsoft.com/office/drawing/2016/5/12/chartex" xmlns:cx7="http://schemas.microsoft.com/office/drawing/2016/5/13/chartex" xmlns:cx8="http://schemas.microsoft.com/office/drawing/2016/5/14/chartex" xmlns:mc="http://schemas.openxmlformats.org/markup-compatibility/2006" xmlns:aink="http://schemas.microsoft.com/office/drawing/2016/ink" xmlns:am3d="http://schemas.microsoft.com/office/drawing/2017/model3d" xmlns:o="urn:schemas-microsoft-com:office:office" xmlns:oel="http://schemas.microsoft.com/office/2019/extlst" xmlns:r="http://schemas.openxmlformats.org/officeDocument/2006/relationships" xmlns:m="http://schemas.openxmlformats.org/officeDocument/2006/math" xmlns:v="urn:schemas-microsoft-com:vml" xmlns:wp14="http://schemas.microsoft.com/office/word/2010/wordprocessingDrawing" xmlns:wp="http://schemas.openxmlformats.org/drawingml/2006/wordprocessingDrawing" xmlns:w10="urn:schemas-microsoft-com:office:word" xmlns:w="http://schemas.openxmlformats.org/wordprocessingml/2006/main" xmlns:w14="http://schemas.microsoft.com/office/word/2010/wordml" xmlns:w15="http://schemas.microsoft.com/office/word/2012/wordml" xmlns:w16cex="http://schemas.microsoft.com/office/word/2018/wordml/cex" xmlns:w16cid="http://schemas.microsoft.com/office/word/2016/wordml/cid" xmlns:w16="http://schemas.microsoft.com/office/word/2018/wordml" xmlns:w16du="http://schemas.microsoft.com/office/word/2023/wordml/word16du" xmlns:w16sdtdh="http://schemas.microsoft.com/office/word/2020/wordml/sdtdatahash" xmlns:w16sdtfl="http://schemas.microsoft.com/office/word/2024/wordml/sdtformatlock" xmlns:w16se="http://schemas.microsoft.com/office/word/2015/wordml/symex" xmlns:wpg="http://schemas.microsoft.com/office/word/2010/wordprocessingGroup" xmlns:wpi="http://schemas.microsoft.com/office/word/2010/wordprocessingInk" xmlns:wne="http://schemas.microsoft.com/office/word/2006/wordml" xmlns:wps="http://schemas.microsoft.com/office/word/2010/wordprocessingShape" mc:Ignorable="w14 w15 w16se w16cid w16 w16cex w16sdtdh w16sdtfl w16du wp14">
+<w:hdr xmlns:wpc="http://schemas.microsoft.com/office/word/2010/wordprocessingCanvas" xmlns:cx="http://schemas.microsoft.com/office/drawing/2014/chartex" xmlns:cx1="http://schemas.microsoft.com/office/drawing/2015/9/8/chartex" xmlns:cx2="http://schemas.microsoft.com/office/drawing/2015/10/21/chartex" xmlns:cx3="http://schemas.microsoft.com/office/drawing/2016/5/9/chartex" xmlns:cx4="http://schemas.microsoft.com/office/drawing/2016/5/10/chartex" xmlns:cx5="http://schemas.microsoft.com/office/drawing/2016/5/11/chartex" xmlns:cx6="http://schemas.microsoft.com/office/drawing/2016/5/12/chartex" xmlns:cx7="http://schemas.microsoft.com/office/drawing/2016/5/13/chartex" xmlns:cx8="http://schemas.microsoft.com/office/drawing/2016/5/14/chartex" xmlns:mc="http://schemas.openxmlformats.org/markup-compatibility/2006" xmlns:aink="http://schemas.microsoft.com/office/drawing/2016/ink" xmlns:am3d="http://schemas.microsoft.com/office/drawing/2017/model3d" xmlns:o="urn:schemas-microsoft-com:office:office" xmlns:oel="http://schemas.microsoft.com/office/2019/extlst" xmlns:r="http://schemas.openxmlformats.org/officeDocument/2006/relationships" xmlns:m="http://schemas.openxmlformats.org/officeDocument/2006/math" xmlns:v="urn:schemas-microsoft-com:vml" xmlns:wp14="http://schemas.microsoft.com/office/word/2010/wordprocessingDrawing" xmlns:wp="http://schemas.openxmlformats.org/drawingml/2006/wordprocessingDrawing" xmlns:w10="urn:schemas-microsoft-com:office:word" xmlns:w="http://schemas.openxmlformats.org/wordprocessingml/2006/main" xmlns:w14="http://schemas.microsoft.com/office/word/2010/wordml" xmlns:w15="http://schemas.microsoft.com/office/word/2012/wordml" xmlns:w16cei="http://schemas.microsoft.com/office/word/2026/wordml/cei" xmlns:w16cex="http://schemas.microsoft.com/office/word/2018/wordml/cex" xmlns:w16cid="http://schemas.microsoft.com/office/word/2016/wordml/cid" xmlns:w16="http://schemas.microsoft.com/office/word/2018/wordml" xmlns:w16du="http://schemas.microsoft.com/office/word/2023/wordml/word16du" xmlns:w16sdtdh="http://schemas.microsoft.com/office/word/2020/wordml/sdtdatahash" xmlns:w16sdtfl="http://schemas.microsoft.com/office/word/2024/wordml/sdtformatlock" xmlns:w16se="http://schemas.microsoft.com/office/word/2015/wordml/symex" xmlns:wpg="http://schemas.microsoft.com/office/word/2010/wordprocessingGroup" xmlns:wpi="http://schemas.microsoft.com/office/word/2010/wordprocessingInk" xmlns:wne="http://schemas.microsoft.com/office/word/2006/wordml" xmlns:wps="http://schemas.microsoft.com/office/word/2010/wordprocessingShape" mc:Ignorable="w14 w15 w16se w16cid w16 w16cex w16sdtdh w16sdtfl w16du wp14">
   <w:p>
     <w:pPr>
       <w:spacing w:after="160" w:line="259" w:lineRule="auto"/>
@@ -4887,7 +4416,7 @@
 </file>
 
 <file path=word/numbering.xml><?xml version="1.0" encoding="utf-8"?>
-<w:numbering xmlns:wpc="http://schemas.microsoft.com/office/word/2010/wordprocessingCanvas" xmlns:cx="http://schemas.microsoft.com/office/drawing/2014/chartex" xmlns:cx1="http://schemas.microsoft.com/office/drawing/2015/9/8/chartex" xmlns:cx2="http://schemas.microsoft.com/office/drawing/2015/10/21/chartex" xmlns:cx3="http://schemas.microsoft.com/office/drawing/2016/5/9/chartex" xmlns:cx4="http://schemas.microsoft.com/office/drawing/2016/5/10/chartex" xmlns:cx5="http://schemas.microsoft.com/office/drawing/2016/5/11/chartex" xmlns:cx6="http://schemas.microsoft.com/office/drawing/2016/5/12/chartex" xmlns:cx7="http://schemas.microsoft.com/office/drawing/2016/5/13/chartex" xmlns:cx8="http://schemas.microsoft.com/office/drawing/2016/5/14/chartex" xmlns:mc="http://schemas.openxmlformats.org/markup-compatibility/2006" xmlns:aink="http://schemas.microsoft.com/office/drawing/2016/ink" xmlns:am3d="http://schemas.microsoft.com/office/drawing/2017/model3d" xmlns:o="urn:schemas-microsoft-com:office:office" xmlns:oel="http://schemas.microsoft.com/office/2019/extlst" xmlns:r="http://schemas.openxmlformats.org/officeDocument/2006/relationships" xmlns:m="http://schemas.openxmlformats.org/officeDocument/2006/math" xmlns:v="urn:schemas-microsoft-com:vml" xmlns:wp14="http://schemas.microsoft.com/office/word/2010/wordprocessingDrawing" xmlns:wp="http://schemas.openxmlformats.org/drawingml/2006/wordprocessingDrawing" xmlns:w10="urn:schemas-microsoft-com:office:word" xmlns:w="http://schemas.openxmlformats.org/wordprocessingml/2006/main" xmlns:w14="http://schemas.microsoft.com/office/word/2010/wordml" xmlns:w15="http://schemas.microsoft.com/office/word/2012/wordml" xmlns:w16cex="http://schemas.microsoft.com/office/word/2018/wordml/cex" xmlns:w16cid="http://schemas.microsoft.com/office/word/2016/wordml/cid" xmlns:w16="http://schemas.microsoft.com/office/word/2018/wordml" xmlns:w16du="http://schemas.microsoft.com/office/word/2023/wordml/word16du" xmlns:w16sdtdh="http://schemas.microsoft.com/office/word/2020/wordml/sdtdatahash" xmlns:w16sdtfl="http://schemas.microsoft.com/office/word/2024/wordml/sdtformatlock" xmlns:w16se="http://schemas.microsoft.com/office/word/2015/wordml/symex" xmlns:wpg="http://schemas.microsoft.com/office/word/2010/wordprocessingGroup" xmlns:wpi="http://schemas.microsoft.com/office/word/2010/wordprocessingInk" xmlns:wne="http://schemas.microsoft.com/office/word/2006/wordml" xmlns:wps="http://schemas.microsoft.com/office/word/2010/wordprocessingShape" mc:Ignorable="w14 w15 w16se w16cid w16 w16cex w16sdtdh w16sdtfl w16du wp14">
+<w:numbering xmlns:wpc="http://schemas.microsoft.com/office/word/2010/wordprocessingCanvas" xmlns:cx="http://schemas.microsoft.com/office/drawing/2014/chartex" xmlns:cx1="http://schemas.microsoft.com/office/drawing/2015/9/8/chartex" xmlns:cx2="http://schemas.microsoft.com/office/drawing/2015/10/21/chartex" xmlns:cx3="http://schemas.microsoft.com/office/drawing/2016/5/9/chartex" xmlns:cx4="http://schemas.microsoft.com/office/drawing/2016/5/10/chartex" xmlns:cx5="http://schemas.microsoft.com/office/drawing/2016/5/11/chartex" xmlns:cx6="http://schemas.microsoft.com/office/drawing/2016/5/12/chartex" xmlns:cx7="http://schemas.microsoft.com/office/drawing/2016/5/13/chartex" xmlns:cx8="http://schemas.microsoft.com/office/drawing/2016/5/14/chartex" xmlns:mc="http://schemas.openxmlformats.org/markup-compatibility/2006" xmlns:aink="http://schemas.microsoft.com/office/drawing/2016/ink" xmlns:am3d="http://schemas.microsoft.com/office/drawing/2017/model3d" xmlns:o="urn:schemas-microsoft-com:office:office" xmlns:oel="http://schemas.microsoft.com/office/2019/extlst" xmlns:r="http://schemas.openxmlformats.org/officeDocument/2006/relationships" xmlns:m="http://schemas.openxmlformats.org/officeDocument/2006/math" xmlns:v="urn:schemas-microsoft-com:vml" xmlns:wp14="http://schemas.microsoft.com/office/word/2010/wordprocessingDrawing" xmlns:wp="http://schemas.openxmlformats.org/drawingml/2006/wordprocessingDrawing" xmlns:w10="urn:schemas-microsoft-com:office:word" xmlns:w="http://schemas.openxmlformats.org/wordprocessingml/2006/main" xmlns:w14="http://schemas.microsoft.com/office/word/2010/wordml" xmlns:w15="http://schemas.microsoft.com/office/word/2012/wordml" xmlns:w16cei="http://schemas.microsoft.com/office/word/2026/wordml/cei" xmlns:w16cex="http://schemas.microsoft.com/office/word/2018/wordml/cex" xmlns:w16cid="http://schemas.microsoft.com/office/word/2016/wordml/cid" xmlns:w16="http://schemas.microsoft.com/office/word/2018/wordml" xmlns:w16du="http://schemas.microsoft.com/office/word/2023/wordml/word16du" xmlns:w16sdtdh="http://schemas.microsoft.com/office/word/2020/wordml/sdtdatahash" xmlns:w16sdtfl="http://schemas.microsoft.com/office/word/2024/wordml/sdtformatlock" xmlns:w16se="http://schemas.microsoft.com/office/word/2015/wordml/symex" xmlns:wpg="http://schemas.microsoft.com/office/word/2010/wordprocessingGroup" xmlns:wpi="http://schemas.microsoft.com/office/word/2010/wordprocessingInk" xmlns:wne="http://schemas.microsoft.com/office/word/2006/wordml" xmlns:wps="http://schemas.microsoft.com/office/word/2010/wordprocessingShape" mc:Ignorable="w14 w15 w16se w16cid w16 w16cex w16sdtdh w16sdtfl w16du wp14">
   <w:abstractNum w:abstractNumId="0" w15:restartNumberingAfterBreak="0">
     <w:nsid w:val="0B671B08"/>
     <w:multiLevelType w:val="hybridMultilevel"/>
